--- a/InCorp Proposal Gift City.docx
+++ b/InCorp Proposal Gift City.docx
@@ -438,8 +438,18 @@
           <w:sz w:val="28"/>
           <w:szCs w:val="28"/>
         </w:rPr>
-        <w:t>About InCorp</w:t>
-      </w:r>
+        <w:t xml:space="preserve">About </w:t>
+      </w:r>
+      <w:proofErr w:type="spellStart"/>
+      <w:r>
+        <w:rPr>
+          <w:color w:val="auto"/>
+          <w:sz w:val="28"/>
+          <w:szCs w:val="28"/>
+        </w:rPr>
+        <w:t>InCorp</w:t>
+      </w:r>
+      <w:proofErr w:type="spellEnd"/>
       <w:r>
         <w:rPr>
           <w:color w:val="auto"/>
@@ -563,12 +573,21 @@
       <w:pPr>
         <w:jc w:val="both"/>
       </w:pPr>
+      <w:proofErr w:type="spellStart"/>
       <w:r>
         <w:rPr>
           <w:rFonts w:cs="Roboto-Regular"/>
           <w:kern w:val="0"/>
         </w:rPr>
-        <w:t xml:space="preserve">InCorp is </w:t>
+        <w:t>InCorp</w:t>
+      </w:r>
+      <w:proofErr w:type="spellEnd"/>
+      <w:r>
+        <w:rPr>
+          <w:rFonts w:cs="Roboto-Regular"/>
+          <w:kern w:val="0"/>
+        </w:rPr>
+        <w:t xml:space="preserve"> is </w:t>
       </w:r>
       <w:r>
         <w:rPr>
@@ -2162,7 +2181,23 @@
           <w:rFonts w:cs="Roboto-Regular"/>
           <w:kern w:val="0"/>
         </w:rPr>
-        <w:t>comprehensive services to help them turn their “Vision To Reality”.</w:t>
+        <w:t xml:space="preserve">comprehensive services to help them turn their “Vision </w:t>
+      </w:r>
+      <w:proofErr w:type="gramStart"/>
+      <w:r>
+        <w:rPr>
+          <w:rFonts w:cs="Roboto-Regular"/>
+          <w:kern w:val="0"/>
+        </w:rPr>
+        <w:t>To</w:t>
+      </w:r>
+      <w:proofErr w:type="gramEnd"/>
+      <w:r>
+        <w:rPr>
+          <w:rFonts w:cs="Roboto-Regular"/>
+          <w:kern w:val="0"/>
+        </w:rPr>
+        <w:t xml:space="preserve"> Reality”.</w:t>
       </w:r>
     </w:p>
     <w:p>
@@ -6634,7 +6669,7 @@
                 <w:noProof/>
               </w:rPr>
               <w:drawing>
-                <wp:inline distT="0" distB="0" distL="0" distR="0" wp14:anchorId="60E00CDE" wp14:editId="620D14C8">
+                <wp:inline distT="0" distB="0" distL="0" distR="0" wp14:anchorId="60E00CDE" wp14:editId="799FAA00">
                   <wp:extent cx="720000" cy="537596"/>
                   <wp:effectExtent l="0" t="0" r="0" b="0"/>
                   <wp:docPr id="288446647" name="Picture 288446647"/>
@@ -7085,7 +7120,6 @@
         </w:rPr>
       </w:pPr>
       <w:bookmarkStart w:id="6" w:name="_Toc150963122"/>
-      <w:commentRangeStart w:id="7"/>
       <w:r>
         <w:rPr>
           <w:color w:val="auto"/>
@@ -7127,16 +7161,6 @@
           <w:color w:val="auto"/>
         </w:rPr>
         <w:t>6</w:t>
-      </w:r>
-      <w:commentRangeEnd w:id="7"/>
-      <w:r>
-        <w:rPr>
-          <w:rStyle w:val="CommentReference"/>
-          <w:color w:val="auto"/>
-          <w:sz w:val="22"/>
-          <w:szCs w:val="22"/>
-        </w:rPr>
-        <w:commentReference w:id="7"/>
       </w:r>
     </w:p>
     <w:p>
@@ -7152,257 +7176,235 @@
           <w:color w:val="auto"/>
           <w:lang w:val="en-US"/>
         </w:rPr>
-        <w:t xml:space="preserve">Mr. </w:t>
-      </w:r>
-      <w:commentRangeStart w:id="8"/>
+        <w:t>Mr. Ishwaran Iyer</w:t>
+      </w:r>
+      <w:bookmarkStart w:id="7" w:name="_Hlk198904372"/>
       <w:r>
         <w:rPr>
           <w:color w:val="auto"/>
           <w:lang w:val="en-US"/>
         </w:rPr>
-        <w:t>Ishwaran Iyer</w:t>
-      </w:r>
-      <w:bookmarkStart w:id="9" w:name="_Hlk198904372"/>
-      <w:commentRangeEnd w:id="8"/>
-      <w:r>
-        <w:rPr>
-          <w:rStyle w:val="CommentReference"/>
-          <w:color w:val="auto"/>
-          <w:sz w:val="22"/>
-          <w:szCs w:val="22"/>
-          <w:lang w:val="en-US"/>
-        </w:rPr>
-        <w:commentReference w:id="8"/>
+        <w:br/>
       </w:r>
       <w:r>
         <w:rPr>
           <w:color w:val="auto"/>
           <w:lang w:val="en-US"/>
         </w:rPr>
-        <w:br/>
-      </w:r>
-      <w:commentRangeStart w:id="10"/>
+        <w:t xml:space="preserve">Lake Shore India </w:t>
+      </w:r>
+      <w:bookmarkEnd w:id="7"/>
       <w:r>
         <w:rPr>
           <w:color w:val="auto"/>
           <w:lang w:val="en-US"/>
         </w:rPr>
-        <w:t xml:space="preserve">Lake Shore India </w:t>
-      </w:r>
-      <w:bookmarkEnd w:id="9"/>
+        <w:t>Management Private Limited</w:t>
+      </w:r>
       <w:r>
         <w:rPr>
           <w:color w:val="auto"/>
           <w:lang w:val="en-US"/>
         </w:rPr>
-        <w:t>Management Private Limited</w:t>
+        <w:br/>
       </w:r>
       <w:r>
         <w:rPr>
           <w:color w:val="auto"/>
           <w:lang w:val="en-US"/>
         </w:rPr>
-        <w:br/>
+        <w:t>Unit No. 1611-12, 16th Floor, C Wing, G Block,</w:t>
       </w:r>
       <w:r>
         <w:rPr>
           <w:color w:val="auto"/>
           <w:lang w:val="en-US"/>
         </w:rPr>
-        <w:t>Unit No. 1611-12, 16th Floor, C Wing, G Block,</w:t>
+        <w:br/>
       </w:r>
       <w:r>
         <w:rPr>
           <w:color w:val="auto"/>
           <w:lang w:val="en-US"/>
         </w:rPr>
-        <w:br/>
+        <w:t>One BKC, Bandra Kurla Complex, Bandra (East),</w:t>
       </w:r>
       <w:r>
         <w:rPr>
           <w:color w:val="auto"/>
           <w:lang w:val="en-US"/>
         </w:rPr>
-        <w:t>One BKC, Bandra Kurla Complex, Bandra (East),</w:t>
+        <w:br/>
       </w:r>
       <w:r>
         <w:rPr>
           <w:color w:val="auto"/>
           <w:lang w:val="en-US"/>
         </w:rPr>
-        <w:br/>
-      </w:r>
-      <w:r>
+        <w:t>Mumbai City, Mumbai, Maharashtra, India, 400051</w:t>
+      </w:r>
+    </w:p>
+    <w:p>
+      <w:pPr>
         <w:rPr>
           <w:color w:val="auto"/>
           <w:lang w:val="en-US"/>
         </w:rPr>
-        <w:t>Mumbai City, Mumbai, Maharashtra, India, 400051</w:t>
-      </w:r>
-      <w:commentRangeEnd w:id="10"/>
-      <w:r>
-        <w:rPr>
-          <w:rStyle w:val="CommentReference"/>
+      </w:pPr>
+      <w:r>
+        <w:rPr>
           <w:color w:val="auto"/>
-          <w:sz w:val="22"/>
-          <w:szCs w:val="22"/>
-          <w:lang w:val="en-US"/>
-        </w:rPr>
-        <w:commentReference w:id="10"/>
-      </w:r>
-    </w:p>
-    <w:p>
-      <w:pPr>
+        </w:rPr>
+        <w:br/>
+      </w:r>
+      <w:r>
+        <w:rPr>
+          <w:color w:val="auto"/>
+        </w:rPr>
+        <w:t xml:space="preserve">Dear </w:t>
+      </w:r>
+      <w:r>
         <w:rPr>
           <w:color w:val="auto"/>
           <w:lang w:val="en-US"/>
         </w:rPr>
-      </w:pPr>
-      <w:r>
-        <w:rPr>
-          <w:color w:val="auto"/>
-        </w:rPr>
-        <w:br/>
-      </w:r>
-      <w:r>
-        <w:rPr>
-          <w:color w:val="auto"/>
-        </w:rPr>
-        <w:t xml:space="preserve">Dear </w:t>
+        <w:t>Mr.</w:t>
       </w:r>
       <w:r>
         <w:rPr>
           <w:color w:val="auto"/>
           <w:lang w:val="en-US"/>
         </w:rPr>
-        <w:t>Mr.</w:t>
-      </w:r>
-      <w:r>
+        <w:t xml:space="preserve"> Ishwaran Iyer</w:t>
+      </w:r>
+      <w:r>
+        <w:rPr>
+          <w:color w:val="auto"/>
+        </w:rPr>
+        <w:t>,</w:t>
+      </w:r>
+    </w:p>
+    <w:p>
+      <w:pPr>
+        <w:pStyle w:val="Heading1"/>
+        <w:jc w:val="center"/>
+        <w:rPr>
+          <w:color w:val="44546A" w:themeColor="text2"/>
+          <w:lang w:val="en-US"/>
+        </w:rPr>
+      </w:pPr>
+      <w:bookmarkStart w:id="8" w:name="_Toc150963118"/>
+      <w:r>
+        <w:rPr>
+          <w:caps w:val="0"/>
+          <w:color w:val="44546A" w:themeColor="text2"/>
+        </w:rPr>
+        <w:t xml:space="preserve">Re: </w:t>
+      </w:r>
+      <w:r>
+        <w:rPr>
+          <w:caps w:val="0"/>
+          <w:color w:val="44546A" w:themeColor="text2"/>
+        </w:rPr>
+        <w:t>Scope &amp; P</w:t>
+      </w:r>
+      <w:r>
+        <w:rPr>
+          <w:caps w:val="0"/>
+          <w:color w:val="44546A" w:themeColor="text2"/>
+        </w:rPr>
+        <w:t>roposal</w:t>
+      </w:r>
+      <w:bookmarkEnd w:id="8"/>
+      <w:r>
+        <w:rPr>
+          <w:caps w:val="0"/>
+          <w:color w:val="44546A" w:themeColor="text2"/>
+        </w:rPr>
+        <w:t xml:space="preserve"> for </w:t>
+      </w:r>
+      <w:r>
+        <w:rPr>
+          <w:caps w:val="0"/>
+          <w:color w:val="44546A" w:themeColor="text2"/>
+        </w:rPr>
+        <w:t xml:space="preserve">Lake Shore India Management </w:t>
+      </w:r>
+      <w:r>
+        <w:rPr>
+          <w:caps w:val="0"/>
+          <w:color w:val="44546A" w:themeColor="text2"/>
+        </w:rPr>
+        <w:t>P</w:t>
+      </w:r>
+      <w:r>
+        <w:rPr>
+          <w:caps w:val="0"/>
+          <w:color w:val="44546A" w:themeColor="text2"/>
+        </w:rPr>
+        <w:t xml:space="preserve">rivate </w:t>
+      </w:r>
+      <w:r>
+        <w:rPr>
+          <w:caps w:val="0"/>
+          <w:color w:val="44546A" w:themeColor="text2"/>
+        </w:rPr>
+        <w:t>L</w:t>
+      </w:r>
+      <w:r>
+        <w:rPr>
+          <w:caps w:val="0"/>
+          <w:color w:val="44546A" w:themeColor="text2"/>
+        </w:rPr>
+        <w:t>imited</w:t>
+      </w:r>
+      <w:r>
+        <w:rPr>
+          <w:caps w:val="0"/>
+          <w:color w:val="44546A" w:themeColor="text2"/>
+        </w:rPr>
+        <w:t>-</w:t>
+      </w:r>
+      <w:r>
+        <w:rPr>
+          <w:caps w:val="0"/>
+          <w:color w:val="44546A" w:themeColor="text2"/>
+        </w:rPr>
+        <w:t xml:space="preserve"> </w:t>
+      </w:r>
+      <w:r>
+        <w:rPr>
+          <w:caps w:val="0"/>
+          <w:color w:val="44546A" w:themeColor="text2"/>
+        </w:rPr>
+        <w:t>GIFT City Setup &amp; Services</w:t>
+      </w:r>
+    </w:p>
+    <w:p>
+      <w:pPr>
+        <w:spacing w:after="0"/>
+        <w:jc w:val="both"/>
         <w:rPr>
           <w:color w:val="auto"/>
           <w:lang w:val="en-US"/>
         </w:rPr>
-        <w:t xml:space="preserve"> </w:t>
-      </w:r>
-      <w:commentRangeStart w:id="11"/>
-      <w:r>
+      </w:pPr>
+    </w:p>
+    <w:p>
+      <w:pPr>
+        <w:spacing w:after="0"/>
+        <w:jc w:val="both"/>
         <w:rPr>
           <w:color w:val="auto"/>
           <w:lang w:val="en-US"/>
         </w:rPr>
-        <w:t>Ishwaran Iyer</w:t>
-      </w:r>
-      <w:commentRangeEnd w:id="11"/>
-      <w:r>
-        <w:rPr>
-          <w:rStyle w:val="CommentReference"/>
+      </w:pPr>
+      <w:r>
+        <w:rPr>
           <w:color w:val="auto"/>
-          <w:sz w:val="22"/>
-          <w:szCs w:val="22"/>
-        </w:rPr>
-        <w:commentReference w:id="11"/>
-      </w:r>
-      <w:r>
-        <w:rPr>
-          <w:color w:val="auto"/>
-        </w:rPr>
-        <w:t>,</w:t>
-      </w:r>
-    </w:p>
-    <w:p>
-      <w:pPr>
-        <w:pStyle w:val="Heading1"/>
-        <w:jc w:val="center"/>
-        <w:rPr>
-          <w:color w:val="44546A" w:themeColor="text2"/>
           <w:lang w:val="en-US"/>
         </w:rPr>
-      </w:pPr>
-      <w:bookmarkStart w:id="12" w:name="_Toc150963118"/>
-      <w:r>
-        <w:rPr>
-          <w:caps w:val="0"/>
-          <w:color w:val="44546A" w:themeColor="text2"/>
-        </w:rPr>
-        <w:t xml:space="preserve">Re: </w:t>
-      </w:r>
-      <w:r>
-        <w:rPr>
-          <w:caps w:val="0"/>
-          <w:color w:val="44546A" w:themeColor="text2"/>
-        </w:rPr>
-        <w:t>Scope &amp; P</w:t>
-      </w:r>
-      <w:r>
-        <w:rPr>
-          <w:caps w:val="0"/>
-          <w:color w:val="44546A" w:themeColor="text2"/>
-        </w:rPr>
-        <w:t>roposal</w:t>
-      </w:r>
-      <w:bookmarkEnd w:id="12"/>
-      <w:r>
-        <w:rPr>
-          <w:caps w:val="0"/>
-          <w:color w:val="44546A" w:themeColor="text2"/>
-        </w:rPr>
-        <w:t xml:space="preserve"> for </w:t>
-      </w:r>
-      <w:r>
-        <w:rPr>
-          <w:caps w:val="0"/>
-          <w:color w:val="44546A" w:themeColor="text2"/>
-        </w:rPr>
-        <w:t xml:space="preserve">Lake Shore India Management </w:t>
-      </w:r>
-      <w:r>
-        <w:rPr>
-          <w:caps w:val="0"/>
-          <w:color w:val="44546A" w:themeColor="text2"/>
-        </w:rPr>
-        <w:t>P</w:t>
-      </w:r>
-      <w:r>
-        <w:rPr>
-          <w:caps w:val="0"/>
-          <w:color w:val="44546A" w:themeColor="text2"/>
-        </w:rPr>
-        <w:t xml:space="preserve">rivate </w:t>
-      </w:r>
-      <w:r>
-        <w:rPr>
-          <w:caps w:val="0"/>
-          <w:color w:val="44546A" w:themeColor="text2"/>
-        </w:rPr>
-        <w:t>L</w:t>
-      </w:r>
-      <w:r>
-        <w:rPr>
-          <w:caps w:val="0"/>
-          <w:color w:val="44546A" w:themeColor="text2"/>
-        </w:rPr>
-        <w:t>imited</w:t>
-      </w:r>
-      <w:r>
-        <w:rPr>
-          <w:caps w:val="0"/>
-          <w:color w:val="44546A" w:themeColor="text2"/>
-        </w:rPr>
-        <w:t>-</w:t>
-      </w:r>
-      <w:r>
-        <w:rPr>
-          <w:caps w:val="0"/>
-          <w:color w:val="44546A" w:themeColor="text2"/>
-        </w:rPr>
-        <w:t xml:space="preserve"> </w:t>
-      </w:r>
-      <w:r>
-        <w:rPr>
-          <w:caps w:val="0"/>
-          <w:color w:val="44546A" w:themeColor="text2"/>
-        </w:rPr>
-        <w:t>GIFT City Setup &amp; Services</w:t>
+        <w:t>We are pleased to present our proposal to you.</w:t>
       </w:r>
     </w:p>
     <w:p>
@@ -7429,7 +7431,143 @@
           <w:color w:val="auto"/>
           <w:lang w:val="en-US"/>
         </w:rPr>
-        <w:t>We are pleased to present our proposal to you.</w:t>
+        <w:t xml:space="preserve">At </w:t>
+      </w:r>
+      <w:proofErr w:type="spellStart"/>
+      <w:r>
+        <w:rPr>
+          <w:color w:val="auto"/>
+          <w:lang w:val="en-US"/>
+        </w:rPr>
+        <w:t>InCorp</w:t>
+      </w:r>
+      <w:proofErr w:type="spellEnd"/>
+      <w:r>
+        <w:rPr>
+          <w:color w:val="auto"/>
+          <w:lang w:val="en-US"/>
+        </w:rPr>
+        <w:t xml:space="preserve"> (now </w:t>
+      </w:r>
+      <w:proofErr w:type="spellStart"/>
+      <w:r>
+        <w:rPr>
+          <w:color w:val="auto"/>
+          <w:lang w:val="en-US"/>
+        </w:rPr>
+        <w:t>Ascentium</w:t>
+      </w:r>
+      <w:proofErr w:type="spellEnd"/>
+      <w:r>
+        <w:rPr>
+          <w:color w:val="auto"/>
+          <w:lang w:val="en-US"/>
+        </w:rPr>
+        <w:t xml:space="preserve"> India)</w:t>
+      </w:r>
+      <w:r>
+        <w:rPr>
+          <w:color w:val="auto"/>
+          <w:lang w:val="en-US"/>
+        </w:rPr>
+        <w:t xml:space="preserve">, </w:t>
+      </w:r>
+      <w:r>
+        <w:rPr>
+          <w:color w:val="auto"/>
+        </w:rPr>
+        <w:t xml:space="preserve">we offer turnkey advisory and implementation services for businesses expanding into GIFT IFSC covering entity setup, regulatory licensing, </w:t>
+      </w:r>
+      <w:r>
+        <w:rPr>
+          <w:color w:val="auto"/>
+        </w:rPr>
+        <w:t xml:space="preserve">obtaining various registration </w:t>
+      </w:r>
+      <w:r>
+        <w:rPr>
+          <w:color w:val="auto"/>
+        </w:rPr>
+        <w:t xml:space="preserve">and </w:t>
+      </w:r>
+      <w:r>
+        <w:rPr>
+          <w:color w:val="auto"/>
+        </w:rPr>
+        <w:t xml:space="preserve">supporting </w:t>
+      </w:r>
+      <w:r>
+        <w:rPr>
+          <w:color w:val="auto"/>
+        </w:rPr>
+        <w:t>ongoing compliance</w:t>
+      </w:r>
+      <w:r>
+        <w:rPr>
+          <w:color w:val="auto"/>
+        </w:rPr>
+        <w:t xml:space="preserve"> like accounting, tax, regulatory compliances and corporate secretarial services</w:t>
+      </w:r>
+      <w:r>
+        <w:rPr>
+          <w:color w:val="auto"/>
+        </w:rPr>
+        <w:t xml:space="preserve">. We support </w:t>
+      </w:r>
+      <w:r>
+        <w:rPr>
+          <w:color w:val="auto"/>
+        </w:rPr>
+        <w:t xml:space="preserve">entity covered under various regulations </w:t>
+      </w:r>
+      <w:r>
+        <w:rPr>
+          <w:color w:val="auto"/>
+        </w:rPr>
+        <w:t>including fund management, capital market</w:t>
+      </w:r>
+      <w:r>
+        <w:rPr>
+          <w:color w:val="auto"/>
+        </w:rPr>
+        <w:t xml:space="preserve"> intermediaries</w:t>
+      </w:r>
+      <w:r>
+        <w:rPr>
+          <w:color w:val="auto"/>
+        </w:rPr>
+        <w:t xml:space="preserve">, fintech, </w:t>
+      </w:r>
+      <w:r>
+        <w:rPr>
+          <w:color w:val="auto"/>
+        </w:rPr>
+        <w:t>NBFCs</w:t>
+      </w:r>
+      <w:r>
+        <w:rPr>
+          <w:color w:val="auto"/>
+        </w:rPr>
+        <w:t xml:space="preserve">, </w:t>
+      </w:r>
+      <w:r>
+        <w:rPr>
+          <w:color w:val="auto"/>
+        </w:rPr>
+        <w:t xml:space="preserve">banks, foreign universities </w:t>
+      </w:r>
+      <w:r>
+        <w:rPr>
+          <w:color w:val="auto"/>
+        </w:rPr>
+        <w:t>and other IFSC-regulated activities</w:t>
+      </w:r>
+      <w:r>
+        <w:rPr>
+          <w:color w:val="auto"/>
+          <w:lang w:val="en-US"/>
+        </w:rPr>
+        <w:t>.</w:t>
       </w:r>
     </w:p>
     <w:p>
@@ -7456,118 +7594,105 @@
           <w:color w:val="auto"/>
           <w:lang w:val="en-US"/>
         </w:rPr>
-        <w:t>At InCorp</w:t>
+        <w:t xml:space="preserve">This </w:t>
       </w:r>
       <w:r>
         <w:rPr>
           <w:color w:val="auto"/>
           <w:lang w:val="en-US"/>
         </w:rPr>
-        <w:t xml:space="preserve"> (now Ascentium India)</w:t>
+        <w:t xml:space="preserve">proposal outlines our approach </w:t>
       </w:r>
       <w:r>
         <w:rPr>
           <w:color w:val="auto"/>
           <w:lang w:val="en-US"/>
         </w:rPr>
-        <w:t xml:space="preserve">, </w:t>
-      </w:r>
-      <w:r>
-        <w:rPr>
-          <w:color w:val="auto"/>
-        </w:rPr>
-        <w:t xml:space="preserve">we offer turnkey advisory and implementation services for businesses expanding into GIFT IFSC covering entity setup, regulatory licensing, </w:t>
-      </w:r>
-      <w:r>
-        <w:rPr>
-          <w:color w:val="auto"/>
-        </w:rPr>
-        <w:t xml:space="preserve">obtaining various registration </w:t>
-      </w:r>
-      <w:r>
-        <w:rPr>
-          <w:color w:val="auto"/>
-        </w:rPr>
-        <w:t xml:space="preserve">and </w:t>
-      </w:r>
-      <w:r>
-        <w:rPr>
-          <w:color w:val="auto"/>
-        </w:rPr>
-        <w:t xml:space="preserve">supporting </w:t>
-      </w:r>
-      <w:r>
-        <w:rPr>
-          <w:color w:val="auto"/>
-        </w:rPr>
-        <w:t>ongoing compliance</w:t>
-      </w:r>
-      <w:r>
-        <w:rPr>
-          <w:color w:val="auto"/>
-        </w:rPr>
-        <w:t xml:space="preserve"> like accounting, tax, regulatory compliances and corporate secretarial services</w:t>
-      </w:r>
-      <w:r>
-        <w:rPr>
-          <w:color w:val="auto"/>
-        </w:rPr>
-        <w:t xml:space="preserve">. We support </w:t>
-      </w:r>
-      <w:r>
-        <w:rPr>
-          <w:color w:val="auto"/>
-        </w:rPr>
-        <w:t xml:space="preserve">entity covered under various regulations </w:t>
-      </w:r>
-      <w:r>
-        <w:rPr>
-          <w:color w:val="auto"/>
-        </w:rPr>
-        <w:t>including fund management, capital market</w:t>
-      </w:r>
-      <w:r>
-        <w:rPr>
-          <w:color w:val="auto"/>
-        </w:rPr>
-        <w:t xml:space="preserve"> intermediaries</w:t>
-      </w:r>
-      <w:r>
-        <w:rPr>
-          <w:color w:val="auto"/>
-        </w:rPr>
-        <w:t xml:space="preserve">, fintech, </w:t>
-      </w:r>
-      <w:r>
-        <w:rPr>
-          <w:color w:val="auto"/>
-        </w:rPr>
-        <w:t>NBFCs</w:t>
-      </w:r>
-      <w:r>
-        <w:rPr>
-          <w:color w:val="auto"/>
-        </w:rPr>
-        <w:t xml:space="preserve">, </w:t>
-      </w:r>
-      <w:r>
-        <w:rPr>
-          <w:color w:val="auto"/>
-        </w:rPr>
-        <w:t xml:space="preserve">banks, foreign universities </w:t>
-      </w:r>
-      <w:r>
-        <w:rPr>
-          <w:color w:val="auto"/>
-        </w:rPr>
-        <w:t>and other IFSC-regulated activities</w:t>
+        <w:t>to</w:t>
       </w:r>
       <w:r>
         <w:rPr>
           <w:color w:val="auto"/>
           <w:lang w:val="en-US"/>
         </w:rPr>
-        <w:t>.</w:t>
+        <w:t xml:space="preserve"> </w:t>
+      </w:r>
+      <w:r>
+        <w:rPr>
+          <w:color w:val="auto"/>
+          <w:lang w:val="en-US"/>
+        </w:rPr>
+        <w:t xml:space="preserve">the </w:t>
+      </w:r>
+      <w:r>
+        <w:rPr>
+          <w:color w:val="auto"/>
+          <w:lang w:val="en-US"/>
+        </w:rPr>
+        <w:t xml:space="preserve">GIFT </w:t>
+      </w:r>
+      <w:r>
+        <w:rPr>
+          <w:color w:val="auto"/>
+          <w:lang w:val="en-US"/>
+        </w:rPr>
+        <w:t xml:space="preserve">IFSC </w:t>
+      </w:r>
+      <w:r>
+        <w:rPr>
+          <w:color w:val="auto"/>
+          <w:lang w:val="en-US"/>
+        </w:rPr>
+        <w:t xml:space="preserve">related </w:t>
+      </w:r>
+      <w:r>
+        <w:rPr>
+          <w:color w:val="auto"/>
+          <w:lang w:val="en-US"/>
+        </w:rPr>
+        <w:t xml:space="preserve">requirements that you have shared for </w:t>
+      </w:r>
+      <w:r>
+        <w:rPr>
+          <w:color w:val="auto"/>
+          <w:lang w:val="en-US"/>
+        </w:rPr>
+        <w:t>Lake Shore India Management Private Limited</w:t>
+      </w:r>
+      <w:r>
+        <w:rPr>
+          <w:color w:val="auto"/>
+          <w:lang w:val="en-US"/>
+        </w:rPr>
+        <w:t xml:space="preserve">. We trust that it aligns with your </w:t>
+      </w:r>
+      <w:r>
+        <w:rPr>
+          <w:color w:val="auto"/>
+          <w:lang w:val="en-US"/>
+        </w:rPr>
+        <w:t>expectations,</w:t>
+      </w:r>
+      <w:r>
+        <w:rPr>
+          <w:color w:val="auto"/>
+          <w:lang w:val="en-US"/>
+        </w:rPr>
+        <w:t xml:space="preserve"> and </w:t>
+      </w:r>
+      <w:r>
+        <w:rPr>
+          <w:color w:val="auto"/>
+          <w:lang w:val="en-US"/>
+        </w:rPr>
+        <w:t xml:space="preserve">we </w:t>
+      </w:r>
+      <w:r>
+        <w:rPr>
+          <w:color w:val="auto"/>
+          <w:lang w:val="en-US"/>
+        </w:rPr>
+        <w:t>look forward to establishing a long-term, mutually beneficial relationship with you and your company.</w:t>
       </w:r>
     </w:p>
     <w:p>
@@ -7576,147 +7701,30 @@
         <w:jc w:val="both"/>
         <w:rPr>
           <w:color w:val="auto"/>
-          <w:lang w:val="en-US"/>
-        </w:rPr>
-      </w:pPr>
-    </w:p>
-    <w:p>
-      <w:pPr>
-        <w:spacing w:after="0"/>
+        </w:rPr>
+      </w:pPr>
+    </w:p>
+    <w:p>
+      <w:pPr>
         <w:jc w:val="both"/>
         <w:rPr>
           <w:color w:val="auto"/>
-          <w:lang w:val="en-US"/>
         </w:rPr>
       </w:pPr>
       <w:r>
         <w:rPr>
           <w:color w:val="auto"/>
-          <w:lang w:val="en-US"/>
-        </w:rPr>
-        <w:t xml:space="preserve">This </w:t>
-      </w:r>
+        </w:rPr>
+        <w:t xml:space="preserve">Yours Sincerely and on behalf of </w:t>
+      </w:r>
+      <w:proofErr w:type="spellStart"/>
       <w:r>
         <w:rPr>
           <w:color w:val="auto"/>
-          <w:lang w:val="en-US"/>
-        </w:rPr>
-        <w:t xml:space="preserve">proposal outlines our approach </w:t>
-      </w:r>
-      <w:r>
-        <w:rPr>
-          <w:color w:val="auto"/>
-          <w:lang w:val="en-US"/>
-        </w:rPr>
-        <w:t>to</w:t>
-      </w:r>
-      <w:r>
-        <w:rPr>
-          <w:color w:val="auto"/>
-          <w:lang w:val="en-US"/>
-        </w:rPr>
-        <w:t xml:space="preserve"> </w:t>
-      </w:r>
-      <w:r>
-        <w:rPr>
-          <w:color w:val="auto"/>
-          <w:lang w:val="en-US"/>
-        </w:rPr>
-        <w:t xml:space="preserve">the </w:t>
-      </w:r>
-      <w:r>
-        <w:rPr>
-          <w:color w:val="auto"/>
-          <w:lang w:val="en-US"/>
-        </w:rPr>
-        <w:t xml:space="preserve">GIFT </w:t>
-      </w:r>
-      <w:r>
-        <w:rPr>
-          <w:color w:val="auto"/>
-          <w:lang w:val="en-US"/>
-        </w:rPr>
-        <w:t xml:space="preserve">IFSC </w:t>
-      </w:r>
-      <w:r>
-        <w:rPr>
-          <w:color w:val="auto"/>
-          <w:lang w:val="en-US"/>
-        </w:rPr>
-        <w:t xml:space="preserve">related </w:t>
-      </w:r>
-      <w:r>
-        <w:rPr>
-          <w:color w:val="auto"/>
-          <w:lang w:val="en-US"/>
-        </w:rPr>
-        <w:t xml:space="preserve">requirements that you have shared for </w:t>
-      </w:r>
-      <w:r>
-        <w:rPr>
-          <w:color w:val="auto"/>
-          <w:lang w:val="en-US"/>
-        </w:rPr>
-        <w:t>Lake Shore India Management Private Limited</w:t>
-      </w:r>
-      <w:r>
-        <w:rPr>
-          <w:color w:val="auto"/>
-          <w:lang w:val="en-US"/>
-        </w:rPr>
-        <w:t xml:space="preserve">. We trust that it aligns with your </w:t>
-      </w:r>
-      <w:r>
-        <w:rPr>
-          <w:color w:val="auto"/>
-          <w:lang w:val="en-US"/>
-        </w:rPr>
-        <w:t>expectations,</w:t>
-      </w:r>
-      <w:r>
-        <w:rPr>
-          <w:color w:val="auto"/>
-          <w:lang w:val="en-US"/>
-        </w:rPr>
-        <w:t xml:space="preserve"> and </w:t>
-      </w:r>
-      <w:r>
-        <w:rPr>
-          <w:color w:val="auto"/>
-          <w:lang w:val="en-US"/>
-        </w:rPr>
-        <w:t xml:space="preserve">we </w:t>
-      </w:r>
-      <w:r>
-        <w:rPr>
-          <w:color w:val="auto"/>
-          <w:lang w:val="en-US"/>
-        </w:rPr>
-        <w:t>look forward to establishing a long-term, mutually beneficial relationship with you and your company.</w:t>
-      </w:r>
-    </w:p>
-    <w:p>
-      <w:pPr>
-        <w:spacing w:after="0"/>
-        <w:jc w:val="both"/>
-        <w:rPr>
-          <w:color w:val="auto"/>
-        </w:rPr>
-      </w:pPr>
-    </w:p>
-    <w:p>
-      <w:pPr>
-        <w:jc w:val="both"/>
-        <w:rPr>
-          <w:color w:val="auto"/>
-        </w:rPr>
-      </w:pPr>
-      <w:r>
-        <w:rPr>
-          <w:color w:val="auto"/>
-        </w:rPr>
-        <w:t>Yours Sincerely and on behalf of InCorp</w:t>
-      </w:r>
+        </w:rPr>
+        <w:t>InCorp</w:t>
+      </w:r>
+      <w:proofErr w:type="spellEnd"/>
       <w:r>
         <w:rPr>
           <w:color w:val="auto"/>
@@ -7737,7 +7745,6 @@
           <w:rFonts w:ascii="Roboto Medium" w:hAnsi="Roboto Medium"/>
         </w:rPr>
       </w:pPr>
-      <w:commentRangeStart w:id="13"/>
       <w:r>
         <w:rPr>
           <w:rFonts w:ascii="Roboto Medium" w:hAnsi="Roboto Medium"/>
@@ -7775,18 +7782,34 @@
           <w:rFonts w:ascii="Roboto Medium" w:hAnsi="Roboto Medium"/>
         </w:rPr>
       </w:pPr>
+      <w:proofErr w:type="spellStart"/>
       <w:r>
         <w:rPr>
           <w:rFonts w:ascii="Roboto Medium" w:hAnsi="Roboto Medium"/>
         </w:rPr>
-        <w:t>InCorp Advisory Services Pvt</w:t>
-      </w:r>
+        <w:t>InCorp</w:t>
+      </w:r>
+      <w:proofErr w:type="spellEnd"/>
       <w:r>
         <w:rPr>
           <w:rFonts w:ascii="Roboto Medium" w:hAnsi="Roboto Medium"/>
         </w:rPr>
+        <w:t xml:space="preserve"> Advisory Services </w:t>
+      </w:r>
+      <w:proofErr w:type="spellStart"/>
+      <w:r>
+        <w:rPr>
+          <w:rFonts w:ascii="Roboto Medium" w:hAnsi="Roboto Medium"/>
+        </w:rPr>
+        <w:t>Pvt</w:t>
+      </w:r>
+      <w:r>
+        <w:rPr>
+          <w:rFonts w:ascii="Roboto Medium" w:hAnsi="Roboto Medium"/>
+        </w:rPr>
         <w:t>.</w:t>
       </w:r>
+      <w:proofErr w:type="spellEnd"/>
       <w:r>
         <w:rPr>
           <w:rFonts w:ascii="Roboto Medium" w:hAnsi="Roboto Medium"/>
@@ -7798,16 +7821,6 @@
           <w:rFonts w:ascii="Roboto Medium" w:hAnsi="Roboto Medium"/>
         </w:rPr>
         <w:t>.</w:t>
-      </w:r>
-      <w:commentRangeEnd w:id="13"/>
-      <w:r>
-        <w:rPr>
-          <w:rStyle w:val="CommentReference"/>
-          <w:rFonts w:ascii="Roboto Medium" w:hAnsi="Roboto Medium"/>
-          <w:sz w:val="22"/>
-          <w:szCs w:val="22"/>
-        </w:rPr>
-        <w:commentReference w:id="13"/>
       </w:r>
     </w:p>
     <w:p>
@@ -7849,7 +7862,6 @@
         </w:rPr>
         <w:br w:type="page"/>
       </w:r>
-      <w:commentRangeStart w:id="14"/>
       <w:r>
         <w:rPr>
           <w:caps w:val="0"/>
@@ -7868,17 +7880,6 @@
           <w:szCs w:val="40"/>
         </w:rPr>
         <w:t>:</w:t>
-      </w:r>
-      <w:commentRangeEnd w:id="14"/>
-      <w:r>
-        <w:rPr>
-          <w:rStyle w:val="CommentReference"/>
-          <w:caps w:val="0"/>
-          <w:color w:val="44546A" w:themeColor="text2"/>
-          <w:sz w:val="36"/>
-          <w:szCs w:val="40"/>
-        </w:rPr>
-        <w:commentReference w:id="14"/>
       </w:r>
     </w:p>
     <w:p>
@@ -10111,7 +10112,25 @@
           <w:iCs/>
           <w:color w:val="231F20"/>
         </w:rPr>
-        <w:t>Submission of documents to FIU-IND, coordination with FIU officials, and follow-up for obtaining the FIU registration credentials (FINnet login ID, reporting entity code, etc.).</w:t>
+        <w:t>Submission of documents to FIU-IND, coordination with FIU officials, and follow-up for obtaining the FIU registration credentials (</w:t>
+      </w:r>
+      <w:proofErr w:type="spellStart"/>
+      <w:r>
+        <w:rPr>
+          <w:rFonts w:cs="Arial"/>
+          <w:iCs/>
+          <w:color w:val="231F20"/>
+        </w:rPr>
+        <w:t>FINnet</w:t>
+      </w:r>
+      <w:proofErr w:type="spellEnd"/>
+      <w:r>
+        <w:rPr>
+          <w:rFonts w:cs="Arial"/>
+          <w:iCs/>
+          <w:color w:val="231F20"/>
+        </w:rPr>
+        <w:t xml:space="preserve"> login ID, reporting entity code, etc.).</w:t>
       </w:r>
     </w:p>
     <w:p>
@@ -10306,7 +10325,6 @@
           <w:szCs w:val="28"/>
         </w:rPr>
       </w:pPr>
-      <w:commentRangeStart w:id="15"/>
       <w:r>
         <w:rPr>
           <w:rFonts w:ascii="Roboto" w:eastAsia="Roboto Black" w:hAnsi="Roboto" w:cs="Arial"/>
@@ -10384,19 +10402,6 @@
           <w:szCs w:val="28"/>
         </w:rPr>
         <w:t>ptional)</w:t>
-      </w:r>
-      <w:commentRangeEnd w:id="15"/>
-      <w:r>
-        <w:rPr>
-          <w:rStyle w:val="CommentReference"/>
-          <w:rFonts w:ascii="Roboto" w:eastAsia="Roboto Black" w:hAnsi="Roboto" w:cs="Arial"/>
-          <w:b/>
-          <w:bCs/>
-          <w:color w:val="231F20"/>
-          <w:sz w:val="28"/>
-          <w:szCs w:val="28"/>
-        </w:rPr>
-        <w:commentReference w:id="15"/>
       </w:r>
     </w:p>
     <w:p>
@@ -12128,7 +12133,6 @@
                 <w:color w:val="FFFFFF" w:themeColor="background1"/>
               </w:rPr>
             </w:pPr>
-            <w:commentRangeStart w:id="16"/>
             <w:r>
               <w:rPr>
                 <w:b/>
@@ -12160,18 +12164,6 @@
                 <w:color w:val="FFFFFF" w:themeColor="background1"/>
               </w:rPr>
               <w:t>)</w:t>
-            </w:r>
-            <w:commentRangeEnd w:id="16"/>
-            <w:r>
-              <w:rPr>
-                <w:rStyle w:val="CommentReference"/>
-                <w:b/>
-                <w:bCs/>
-                <w:color w:val="FFFFFF" w:themeColor="background1"/>
-                <w:sz w:val="22"/>
-                <w:szCs w:val="22"/>
-              </w:rPr>
-              <w:commentReference w:id="16"/>
             </w:r>
           </w:p>
         </w:tc>
@@ -12533,7 +12525,7 @@
           <w:color w:val="231F20"/>
         </w:rPr>
       </w:pPr>
-      <w:bookmarkStart w:id="17" w:name="_Hlk198905983"/>
+      <w:bookmarkStart w:id="9" w:name="_Hlk198905983"/>
       <w:r>
         <w:rPr>
           <w:rFonts w:cs="Arial"/>
@@ -12609,7 +12601,7 @@
         </w:rPr>
         <w:t xml:space="preserve">Fees exclude expenses related to any government/statutory filing fees, levies and taxes. </w:t>
       </w:r>
-      <w:bookmarkEnd w:id="17"/>
+      <w:bookmarkEnd w:id="9"/>
     </w:p>
     <w:p>
       <w:pPr>
@@ -12804,8 +12796,2338 @@
     </w:p>
     <w:p>
       <w:pPr>
-        <w:ind w:left="5760"/>
+        <w:pStyle w:val="Heading1"/>
         <w:jc w:val="both"/>
+        <w:rPr>
+          <w:sz w:val="24"/>
+          <w:szCs w:val="24"/>
+        </w:rPr>
+      </w:pPr>
+      <w:r>
+        <w:rPr>
+          <w:sz w:val="24"/>
+          <w:szCs w:val="24"/>
+        </w:rPr>
+        <w:lastRenderedPageBreak/>
+        <w:t>Terms &amp; Conditions</w:t>
+      </w:r>
+    </w:p>
+    <w:p>
+      <w:pPr>
+        <w:pStyle w:val="Heading1"/>
+        <w:jc w:val="both"/>
+        <w:rPr>
+          <w:sz w:val="24"/>
+          <w:szCs w:val="24"/>
+        </w:rPr>
+      </w:pPr>
+      <w:r>
+        <w:rPr>
+          <w:sz w:val="24"/>
+          <w:szCs w:val="24"/>
+        </w:rPr>
+        <w:t>Formal Service Agreements</w:t>
+      </w:r>
+    </w:p>
+    <w:p>
+      <w:pPr>
+        <w:pStyle w:val="ListParagraph"/>
+        <w:numPr>
+          <w:ilvl w:val="0"/>
+          <w:numId w:val="66"/>
+        </w:numPr>
+        <w:spacing w:before="120" w:after="0" w:line="240" w:lineRule="auto"/>
+        <w:ind w:left="511" w:hanging="284"/>
+        <w:jc w:val="both"/>
+        <w:rPr>
+          <w:rFonts w:cs="Roboto-Regular"/>
+          <w:kern w:val="0"/>
+          <w:sz w:val="20"/>
+          <w:szCs w:val="20"/>
+        </w:rPr>
+      </w:pPr>
+      <w:r>
+        <w:rPr>
+          <w:rFonts w:cs="Roboto-Regular"/>
+          <w:kern w:val="0"/>
+          <w:sz w:val="20"/>
+          <w:szCs w:val="20"/>
+        </w:rPr>
+        <w:t>Formal service agreements are to be</w:t>
+      </w:r>
+      <w:r>
+        <w:t xml:space="preserve"> </w:t>
+      </w:r>
+      <w:r>
+        <w:rPr>
+          <w:rFonts w:cs="Roboto-Regular"/>
+          <w:kern w:val="0"/>
+          <w:sz w:val="20"/>
+          <w:szCs w:val="20"/>
+        </w:rPr>
+        <w:t xml:space="preserve">mutually agreed and executed between </w:t>
+      </w:r>
+      <w:proofErr w:type="spellStart"/>
+      <w:proofErr w:type="gramStart"/>
+      <w:r>
+        <w:rPr>
+          <w:rFonts w:cs="Roboto-Regular"/>
+          <w:kern w:val="0"/>
+          <w:sz w:val="20"/>
+          <w:szCs w:val="20"/>
+        </w:rPr>
+        <w:t>In.Corp</w:t>
+      </w:r>
+      <w:proofErr w:type="spellEnd"/>
+      <w:proofErr w:type="gramEnd"/>
+      <w:r>
+        <w:rPr>
+          <w:rFonts w:cs="Roboto-Regular"/>
+          <w:kern w:val="0"/>
+          <w:sz w:val="20"/>
+          <w:szCs w:val="20"/>
+        </w:rPr>
+        <w:t xml:space="preserve"> and the Company post the acceptance of this proposal letter by way of a written email.</w:t>
+      </w:r>
+    </w:p>
+    <w:p>
+      <w:pPr>
+        <w:pStyle w:val="ListParagraph"/>
+        <w:numPr>
+          <w:ilvl w:val="0"/>
+          <w:numId w:val="66"/>
+        </w:numPr>
+        <w:spacing w:before="160" w:after="0" w:line="240" w:lineRule="auto"/>
+        <w:ind w:left="511" w:hanging="284"/>
+        <w:jc w:val="both"/>
+        <w:rPr>
+          <w:rFonts w:cs="Roboto-Regular"/>
+          <w:kern w:val="0"/>
+          <w:sz w:val="20"/>
+          <w:szCs w:val="20"/>
+        </w:rPr>
+      </w:pPr>
+      <w:r>
+        <w:rPr>
+          <w:rFonts w:cs="Roboto-Regular"/>
+          <w:kern w:val="0"/>
+          <w:sz w:val="20"/>
+          <w:szCs w:val="20"/>
+        </w:rPr>
+        <w:t>Additional fees will be charged for services rendered in connection with matters outside the scope of services outlined above and for services rendered where time costs exceed the fees quoted above.</w:t>
+      </w:r>
+    </w:p>
+    <w:p>
+      <w:pPr>
+        <w:pStyle w:val="ListParagraph"/>
+        <w:numPr>
+          <w:ilvl w:val="0"/>
+          <w:numId w:val="66"/>
+        </w:numPr>
+        <w:spacing w:before="160" w:after="0" w:line="240" w:lineRule="auto"/>
+        <w:ind w:left="511" w:hanging="284"/>
+        <w:jc w:val="both"/>
+        <w:rPr>
+          <w:sz w:val="20"/>
+          <w:szCs w:val="20"/>
+        </w:rPr>
+      </w:pPr>
+      <w:r>
+        <w:rPr>
+          <w:rFonts w:cs="Roboto-Regular"/>
+          <w:kern w:val="0"/>
+          <w:sz w:val="20"/>
+          <w:szCs w:val="20"/>
+        </w:rPr>
+        <w:t>Our fees are based on current regulations and market practices. Should there be changes which impact our scope of services or effort involved, we will be pleased to discuss them with you to arrive at a mutually agreeable solution.</w:t>
+      </w:r>
+    </w:p>
+    <w:p>
+      <w:pPr>
+        <w:pStyle w:val="ListParagraph"/>
+        <w:spacing w:before="120" w:after="0" w:line="240" w:lineRule="auto"/>
+        <w:ind w:left="511"/>
+        <w:jc w:val="both"/>
+        <w:rPr>
+          <w:sz w:val="4"/>
+          <w:szCs w:val="4"/>
+        </w:rPr>
+      </w:pPr>
+    </w:p>
+    <w:p>
+      <w:pPr>
+        <w:autoSpaceDE w:val="0"/>
+        <w:autoSpaceDN w:val="0"/>
+        <w:adjustRightInd w:val="0"/>
+        <w:jc w:val="both"/>
+        <w:rPr>
+          <w:rFonts w:cs="Roboto-Regular"/>
+          <w:kern w:val="0"/>
+        </w:rPr>
+      </w:pPr>
+      <w:r>
+        <w:rPr>
+          <w:noProof/>
+        </w:rPr>
+        <mc:AlternateContent>
+          <mc:Choice Requires="wps">
+            <w:drawing>
+              <wp:inline distT="0" distB="0" distL="0" distR="0" wp14:anchorId="327C474C" wp14:editId="64C80EBE">
+                <wp:extent cx="6609715" cy="635"/>
+                <wp:effectExtent l="9525" t="9525" r="10160" b="8890"/>
+                <wp:docPr id="1626604033" name="Straight Connector 66"/>
+                <wp:cNvGraphicFramePr>
+                  <a:graphicFrameLocks xmlns:a="http://schemas.openxmlformats.org/drawingml/2006/main"/>
+                </wp:cNvGraphicFramePr>
+                <a:graphic xmlns:a="http://schemas.openxmlformats.org/drawingml/2006/main">
+                  <a:graphicData uri="http://schemas.microsoft.com/office/word/2010/wordprocessingShape">
+                    <wps:wsp>
+                      <wps:cNvCnPr>
+                        <a:cxnSpLocks noChangeShapeType="1"/>
+                      </wps:cNvCnPr>
+                      <wps:spPr bwMode="auto">
+                        <a:xfrm>
+                          <a:off x="0" y="0"/>
+                          <a:ext cx="6609715" cy="635"/>
+                        </a:xfrm>
+                        <a:prstGeom prst="line">
+                          <a:avLst/>
+                        </a:prstGeom>
+                        <a:noFill/>
+                        <a:ln w="9525">
+                          <a:solidFill>
+                            <a:schemeClr val="bg1">
+                              <a:lumMod val="75000"/>
+                              <a:lumOff val="0"/>
+                            </a:schemeClr>
+                          </a:solidFill>
+                          <a:miter lim="800000"/>
+                          <a:headEnd/>
+                          <a:tailEnd/>
+                        </a:ln>
+                        <a:extLst>
+                          <a:ext uri="{909E8E84-426E-40DD-AFC4-6F175D3DCCD1}">
+                            <a14:hiddenFill xmlns:a14="http://schemas.microsoft.com/office/drawing/2010/main">
+                              <a:noFill/>
+                            </a14:hiddenFill>
+                          </a:ext>
+                        </a:extLst>
+                      </wps:spPr>
+                      <wps:bodyPr/>
+                    </wps:wsp>
+                  </a:graphicData>
+                </a:graphic>
+              </wp:inline>
+            </w:drawing>
+          </mc:Choice>
+          <mc:Fallback>
+            <w:pict>
+              <v:line w14:anchorId="428969B5" id="Straight Connector 66" o:spid="_x0000_s1026" style="visibility:visible;mso-wrap-style:square;mso-left-percent:-10001;mso-top-percent:-10001;mso-position-horizontal:absolute;mso-position-horizontal-relative:char;mso-position-vertical:absolute;mso-position-vertical-relative:line;mso-left-percent:-10001;mso-top-percent:-10001" from="0,0" to="520.45pt,.05pt" o:gfxdata="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" strokecolor="#bfbfbf [2412]">
+                <v:stroke joinstyle="miter"/>
+                <w10:anchorlock/>
+              </v:line>
+            </w:pict>
+          </mc:Fallback>
+        </mc:AlternateContent>
+      </w:r>
+    </w:p>
+    <w:p>
+      <w:pPr>
+        <w:pStyle w:val="Heading1"/>
+        <w:spacing w:before="0"/>
+        <w:jc w:val="both"/>
+        <w:rPr>
+          <w:sz w:val="24"/>
+          <w:szCs w:val="24"/>
+        </w:rPr>
+      </w:pPr>
+      <w:bookmarkStart w:id="10" w:name="_Toc150963129"/>
+      <w:r>
+        <w:rPr>
+          <w:sz w:val="24"/>
+          <w:szCs w:val="24"/>
+        </w:rPr>
+        <w:t>Termination</w:t>
+      </w:r>
+      <w:bookmarkEnd w:id="10"/>
+    </w:p>
+    <w:p>
+      <w:pPr>
+        <w:pStyle w:val="ListParagraph"/>
+        <w:numPr>
+          <w:ilvl w:val="0"/>
+          <w:numId w:val="66"/>
+        </w:numPr>
+        <w:spacing w:before="160" w:after="0" w:line="240" w:lineRule="auto"/>
+        <w:ind w:left="511" w:hanging="284"/>
+        <w:jc w:val="both"/>
+        <w:rPr>
+          <w:sz w:val="20"/>
+          <w:szCs w:val="20"/>
+        </w:rPr>
+      </w:pPr>
+      <w:r>
+        <w:rPr>
+          <w:rFonts w:cs="Roboto-Regular"/>
+          <w:kern w:val="0"/>
+          <w:sz w:val="20"/>
+          <w:szCs w:val="20"/>
+        </w:rPr>
+        <w:t xml:space="preserve">Either Party may terminate the above-mentioned services with one (1) month’s prior written notice thereof. </w:t>
+      </w:r>
+      <w:proofErr w:type="gramStart"/>
+      <w:r>
+        <w:rPr>
+          <w:rFonts w:cs="Roboto-Regular"/>
+          <w:kern w:val="0"/>
+          <w:sz w:val="20"/>
+          <w:szCs w:val="20"/>
+        </w:rPr>
+        <w:t>In the event that</w:t>
+      </w:r>
+      <w:proofErr w:type="gramEnd"/>
+      <w:r>
+        <w:rPr>
+          <w:rFonts w:cs="Roboto-Regular"/>
+          <w:kern w:val="0"/>
+          <w:sz w:val="20"/>
+          <w:szCs w:val="20"/>
+        </w:rPr>
+        <w:t xml:space="preserve"> this engagement is terminated, we shall still be entitled to our fee and out-of- pocket expenses accrued up to the date of the end of service.</w:t>
+      </w:r>
+    </w:p>
+    <w:p>
+      <w:pPr>
+        <w:spacing w:after="0"/>
+        <w:jc w:val="both"/>
+        <w:rPr>
+          <w:sz w:val="4"/>
+          <w:szCs w:val="4"/>
+        </w:rPr>
+      </w:pPr>
+    </w:p>
+    <w:p>
+      <w:pPr>
+        <w:autoSpaceDE w:val="0"/>
+        <w:autoSpaceDN w:val="0"/>
+        <w:adjustRightInd w:val="0"/>
+        <w:jc w:val="both"/>
+        <w:rPr>
+          <w:rFonts w:cs="Roboto-Regular"/>
+          <w:kern w:val="0"/>
+        </w:rPr>
+      </w:pPr>
+      <w:r>
+        <w:rPr>
+          <w:noProof/>
+        </w:rPr>
+        <mc:AlternateContent>
+          <mc:Choice Requires="wps">
+            <w:drawing>
+              <wp:inline distT="0" distB="0" distL="0" distR="0" wp14:anchorId="69EA6A95" wp14:editId="6107D4FB">
+                <wp:extent cx="6609715" cy="635"/>
+                <wp:effectExtent l="9525" t="9525" r="10160" b="8890"/>
+                <wp:docPr id="1947094934" name="Straight Connector 65"/>
+                <wp:cNvGraphicFramePr>
+                  <a:graphicFrameLocks xmlns:a="http://schemas.openxmlformats.org/drawingml/2006/main"/>
+                </wp:cNvGraphicFramePr>
+                <a:graphic xmlns:a="http://schemas.openxmlformats.org/drawingml/2006/main">
+                  <a:graphicData uri="http://schemas.microsoft.com/office/word/2010/wordprocessingShape">
+                    <wps:wsp>
+                      <wps:cNvCnPr>
+                        <a:cxnSpLocks noChangeShapeType="1"/>
+                      </wps:cNvCnPr>
+                      <wps:spPr bwMode="auto">
+                        <a:xfrm>
+                          <a:off x="0" y="0"/>
+                          <a:ext cx="6609715" cy="635"/>
+                        </a:xfrm>
+                        <a:prstGeom prst="line">
+                          <a:avLst/>
+                        </a:prstGeom>
+                        <a:noFill/>
+                        <a:ln w="9525">
+                          <a:solidFill>
+                            <a:schemeClr val="bg1">
+                              <a:lumMod val="75000"/>
+                              <a:lumOff val="0"/>
+                            </a:schemeClr>
+                          </a:solidFill>
+                          <a:miter lim="800000"/>
+                          <a:headEnd/>
+                          <a:tailEnd/>
+                        </a:ln>
+                        <a:extLst>
+                          <a:ext uri="{909E8E84-426E-40DD-AFC4-6F175D3DCCD1}">
+                            <a14:hiddenFill xmlns:a14="http://schemas.microsoft.com/office/drawing/2010/main">
+                              <a:noFill/>
+                            </a14:hiddenFill>
+                          </a:ext>
+                        </a:extLst>
+                      </wps:spPr>
+                      <wps:bodyPr/>
+                    </wps:wsp>
+                  </a:graphicData>
+                </a:graphic>
+              </wp:inline>
+            </w:drawing>
+          </mc:Choice>
+          <mc:Fallback>
+            <w:pict>
+              <v:line w14:anchorId="132CD7F7" id="Straight Connector 65" o:spid="_x0000_s1026" style="visibility:visible;mso-wrap-style:square;mso-left-percent:-10001;mso-top-percent:-10001;mso-position-horizontal:absolute;mso-position-horizontal-relative:char;mso-position-vertical:absolute;mso-position-vertical-relative:line;mso-left-percent:-10001;mso-top-percent:-10001" from="0,0" to="520.45pt,.05pt" o:gfxdata="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" strokecolor="#bfbfbf [2412]">
+                <v:stroke joinstyle="miter"/>
+                <w10:anchorlock/>
+              </v:line>
+            </w:pict>
+          </mc:Fallback>
+        </mc:AlternateContent>
+      </w:r>
+    </w:p>
+    <w:p>
+      <w:pPr>
+        <w:pStyle w:val="Heading1"/>
+        <w:spacing w:before="0"/>
+        <w:jc w:val="both"/>
+        <w:rPr>
+          <w:sz w:val="24"/>
+          <w:szCs w:val="24"/>
+        </w:rPr>
+      </w:pPr>
+      <w:bookmarkStart w:id="11" w:name="_Toc150963131"/>
+      <w:r>
+        <w:rPr>
+          <w:sz w:val="24"/>
+          <w:szCs w:val="24"/>
+        </w:rPr>
+        <w:t>Governing Law</w:t>
+      </w:r>
+      <w:bookmarkEnd w:id="11"/>
+    </w:p>
+    <w:p>
+      <w:pPr>
+        <w:pStyle w:val="ListParagraph"/>
+        <w:numPr>
+          <w:ilvl w:val="0"/>
+          <w:numId w:val="67"/>
+        </w:numPr>
+        <w:spacing w:before="160" w:after="0" w:line="240" w:lineRule="auto"/>
+        <w:ind w:left="511" w:hanging="284"/>
+        <w:jc w:val="both"/>
+        <w:rPr>
+          <w:rFonts w:cs="Roboto-Regular"/>
+          <w:kern w:val="0"/>
+          <w:sz w:val="20"/>
+          <w:szCs w:val="20"/>
+        </w:rPr>
+      </w:pPr>
+      <w:r>
+        <w:rPr>
+          <w:rFonts w:cs="Roboto-Regular"/>
+          <w:kern w:val="0"/>
+          <w:sz w:val="20"/>
+          <w:szCs w:val="20"/>
+        </w:rPr>
+        <w:t>This Letter shall be governed by and construed in accordance with the laws of India and the parties hereto submit to the exclusive jurisdiction of the Courts of India over any disputes, which may arise out of or in accordance with it.</w:t>
+      </w:r>
+    </w:p>
+    <w:p>
+      <w:pPr>
+        <w:pStyle w:val="ListParagraph"/>
+        <w:numPr>
+          <w:ilvl w:val="0"/>
+          <w:numId w:val="67"/>
+        </w:numPr>
+        <w:spacing w:before="160" w:after="0" w:line="240" w:lineRule="auto"/>
+        <w:ind w:left="511" w:hanging="284"/>
+        <w:jc w:val="both"/>
+        <w:rPr>
+          <w:rFonts w:cs="Roboto-Regular"/>
+          <w:kern w:val="0"/>
+          <w:sz w:val="20"/>
+          <w:szCs w:val="20"/>
+        </w:rPr>
+      </w:pPr>
+      <w:r>
+        <w:rPr>
+          <w:rFonts w:cs="Roboto-Regular"/>
+          <w:kern w:val="0"/>
+          <w:sz w:val="20"/>
+          <w:szCs w:val="20"/>
+        </w:rPr>
+        <w:t>All disputes under this Engagement Letter shall be settled by arbitration. The Arbitration Proceedings shall be carried out within the framework of Indian Arbitration and Conciliation Act, 1996 at Mumbai.</w:t>
+      </w:r>
+    </w:p>
+    <w:p>
+      <w:pPr>
+        <w:autoSpaceDE w:val="0"/>
+        <w:autoSpaceDN w:val="0"/>
+        <w:adjustRightInd w:val="0"/>
+        <w:jc w:val="both"/>
+        <w:rPr>
+          <w:rFonts w:cs="Roboto-Regular"/>
+          <w:kern w:val="0"/>
+        </w:rPr>
+      </w:pPr>
+      <w:r>
+        <w:rPr>
+          <w:noProof/>
+        </w:rPr>
+        <mc:AlternateContent>
+          <mc:Choice Requires="wps">
+            <w:drawing>
+              <wp:inline distT="0" distB="0" distL="0" distR="0" wp14:anchorId="04828EE2" wp14:editId="1FB02495">
+                <wp:extent cx="6609715" cy="635"/>
+                <wp:effectExtent l="9525" t="9525" r="10160" b="8890"/>
+                <wp:docPr id="1429997165" name="Straight Connector 64"/>
+                <wp:cNvGraphicFramePr>
+                  <a:graphicFrameLocks xmlns:a="http://schemas.openxmlformats.org/drawingml/2006/main"/>
+                </wp:cNvGraphicFramePr>
+                <a:graphic xmlns:a="http://schemas.openxmlformats.org/drawingml/2006/main">
+                  <a:graphicData uri="http://schemas.microsoft.com/office/word/2010/wordprocessingShape">
+                    <wps:wsp>
+                      <wps:cNvCnPr>
+                        <a:cxnSpLocks noChangeShapeType="1"/>
+                      </wps:cNvCnPr>
+                      <wps:spPr bwMode="auto">
+                        <a:xfrm>
+                          <a:off x="0" y="0"/>
+                          <a:ext cx="6609715" cy="635"/>
+                        </a:xfrm>
+                        <a:prstGeom prst="line">
+                          <a:avLst/>
+                        </a:prstGeom>
+                        <a:noFill/>
+                        <a:ln w="9525">
+                          <a:solidFill>
+                            <a:schemeClr val="bg1">
+                              <a:lumMod val="75000"/>
+                              <a:lumOff val="0"/>
+                            </a:schemeClr>
+                          </a:solidFill>
+                          <a:miter lim="800000"/>
+                          <a:headEnd/>
+                          <a:tailEnd/>
+                        </a:ln>
+                        <a:extLst>
+                          <a:ext uri="{909E8E84-426E-40DD-AFC4-6F175D3DCCD1}">
+                            <a14:hiddenFill xmlns:a14="http://schemas.microsoft.com/office/drawing/2010/main">
+                              <a:noFill/>
+                            </a14:hiddenFill>
+                          </a:ext>
+                        </a:extLst>
+                      </wps:spPr>
+                      <wps:bodyPr/>
+                    </wps:wsp>
+                  </a:graphicData>
+                </a:graphic>
+              </wp:inline>
+            </w:drawing>
+          </mc:Choice>
+          <mc:Fallback>
+            <w:pict>
+              <v:line w14:anchorId="00E56A30" id="Straight Connector 64" o:spid="_x0000_s1026" style="visibility:visible;mso-wrap-style:square;mso-left-percent:-10001;mso-top-percent:-10001;mso-position-horizontal:absolute;mso-position-horizontal-relative:char;mso-position-vertical:absolute;mso-position-vertical-relative:line;mso-left-percent:-10001;mso-top-percent:-10001" from="0,0" to="520.45pt,.05pt" o:gfxdata="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" strokecolor="#bfbfbf [2412]">
+                <v:stroke joinstyle="miter"/>
+                <w10:anchorlock/>
+              </v:line>
+            </w:pict>
+          </mc:Fallback>
+        </mc:AlternateContent>
+      </w:r>
+    </w:p>
+    <w:p>
+      <w:pPr>
+        <w:spacing w:after="0" w:line="240" w:lineRule="auto"/>
+        <w:jc w:val="both"/>
+        <w:rPr>
+          <w:rFonts w:ascii="Roboto Black" w:eastAsiaTheme="majorEastAsia" w:hAnsi="Roboto Black" w:cstheme="majorBidi"/>
+          <w:caps/>
+          <w:color w:val="BB2121"/>
+          <w:sz w:val="24"/>
+          <w:szCs w:val="24"/>
+        </w:rPr>
+      </w:pPr>
+      <w:r>
+        <w:rPr>
+          <w:rFonts w:ascii="Roboto Black" w:eastAsiaTheme="majorEastAsia" w:hAnsi="Roboto Black" w:cstheme="majorBidi"/>
+          <w:caps/>
+          <w:color w:val="BB2121"/>
+          <w:sz w:val="24"/>
+          <w:szCs w:val="24"/>
+        </w:rPr>
+        <w:t>Use of firm’s name</w:t>
+      </w:r>
+    </w:p>
+    <w:p>
+      <w:pPr>
+        <w:pStyle w:val="ListParagraph"/>
+        <w:numPr>
+          <w:ilvl w:val="0"/>
+          <w:numId w:val="66"/>
+        </w:numPr>
+        <w:spacing w:before="160" w:after="0" w:line="240" w:lineRule="auto"/>
+        <w:ind w:left="511" w:hanging="284"/>
+        <w:jc w:val="both"/>
+        <w:rPr>
+          <w:sz w:val="20"/>
+          <w:szCs w:val="20"/>
+        </w:rPr>
+      </w:pPr>
+      <w:r>
+        <w:rPr>
+          <w:rFonts w:cs="Roboto-Regular"/>
+          <w:kern w:val="0"/>
+          <w:sz w:val="20"/>
+          <w:szCs w:val="20"/>
+        </w:rPr>
+        <w:t>In connection with any literature of an advertising nature, our firm’s name shall not be used or quoted without our prior written permission.</w:t>
+      </w:r>
+    </w:p>
+    <w:p>
+      <w:pPr>
+        <w:autoSpaceDE w:val="0"/>
+        <w:autoSpaceDN w:val="0"/>
+        <w:adjustRightInd w:val="0"/>
+        <w:jc w:val="both"/>
+        <w:rPr>
+          <w:rFonts w:cs="Roboto-Regular"/>
+          <w:kern w:val="0"/>
+        </w:rPr>
+      </w:pPr>
+      <w:r>
+        <w:rPr>
+          <w:noProof/>
+        </w:rPr>
+        <mc:AlternateContent>
+          <mc:Choice Requires="wps">
+            <w:drawing>
+              <wp:inline distT="0" distB="0" distL="0" distR="0" wp14:anchorId="43782F9C" wp14:editId="74C75873">
+                <wp:extent cx="6609715" cy="635"/>
+                <wp:effectExtent l="9525" t="9525" r="10160" b="8890"/>
+                <wp:docPr id="1851580000" name="Straight Connector 63"/>
+                <wp:cNvGraphicFramePr>
+                  <a:graphicFrameLocks xmlns:a="http://schemas.openxmlformats.org/drawingml/2006/main"/>
+                </wp:cNvGraphicFramePr>
+                <a:graphic xmlns:a="http://schemas.openxmlformats.org/drawingml/2006/main">
+                  <a:graphicData uri="http://schemas.microsoft.com/office/word/2010/wordprocessingShape">
+                    <wps:wsp>
+                      <wps:cNvCnPr>
+                        <a:cxnSpLocks noChangeShapeType="1"/>
+                      </wps:cNvCnPr>
+                      <wps:spPr bwMode="auto">
+                        <a:xfrm>
+                          <a:off x="0" y="0"/>
+                          <a:ext cx="6609715" cy="635"/>
+                        </a:xfrm>
+                        <a:prstGeom prst="line">
+                          <a:avLst/>
+                        </a:prstGeom>
+                        <a:noFill/>
+                        <a:ln w="9525">
+                          <a:solidFill>
+                            <a:schemeClr val="bg1">
+                              <a:lumMod val="75000"/>
+                              <a:lumOff val="0"/>
+                            </a:schemeClr>
+                          </a:solidFill>
+                          <a:miter lim="800000"/>
+                          <a:headEnd/>
+                          <a:tailEnd/>
+                        </a:ln>
+                        <a:extLst>
+                          <a:ext uri="{909E8E84-426E-40DD-AFC4-6F175D3DCCD1}">
+                            <a14:hiddenFill xmlns:a14="http://schemas.microsoft.com/office/drawing/2010/main">
+                              <a:noFill/>
+                            </a14:hiddenFill>
+                          </a:ext>
+                        </a:extLst>
+                      </wps:spPr>
+                      <wps:bodyPr/>
+                    </wps:wsp>
+                  </a:graphicData>
+                </a:graphic>
+              </wp:inline>
+            </w:drawing>
+          </mc:Choice>
+          <mc:Fallback>
+            <w:pict>
+              <v:line w14:anchorId="5287DF0A" id="Straight Connector 63" o:spid="_x0000_s1026" style="visibility:visible;mso-wrap-style:square;mso-left-percent:-10001;mso-top-percent:-10001;mso-position-horizontal:absolute;mso-position-horizontal-relative:char;mso-position-vertical:absolute;mso-position-vertical-relative:line;mso-left-percent:-10001;mso-top-percent:-10001" from="0,0" to="520.45pt,.05pt" o:gfxdata="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" strokecolor="#bfbfbf [2412]">
+                <v:stroke joinstyle="miter"/>
+                <w10:anchorlock/>
+              </v:line>
+            </w:pict>
+          </mc:Fallback>
+        </mc:AlternateContent>
+      </w:r>
+    </w:p>
+    <w:p>
+      <w:pPr>
+        <w:spacing w:after="0" w:line="240" w:lineRule="auto"/>
+        <w:jc w:val="both"/>
+        <w:rPr>
+          <w:rFonts w:ascii="Roboto Black" w:eastAsiaTheme="majorEastAsia" w:hAnsi="Roboto Black" w:cstheme="majorBidi"/>
+          <w:caps/>
+          <w:color w:val="BB2121"/>
+          <w:sz w:val="24"/>
+          <w:szCs w:val="24"/>
+        </w:rPr>
+      </w:pPr>
+      <w:r>
+        <w:rPr>
+          <w:rFonts w:ascii="Roboto Black" w:eastAsiaTheme="majorEastAsia" w:hAnsi="Roboto Black" w:cstheme="majorBidi"/>
+          <w:caps/>
+          <w:color w:val="BB2121"/>
+          <w:sz w:val="24"/>
+          <w:szCs w:val="24"/>
+        </w:rPr>
+        <w:t>Confidentiality of information</w:t>
+      </w:r>
+    </w:p>
+    <w:p>
+      <w:pPr>
+        <w:pStyle w:val="ListParagraph"/>
+        <w:numPr>
+          <w:ilvl w:val="0"/>
+          <w:numId w:val="67"/>
+        </w:numPr>
+        <w:spacing w:before="160" w:after="0" w:line="240" w:lineRule="auto"/>
+        <w:ind w:left="511" w:hanging="284"/>
+        <w:jc w:val="both"/>
+        <w:rPr>
+          <w:rFonts w:cs="Roboto-Regular"/>
+          <w:kern w:val="0"/>
+          <w:sz w:val="20"/>
+          <w:szCs w:val="20"/>
+        </w:rPr>
+      </w:pPr>
+      <w:r>
+        <w:rPr>
+          <w:rFonts w:cs="Roboto-Regular"/>
+          <w:kern w:val="0"/>
+          <w:sz w:val="20"/>
+          <w:szCs w:val="20"/>
+        </w:rPr>
+        <w:t>We understand the confidential nature of the engagement and will hold in strict confidence all information obtained from you. We will not disclose such information to others or use such information except in connection with the performance of the services agreed in this letter.</w:t>
+      </w:r>
+    </w:p>
+    <w:p>
+      <w:pPr>
+        <w:pStyle w:val="ListParagraph"/>
+        <w:numPr>
+          <w:ilvl w:val="0"/>
+          <w:numId w:val="67"/>
+        </w:numPr>
+        <w:spacing w:before="160" w:after="0" w:line="240" w:lineRule="auto"/>
+        <w:ind w:left="511" w:hanging="284"/>
+        <w:jc w:val="both"/>
+        <w:rPr>
+          <w:rFonts w:cs="Roboto-Regular"/>
+          <w:kern w:val="0"/>
+          <w:sz w:val="20"/>
+          <w:szCs w:val="20"/>
+        </w:rPr>
+      </w:pPr>
+      <w:r>
+        <w:rPr>
+          <w:rFonts w:cs="Roboto-Regular"/>
+          <w:kern w:val="0"/>
+          <w:sz w:val="20"/>
+          <w:szCs w:val="20"/>
+        </w:rPr>
+        <w:t xml:space="preserve">We may share information relating to the Entity, in respect of our relationship with it  and to the services, including Confidential Information, privately and in confidence, with partners/  employees of the firm  and partners/ employees of affiliates of the firm, consultant’s experts and other parties (e.g. vendors who provide IT security, maintenance and storage services), in each case who are required to implement safeguards to protect confidentiality, in order to support the work as mentioned in scope, facilitate the administration of our engagement or support the maintenance of quality and standards in our work. </w:t>
+      </w:r>
+    </w:p>
+    <w:p>
+      <w:pPr>
+        <w:pStyle w:val="ListParagraph"/>
+        <w:numPr>
+          <w:ilvl w:val="0"/>
+          <w:numId w:val="67"/>
+        </w:numPr>
+        <w:spacing w:before="160" w:after="0" w:line="240" w:lineRule="auto"/>
+        <w:ind w:left="511" w:hanging="284"/>
+        <w:jc w:val="both"/>
+        <w:rPr>
+          <w:rFonts w:cs="Roboto-Regular"/>
+          <w:kern w:val="0"/>
+          <w:sz w:val="20"/>
+          <w:szCs w:val="20"/>
+        </w:rPr>
+      </w:pPr>
+      <w:r>
+        <w:rPr>
+          <w:rFonts w:cs="Roboto-Regular"/>
+          <w:kern w:val="0"/>
+          <w:sz w:val="20"/>
+          <w:szCs w:val="20"/>
+        </w:rPr>
+        <w:t>This clause shall not prohibit our disclosure of Confidential Information where we are required by law or a competent regulatory authority to disclose or where we wish to disclose it to our professional indemnity insurers or advisers, in which event we may do so in confidence only.</w:t>
+      </w:r>
+    </w:p>
+    <w:p>
+      <w:pPr>
+        <w:pStyle w:val="ListParagraph"/>
+        <w:numPr>
+          <w:ilvl w:val="0"/>
+          <w:numId w:val="67"/>
+        </w:numPr>
+        <w:spacing w:before="160" w:after="0" w:line="240" w:lineRule="auto"/>
+        <w:ind w:left="511" w:hanging="284"/>
+        <w:jc w:val="both"/>
+        <w:rPr>
+          <w:rFonts w:cs="Roboto-Regular"/>
+          <w:kern w:val="0"/>
+          <w:sz w:val="20"/>
+          <w:szCs w:val="20"/>
+        </w:rPr>
+      </w:pPr>
+      <w:r>
+        <w:rPr>
+          <w:rFonts w:cs="Roboto-Regular"/>
+          <w:kern w:val="0"/>
+          <w:sz w:val="20"/>
+          <w:szCs w:val="20"/>
+        </w:rPr>
+        <w:t>We may disclose in our external communication the fact that we have rendered services to the Entity by identifying the name of the Entity, reproducing the Entity’s logo and/or indicating only the general nature of services rendered by us including such details as have properly entered the public domain.</w:t>
+      </w:r>
+    </w:p>
+    <w:p>
+      <w:pPr>
+        <w:autoSpaceDE w:val="0"/>
+        <w:autoSpaceDN w:val="0"/>
+        <w:adjustRightInd w:val="0"/>
+        <w:jc w:val="both"/>
+        <w:rPr>
+          <w:rFonts w:cs="Roboto-Regular"/>
+          <w:kern w:val="0"/>
+          <w:sz w:val="20"/>
+          <w:szCs w:val="20"/>
+        </w:rPr>
+      </w:pPr>
+    </w:p>
+    <w:p>
+      <w:pPr>
+        <w:pStyle w:val="Heading1"/>
+        <w:spacing w:before="0"/>
+        <w:jc w:val="both"/>
+        <w:rPr>
+          <w:sz w:val="24"/>
+          <w:szCs w:val="24"/>
+        </w:rPr>
+      </w:pPr>
+      <w:r>
+        <w:rPr>
+          <w:sz w:val="24"/>
+          <w:szCs w:val="24"/>
+        </w:rPr>
+        <w:lastRenderedPageBreak/>
+        <w:t>DATA</w:t>
+      </w:r>
+    </w:p>
+    <w:p>
+      <w:pPr>
+        <w:pStyle w:val="ListParagraph"/>
+        <w:numPr>
+          <w:ilvl w:val="0"/>
+          <w:numId w:val="67"/>
+        </w:numPr>
+        <w:spacing w:before="160" w:after="0" w:line="240" w:lineRule="auto"/>
+        <w:ind w:left="511" w:hanging="284"/>
+        <w:jc w:val="both"/>
+        <w:rPr>
+          <w:rFonts w:cs="Roboto-Regular"/>
+          <w:kern w:val="0"/>
+          <w:sz w:val="20"/>
+        </w:rPr>
+      </w:pPr>
+      <w:r>
+        <w:rPr>
+          <w:rFonts w:cs="Roboto-Regular"/>
+          <w:kern w:val="0"/>
+          <w:sz w:val="20"/>
+          <w14:ligatures w14:val="none"/>
+        </w:rPr>
+        <w:t xml:space="preserve">We shall process or arrange for processing of personal data on the Entity’s behalf for the purposes of delivering the services. For such purposes we shall have Management’s authority to do so in accordance with this clause. When we do so, we shall take appropriate technical and organisational measures designed to protect against unauthorised or unlawful processing of personal data and against accidental loss or destruction of, or damage to, personal data. </w:t>
+      </w:r>
+      <w:proofErr w:type="gramStart"/>
+      <w:r>
+        <w:rPr>
+          <w:rFonts w:cs="Roboto-Regular"/>
+          <w:kern w:val="0"/>
+          <w:sz w:val="20"/>
+          <w14:ligatures w14:val="none"/>
+        </w:rPr>
+        <w:t>In particular, we</w:t>
+      </w:r>
+      <w:proofErr w:type="gramEnd"/>
+      <w:r>
+        <w:rPr>
+          <w:rFonts w:cs="Roboto-Regular"/>
+          <w:kern w:val="0"/>
+          <w:sz w:val="20"/>
+          <w14:ligatures w14:val="none"/>
+        </w:rPr>
+        <w:t xml:space="preserve"> shall process personal data only for the purposes contemplated by the Engagement Letter and we shall act on instructions of the Management only (given for such </w:t>
+      </w:r>
+      <w:proofErr w:type="gramStart"/>
+      <w:r>
+        <w:rPr>
+          <w:rFonts w:cs="Roboto-Regular"/>
+          <w:kern w:val="0"/>
+          <w:sz w:val="20"/>
+          <w14:ligatures w14:val="none"/>
+        </w:rPr>
+        <w:t>purposes )as</w:t>
+      </w:r>
+      <w:proofErr w:type="gramEnd"/>
+      <w:r>
+        <w:rPr>
+          <w:rFonts w:cs="Roboto-Regular"/>
+          <w:kern w:val="0"/>
+          <w:sz w:val="20"/>
+          <w14:ligatures w14:val="none"/>
+        </w:rPr>
+        <w:t xml:space="preserve"> required</w:t>
+      </w:r>
+      <w:r>
+        <w:rPr>
+          <w:rFonts w:ascii="Times New Roman" w:hAnsi="Times New Roman" w:cs="Times New Roman"/>
+          <w:color w:val="auto"/>
+          <w:kern w:val="0"/>
+          <w:sz w:val="24"/>
+          <w:szCs w:val="24"/>
+          <w:lang w:val="en-IN" w:eastAsia="en-IN"/>
+          <w14:ligatures w14:val="none"/>
+        </w:rPr>
+        <w:t xml:space="preserve"> </w:t>
+      </w:r>
+      <w:r>
+        <w:rPr>
+          <w:rFonts w:cs="Roboto-Regular"/>
+          <w:kern w:val="0"/>
+          <w:sz w:val="20"/>
+        </w:rPr>
+        <w:t xml:space="preserve">by law or the order of competent court or tribunal. We may also process or arrange for processing of personal data </w:t>
+      </w:r>
+      <w:proofErr w:type="gramStart"/>
+      <w:r>
+        <w:rPr>
+          <w:rFonts w:cs="Roboto-Regular"/>
+          <w:kern w:val="0"/>
+          <w:sz w:val="20"/>
+        </w:rPr>
+        <w:t>in order to</w:t>
+      </w:r>
+      <w:proofErr w:type="gramEnd"/>
+      <w:r>
+        <w:rPr>
+          <w:rFonts w:cs="Roboto-Regular"/>
+          <w:kern w:val="0"/>
+          <w:sz w:val="20"/>
+        </w:rPr>
+        <w:t xml:space="preserve"> support the maintenance of quality and standards in our work or to facilitate the administration of our engagement or to support our infrastructure. We shall answer reasonable enquiries of the Entity to enable it to monitor our compliance with this clause. In making personal data available to us, the Management confirms that it has complied with applicable laws. In this clause, personal data means any information relating to an individual. We shall not sub-contract our processing of personal data (unless to affiliates of the firm, consultant’s experts, or other parties, as explained above, who are required to take equivalent measures when processing personal data) without Entity’s prior written consent. </w:t>
+      </w:r>
+    </w:p>
+    <w:p>
+      <w:pPr>
+        <w:pStyle w:val="ListParagraph"/>
+        <w:numPr>
+          <w:ilvl w:val="0"/>
+          <w:numId w:val="67"/>
+        </w:numPr>
+        <w:spacing w:before="160" w:after="0" w:line="240" w:lineRule="auto"/>
+        <w:ind w:left="511" w:hanging="284"/>
+        <w:jc w:val="both"/>
+        <w:rPr>
+          <w:rFonts w:cs="Roboto-Regular"/>
+          <w:kern w:val="0"/>
+          <w:sz w:val="20"/>
+        </w:rPr>
+      </w:pPr>
+      <w:r>
+        <w:rPr>
+          <w:rFonts w:cs="Roboto-Regular"/>
+          <w:sz w:val="20"/>
+        </w:rPr>
+        <w:t>Information about contacts we have at the Entity may be used by partners/ employees of the firm and partners/ employees of the affiliates of the firm to provide our services to the Entity, and to occasionally provide certain communication, which we believe may be of interest. Any person who does not wish to receive this information can at any time request that such communications cease by writing to us at the address mentioned in the Engagement Letter</w:t>
+      </w:r>
+    </w:p>
+    <w:p>
+      <w:pPr>
+        <w:autoSpaceDE w:val="0"/>
+        <w:autoSpaceDN w:val="0"/>
+        <w:adjustRightInd w:val="0"/>
+        <w:jc w:val="both"/>
+        <w:rPr>
+          <w:rFonts w:cs="Roboto-Regular"/>
+          <w:kern w:val="0"/>
+        </w:rPr>
+      </w:pPr>
+      <w:r>
+        <w:rPr>
+          <w:noProof/>
+        </w:rPr>
+        <mc:AlternateContent>
+          <mc:Choice Requires="wps">
+            <w:drawing>
+              <wp:inline distT="0" distB="0" distL="0" distR="0" wp14:anchorId="1E991962" wp14:editId="726F83C3">
+                <wp:extent cx="6609715" cy="635"/>
+                <wp:effectExtent l="9525" t="9525" r="10160" b="8890"/>
+                <wp:docPr id="2091629460" name="Straight Connector 72"/>
+                <wp:cNvGraphicFramePr>
+                  <a:graphicFrameLocks xmlns:a="http://schemas.openxmlformats.org/drawingml/2006/main"/>
+                </wp:cNvGraphicFramePr>
+                <a:graphic xmlns:a="http://schemas.openxmlformats.org/drawingml/2006/main">
+                  <a:graphicData uri="http://schemas.microsoft.com/office/word/2010/wordprocessingShape">
+                    <wps:wsp>
+                      <wps:cNvCnPr>
+                        <a:cxnSpLocks noChangeShapeType="1"/>
+                      </wps:cNvCnPr>
+                      <wps:spPr bwMode="auto">
+                        <a:xfrm>
+                          <a:off x="0" y="0"/>
+                          <a:ext cx="6609715" cy="635"/>
+                        </a:xfrm>
+                        <a:prstGeom prst="line">
+                          <a:avLst/>
+                        </a:prstGeom>
+                        <a:noFill/>
+                        <a:ln w="9525">
+                          <a:solidFill>
+                            <a:schemeClr val="bg1">
+                              <a:lumMod val="75000"/>
+                              <a:lumOff val="0"/>
+                            </a:schemeClr>
+                          </a:solidFill>
+                          <a:miter lim="800000"/>
+                          <a:headEnd/>
+                          <a:tailEnd/>
+                        </a:ln>
+                        <a:extLst>
+                          <a:ext uri="{909E8E84-426E-40DD-AFC4-6F175D3DCCD1}">
+                            <a14:hiddenFill xmlns:a14="http://schemas.microsoft.com/office/drawing/2010/main">
+                              <a:noFill/>
+                            </a14:hiddenFill>
+                          </a:ext>
+                        </a:extLst>
+                      </wps:spPr>
+                      <wps:bodyPr/>
+                    </wps:wsp>
+                  </a:graphicData>
+                </a:graphic>
+              </wp:inline>
+            </w:drawing>
+          </mc:Choice>
+          <mc:Fallback>
+            <w:pict>
+              <v:line w14:anchorId="6C7CC983" id="Straight Connector 72" o:spid="_x0000_s1026" style="visibility:visible;mso-wrap-style:square;mso-left-percent:-10001;mso-top-percent:-10001;mso-position-horizontal:absolute;mso-position-horizontal-relative:char;mso-position-vertical:absolute;mso-position-vertical-relative:line;mso-left-percent:-10001;mso-top-percent:-10001" from="0,0" to="520.45pt,.05pt" o:gfxdata="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" strokecolor="#bfbfbf [2412]">
+                <v:stroke joinstyle="miter"/>
+                <w10:anchorlock/>
+              </v:line>
+            </w:pict>
+          </mc:Fallback>
+        </mc:AlternateContent>
+      </w:r>
+    </w:p>
+    <w:p>
+      <w:pPr>
+        <w:tabs>
+          <w:tab w:val="left" w:pos="90"/>
+        </w:tabs>
+        <w:spacing w:after="0" w:line="240" w:lineRule="auto"/>
+        <w:ind w:right="283"/>
+        <w:jc w:val="both"/>
+        <w:rPr>
+          <w:rFonts w:ascii="Arial" w:hAnsi="Arial" w:cs="Arial"/>
+          <w:b/>
+          <w:sz w:val="20"/>
+          <w:szCs w:val="20"/>
+        </w:rPr>
+      </w:pPr>
+      <w:r>
+        <w:rPr>
+          <w:rFonts w:ascii="Roboto Black" w:eastAsiaTheme="majorEastAsia" w:hAnsi="Roboto Black" w:cstheme="majorBidi"/>
+          <w:caps/>
+          <w:color w:val="BB2121"/>
+          <w:sz w:val="24"/>
+          <w:szCs w:val="24"/>
+        </w:rPr>
+        <w:t>Exclusions on our liability</w:t>
+      </w:r>
+    </w:p>
+    <w:p>
+      <w:pPr>
+        <w:pStyle w:val="ListParagraph"/>
+        <w:numPr>
+          <w:ilvl w:val="0"/>
+          <w:numId w:val="66"/>
+        </w:numPr>
+        <w:spacing w:before="160" w:after="0" w:line="240" w:lineRule="auto"/>
+        <w:ind w:left="511" w:hanging="284"/>
+        <w:jc w:val="both"/>
+        <w:rPr>
+          <w:sz w:val="20"/>
+          <w:szCs w:val="20"/>
+        </w:rPr>
+      </w:pPr>
+      <w:r>
+        <w:rPr>
+          <w:rFonts w:cs="Roboto-Regular"/>
+          <w:kern w:val="0"/>
+          <w:sz w:val="20"/>
+          <w:szCs w:val="20"/>
+        </w:rPr>
+        <w:t>We shall also not be liable for any loss incurred by the Entity on account of or arising out of any act of fraud, misrepresentation or default committed by the Entity, or any of its employees or representative.</w:t>
+      </w:r>
+    </w:p>
+    <w:p>
+      <w:pPr>
+        <w:autoSpaceDE w:val="0"/>
+        <w:autoSpaceDN w:val="0"/>
+        <w:adjustRightInd w:val="0"/>
+        <w:jc w:val="both"/>
+        <w:rPr>
+          <w:rFonts w:cs="Roboto-Regular"/>
+          <w:kern w:val="0"/>
+        </w:rPr>
+      </w:pPr>
+      <w:r>
+        <w:rPr>
+          <w:noProof/>
+        </w:rPr>
+        <mc:AlternateContent>
+          <mc:Choice Requires="wps">
+            <w:drawing>
+              <wp:inline distT="0" distB="0" distL="0" distR="0" wp14:anchorId="3B1ED4C3" wp14:editId="28D51FAC">
+                <wp:extent cx="6609715" cy="635"/>
+                <wp:effectExtent l="9525" t="9525" r="10160" b="8890"/>
+                <wp:docPr id="2074020664" name="Straight Connector 71"/>
+                <wp:cNvGraphicFramePr>
+                  <a:graphicFrameLocks xmlns:a="http://schemas.openxmlformats.org/drawingml/2006/main"/>
+                </wp:cNvGraphicFramePr>
+                <a:graphic xmlns:a="http://schemas.openxmlformats.org/drawingml/2006/main">
+                  <a:graphicData uri="http://schemas.microsoft.com/office/word/2010/wordprocessingShape">
+                    <wps:wsp>
+                      <wps:cNvCnPr>
+                        <a:cxnSpLocks noChangeShapeType="1"/>
+                      </wps:cNvCnPr>
+                      <wps:spPr bwMode="auto">
+                        <a:xfrm>
+                          <a:off x="0" y="0"/>
+                          <a:ext cx="6609715" cy="635"/>
+                        </a:xfrm>
+                        <a:prstGeom prst="line">
+                          <a:avLst/>
+                        </a:prstGeom>
+                        <a:noFill/>
+                        <a:ln w="9525">
+                          <a:solidFill>
+                            <a:schemeClr val="bg1">
+                              <a:lumMod val="75000"/>
+                              <a:lumOff val="0"/>
+                            </a:schemeClr>
+                          </a:solidFill>
+                          <a:miter lim="800000"/>
+                          <a:headEnd/>
+                          <a:tailEnd/>
+                        </a:ln>
+                        <a:extLst>
+                          <a:ext uri="{909E8E84-426E-40DD-AFC4-6F175D3DCCD1}">
+                            <a14:hiddenFill xmlns:a14="http://schemas.microsoft.com/office/drawing/2010/main">
+                              <a:noFill/>
+                            </a14:hiddenFill>
+                          </a:ext>
+                        </a:extLst>
+                      </wps:spPr>
+                      <wps:bodyPr/>
+                    </wps:wsp>
+                  </a:graphicData>
+                </a:graphic>
+              </wp:inline>
+            </w:drawing>
+          </mc:Choice>
+          <mc:Fallback>
+            <w:pict>
+              <v:line w14:anchorId="024E7E3D" id="Straight Connector 71" o:spid="_x0000_s1026" style="visibility:visible;mso-wrap-style:square;mso-left-percent:-10001;mso-top-percent:-10001;mso-position-horizontal:absolute;mso-position-horizontal-relative:char;mso-position-vertical:absolute;mso-position-vertical-relative:line;mso-left-percent:-10001;mso-top-percent:-10001" from="0,0" to="520.45pt,.05pt" o:gfxdata="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" strokecolor="#bfbfbf [2412]">
+                <v:stroke joinstyle="miter"/>
+                <w10:anchorlock/>
+              </v:line>
+            </w:pict>
+          </mc:Fallback>
+        </mc:AlternateContent>
+      </w:r>
+    </w:p>
+    <w:p>
+      <w:pPr>
+        <w:pStyle w:val="Heading1"/>
+        <w:spacing w:before="0"/>
+        <w:jc w:val="both"/>
+        <w:rPr>
+          <w:sz w:val="24"/>
+          <w:szCs w:val="24"/>
+        </w:rPr>
+      </w:pPr>
+      <w:r>
+        <w:rPr>
+          <w:sz w:val="24"/>
+          <w:szCs w:val="24"/>
+        </w:rPr>
+        <w:t>MISC Terms</w:t>
+      </w:r>
+    </w:p>
+    <w:p>
+      <w:pPr>
+        <w:pStyle w:val="ListParagraph"/>
+        <w:numPr>
+          <w:ilvl w:val="0"/>
+          <w:numId w:val="67"/>
+        </w:numPr>
+        <w:spacing w:before="160" w:after="0" w:line="240" w:lineRule="auto"/>
+        <w:ind w:left="511" w:hanging="284"/>
+        <w:jc w:val="both"/>
+        <w:rPr>
+          <w:sz w:val="20"/>
+          <w:szCs w:val="20"/>
+        </w:rPr>
+      </w:pPr>
+      <w:r>
+        <w:rPr>
+          <w:rFonts w:cs="Roboto-Regular"/>
+          <w:kern w:val="0"/>
+          <w:sz w:val="20"/>
+          <w:szCs w:val="20"/>
+        </w:rPr>
+        <w:t>The Entity shall indemnify and hold harmless us from time to time and at all times hereafter, from and against (</w:t>
+      </w:r>
+      <w:proofErr w:type="spellStart"/>
+      <w:r>
+        <w:rPr>
+          <w:rFonts w:cs="Roboto-Regular"/>
+          <w:kern w:val="0"/>
+          <w:sz w:val="20"/>
+          <w:szCs w:val="20"/>
+        </w:rPr>
+        <w:t>i</w:t>
+      </w:r>
+      <w:proofErr w:type="spellEnd"/>
+      <w:r>
+        <w:rPr>
+          <w:rFonts w:cs="Roboto-Regular"/>
+          <w:kern w:val="0"/>
+          <w:sz w:val="20"/>
+          <w:szCs w:val="20"/>
+        </w:rPr>
+        <w:t>) all loss, damage, harm or injury suffered or incurred by us and (ii) all notices, claims, demands, action, suits or proceedings given, made or initiated against us on account of or arising out of (a) any breach committed by the Entity  in the performance of all or any of  its obligations hereunder as also against all costs, charges and expenses suffered or incurred by us on account of the aforesaid.</w:t>
+      </w:r>
+    </w:p>
+    <w:p>
+      <w:pPr>
+        <w:pStyle w:val="ListParagraph"/>
+        <w:numPr>
+          <w:ilvl w:val="0"/>
+          <w:numId w:val="67"/>
+        </w:numPr>
+        <w:spacing w:before="160" w:after="0" w:line="240" w:lineRule="auto"/>
+        <w:ind w:left="511" w:hanging="284"/>
+        <w:jc w:val="both"/>
+        <w:rPr>
+          <w:sz w:val="20"/>
+          <w:szCs w:val="20"/>
+        </w:rPr>
+      </w:pPr>
+      <w:r>
+        <w:rPr>
+          <w:rFonts w:cs="Roboto-Regular"/>
+          <w:kern w:val="0"/>
+          <w:sz w:val="20"/>
+          <w:szCs w:val="20"/>
+        </w:rPr>
+        <w:t xml:space="preserve">In this clause, ‘us’ shall include apart from the firm each and </w:t>
+      </w:r>
+      <w:proofErr w:type="gramStart"/>
+      <w:r>
+        <w:rPr>
+          <w:rFonts w:cs="Roboto-Regular"/>
+          <w:kern w:val="0"/>
+          <w:sz w:val="20"/>
+          <w:szCs w:val="20"/>
+        </w:rPr>
+        <w:t>all of</w:t>
+      </w:r>
+      <w:proofErr w:type="gramEnd"/>
+      <w:r>
+        <w:rPr>
+          <w:rFonts w:cs="Roboto-Regular"/>
+          <w:kern w:val="0"/>
+          <w:sz w:val="20"/>
+          <w:szCs w:val="20"/>
+        </w:rPr>
+        <w:t xml:space="preserve"> our partners, employees, and affiliates (including their partners and employees).</w:t>
+      </w:r>
+    </w:p>
+    <w:p>
+      <w:pPr>
+        <w:pStyle w:val="ListParagraph"/>
+        <w:numPr>
+          <w:ilvl w:val="0"/>
+          <w:numId w:val="67"/>
+        </w:numPr>
+        <w:spacing w:before="160" w:after="0" w:line="240" w:lineRule="auto"/>
+        <w:ind w:left="511" w:hanging="284"/>
+        <w:jc w:val="both"/>
+        <w:rPr>
+          <w:sz w:val="20"/>
+          <w:szCs w:val="20"/>
+        </w:rPr>
+      </w:pPr>
+      <w:r>
+        <w:rPr>
+          <w:rFonts w:cs="Roboto-Regular"/>
+          <w:kern w:val="0"/>
+          <w:sz w:val="20"/>
+          <w:szCs w:val="20"/>
+        </w:rPr>
+        <w:t>All out of pocket expenses reasonably incurred by us on your behalf will be borne by your Company, where prior consent will be obtained from you. The fees and expenses do not include Goods and Services Tax (“GST). The GST (if applicable) will be included in our invoices as a separate item.</w:t>
+      </w:r>
+    </w:p>
+    <w:p>
+      <w:pPr>
+        <w:autoSpaceDE w:val="0"/>
+        <w:autoSpaceDN w:val="0"/>
+        <w:adjustRightInd w:val="0"/>
+        <w:jc w:val="both"/>
+        <w:rPr>
+          <w:rFonts w:cs="Roboto-Regular"/>
+          <w:kern w:val="0"/>
+        </w:rPr>
+      </w:pPr>
+      <w:r>
+        <w:rPr>
+          <w:noProof/>
+        </w:rPr>
+        <mc:AlternateContent>
+          <mc:Choice Requires="wps">
+            <w:drawing>
+              <wp:inline distT="0" distB="0" distL="0" distR="0" wp14:anchorId="132CD35E" wp14:editId="39B5745F">
+                <wp:extent cx="6609715" cy="635"/>
+                <wp:effectExtent l="9525" t="9525" r="10160" b="8890"/>
+                <wp:docPr id="1266638097" name="Straight Connector 70"/>
+                <wp:cNvGraphicFramePr>
+                  <a:graphicFrameLocks xmlns:a="http://schemas.openxmlformats.org/drawingml/2006/main"/>
+                </wp:cNvGraphicFramePr>
+                <a:graphic xmlns:a="http://schemas.openxmlformats.org/drawingml/2006/main">
+                  <a:graphicData uri="http://schemas.microsoft.com/office/word/2010/wordprocessingShape">
+                    <wps:wsp>
+                      <wps:cNvCnPr>
+                        <a:cxnSpLocks noChangeShapeType="1"/>
+                      </wps:cNvCnPr>
+                      <wps:spPr bwMode="auto">
+                        <a:xfrm>
+                          <a:off x="0" y="0"/>
+                          <a:ext cx="6609715" cy="635"/>
+                        </a:xfrm>
+                        <a:prstGeom prst="line">
+                          <a:avLst/>
+                        </a:prstGeom>
+                        <a:noFill/>
+                        <a:ln w="9525">
+                          <a:solidFill>
+                            <a:schemeClr val="bg1">
+                              <a:lumMod val="75000"/>
+                              <a:lumOff val="0"/>
+                            </a:schemeClr>
+                          </a:solidFill>
+                          <a:miter lim="800000"/>
+                          <a:headEnd/>
+                          <a:tailEnd/>
+                        </a:ln>
+                        <a:extLst>
+                          <a:ext uri="{909E8E84-426E-40DD-AFC4-6F175D3DCCD1}">
+                            <a14:hiddenFill xmlns:a14="http://schemas.microsoft.com/office/drawing/2010/main">
+                              <a:noFill/>
+                            </a14:hiddenFill>
+                          </a:ext>
+                        </a:extLst>
+                      </wps:spPr>
+                      <wps:bodyPr/>
+                    </wps:wsp>
+                  </a:graphicData>
+                </a:graphic>
+              </wp:inline>
+            </w:drawing>
+          </mc:Choice>
+          <mc:Fallback>
+            <w:pict>
+              <v:line w14:anchorId="24519086" id="Straight Connector 70" o:spid="_x0000_s1026" style="visibility:visible;mso-wrap-style:square;mso-left-percent:-10001;mso-top-percent:-10001;mso-position-horizontal:absolute;mso-position-horizontal-relative:char;mso-position-vertical:absolute;mso-position-vertical-relative:line;mso-left-percent:-10001;mso-top-percent:-10001" from="0,0" to="520.45pt,.05pt" o:gfxdata="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" strokecolor="#bfbfbf [2412]">
+                <v:stroke joinstyle="miter"/>
+                <w10:anchorlock/>
+              </v:line>
+            </w:pict>
+          </mc:Fallback>
+        </mc:AlternateContent>
+      </w:r>
+    </w:p>
+    <w:p>
+      <w:pPr>
+        <w:pStyle w:val="Heading1"/>
+        <w:spacing w:before="0"/>
+        <w:jc w:val="both"/>
+        <w:rPr>
+          <w:sz w:val="24"/>
+          <w:szCs w:val="24"/>
+        </w:rPr>
+      </w:pPr>
+      <w:r>
+        <w:rPr>
+          <w:sz w:val="24"/>
+          <w:szCs w:val="24"/>
+        </w:rPr>
+        <w:t>Other matters</w:t>
+      </w:r>
+    </w:p>
+    <w:p>
+      <w:pPr>
+        <w:pStyle w:val="ListParagraph"/>
+        <w:numPr>
+          <w:ilvl w:val="0"/>
+          <w:numId w:val="67"/>
+        </w:numPr>
+        <w:spacing w:before="160" w:after="0" w:line="240" w:lineRule="auto"/>
+        <w:ind w:left="511" w:hanging="284"/>
+        <w:jc w:val="both"/>
+        <w:rPr>
+          <w:rFonts w:ascii="Arial" w:hAnsi="Arial" w:cs="Arial"/>
+          <w:sz w:val="20"/>
+          <w:szCs w:val="20"/>
+        </w:rPr>
+      </w:pPr>
+      <w:r>
+        <w:rPr>
+          <w:rFonts w:ascii="Arial" w:hAnsi="Arial" w:cs="Arial"/>
+          <w:sz w:val="20"/>
+          <w:szCs w:val="20"/>
+        </w:rPr>
+        <w:t xml:space="preserve">We may communicate with the Entity by electronic mail on the basis that in consenting to this method of communication the Entity accepts the inherent risks (including the security risks of interception of or unauthorized access to such communications, the risks of corruption of such communications and the risks of viruses or other harmful devices) and that the Entity shall ensure performance of virus checks.  </w:t>
+      </w:r>
+    </w:p>
+    <w:p>
+      <w:pPr>
+        <w:pStyle w:val="ListParagraph"/>
+        <w:numPr>
+          <w:ilvl w:val="0"/>
+          <w:numId w:val="67"/>
+        </w:numPr>
+        <w:spacing w:before="160" w:after="0" w:line="240" w:lineRule="auto"/>
+        <w:ind w:left="511" w:hanging="284"/>
+        <w:jc w:val="both"/>
+        <w:rPr>
+          <w:rFonts w:ascii="Arial" w:hAnsi="Arial" w:cs="Arial"/>
+          <w:sz w:val="20"/>
+          <w:szCs w:val="20"/>
+        </w:rPr>
+      </w:pPr>
+      <w:r>
+        <w:rPr>
+          <w:rFonts w:ascii="Arial" w:hAnsi="Arial" w:cs="Arial"/>
+          <w:sz w:val="20"/>
+          <w:szCs w:val="20"/>
+        </w:rPr>
+        <w:t>We may be required to connect the firm’s computers to the Entity’s network during this engagement.   Entity hereby provides its consent to this.  While the firm shall take reasonable steps to protect its computers using system hardening and anti-virus utilities, it shall not be responsible for any damage it may inadvertently cause to the Entity’s computer and networks.</w:t>
+      </w:r>
+    </w:p>
+    <w:p>
+      <w:pPr>
+        <w:pStyle w:val="ListParagraph"/>
+        <w:numPr>
+          <w:ilvl w:val="0"/>
+          <w:numId w:val="67"/>
+        </w:numPr>
+        <w:spacing w:before="160" w:after="0" w:line="240" w:lineRule="auto"/>
+        <w:ind w:left="511" w:hanging="284"/>
+        <w:jc w:val="both"/>
+        <w:rPr>
+          <w:rFonts w:ascii="Arial" w:hAnsi="Arial" w:cs="Arial"/>
+          <w:sz w:val="20"/>
+          <w:szCs w:val="20"/>
+        </w:rPr>
+      </w:pPr>
+      <w:r>
+        <w:rPr>
+          <w:rFonts w:ascii="Arial" w:hAnsi="Arial" w:cs="Arial"/>
+          <w:sz w:val="20"/>
+          <w:szCs w:val="20"/>
+        </w:rPr>
+        <w:t xml:space="preserve">If there is any cause for complaint in relation to the services or our staff, Entity is invited, in the first instance, to report its concerns in confidence to the Engagement Manager or Engagement Partner. </w:t>
+      </w:r>
+    </w:p>
+    <w:p>
+      <w:pPr>
+        <w:pStyle w:val="ListParagraph"/>
+        <w:numPr>
+          <w:ilvl w:val="0"/>
+          <w:numId w:val="67"/>
+        </w:numPr>
+        <w:spacing w:before="160" w:after="0" w:line="240" w:lineRule="auto"/>
+        <w:ind w:left="511" w:hanging="284"/>
+        <w:jc w:val="both"/>
+        <w:rPr>
+          <w:rFonts w:ascii="Arial" w:hAnsi="Arial" w:cs="Arial"/>
+          <w:sz w:val="20"/>
+          <w:szCs w:val="20"/>
+        </w:rPr>
+      </w:pPr>
+      <w:r>
+        <w:rPr>
+          <w:rFonts w:ascii="Arial" w:hAnsi="Arial" w:cs="Arial"/>
+          <w:kern w:val="0"/>
+          <w:sz w:val="20"/>
+          <w:szCs w:val="20"/>
+          <w:lang w:val="en-US" w:eastAsia="en-US"/>
+          <w14:ligatures w14:val="none"/>
+        </w:rPr>
+        <w:lastRenderedPageBreak/>
+        <w:t xml:space="preserve">The Entity agrees that neither it nor its associated entities, shall solicit, entice away or endeavor / seek / attempt to entice away, offer employment to or use / recruit / hire the services of any employee of </w:t>
+      </w:r>
+      <w:proofErr w:type="spellStart"/>
+      <w:r>
+        <w:rPr>
+          <w:rFonts w:ascii="Arial" w:hAnsi="Arial" w:cs="Arial"/>
+          <w:kern w:val="0"/>
+          <w:sz w:val="20"/>
+          <w:szCs w:val="20"/>
+          <w:lang w:val="en-US" w:eastAsia="en-US"/>
+          <w14:ligatures w14:val="none"/>
+        </w:rPr>
+        <w:t>InCorp</w:t>
+      </w:r>
+      <w:proofErr w:type="spellEnd"/>
+      <w:r>
+        <w:rPr>
+          <w:rFonts w:ascii="Arial" w:hAnsi="Arial" w:cs="Arial"/>
+          <w:kern w:val="0"/>
+          <w:sz w:val="20"/>
+          <w:szCs w:val="20"/>
+          <w:lang w:val="en-US" w:eastAsia="en-US"/>
+          <w14:ligatures w14:val="none"/>
+        </w:rPr>
+        <w:t xml:space="preserve"> Advisory Services Pvt Ltd (who is involved in performing services under this Agreement), without the prior written consent of </w:t>
+      </w:r>
+      <w:proofErr w:type="spellStart"/>
+      <w:r>
+        <w:rPr>
+          <w:rFonts w:ascii="Arial" w:hAnsi="Arial" w:cs="Arial"/>
+          <w:kern w:val="0"/>
+          <w:sz w:val="20"/>
+          <w:szCs w:val="20"/>
+          <w:lang w:val="en-US" w:eastAsia="en-US"/>
+          <w14:ligatures w14:val="none"/>
+        </w:rPr>
+        <w:t>InCorp</w:t>
+      </w:r>
+      <w:proofErr w:type="spellEnd"/>
+      <w:r>
+        <w:rPr>
+          <w:rFonts w:ascii="Arial" w:hAnsi="Arial" w:cs="Arial"/>
+          <w:kern w:val="0"/>
+          <w:sz w:val="20"/>
+          <w:szCs w:val="20"/>
+          <w:lang w:val="en-US" w:eastAsia="en-US"/>
+          <w14:ligatures w14:val="none"/>
+        </w:rPr>
+        <w:t xml:space="preserve"> Advisory Services </w:t>
+      </w:r>
+      <w:proofErr w:type="spellStart"/>
+      <w:r>
+        <w:rPr>
+          <w:rFonts w:ascii="Arial" w:hAnsi="Arial" w:cs="Arial"/>
+          <w:kern w:val="0"/>
+          <w:sz w:val="20"/>
+          <w:szCs w:val="20"/>
+          <w:lang w:val="en-US" w:eastAsia="en-US"/>
+          <w14:ligatures w14:val="none"/>
+        </w:rPr>
+        <w:t>pvt</w:t>
+      </w:r>
+      <w:proofErr w:type="spellEnd"/>
+      <w:r>
+        <w:rPr>
+          <w:rFonts w:ascii="Arial" w:hAnsi="Arial" w:cs="Arial"/>
+          <w:kern w:val="0"/>
+          <w:sz w:val="20"/>
+          <w:szCs w:val="20"/>
+          <w:lang w:val="en-US" w:eastAsia="en-US"/>
+          <w14:ligatures w14:val="none"/>
+        </w:rPr>
+        <w:t xml:space="preserve"> ltd ,during the tenure of this agreement and for a period of twelve (12) months from the date</w:t>
+      </w:r>
+      <w:r>
+        <w:rPr>
+          <w:rFonts w:cs="Roboto-Regular"/>
+          <w:kern w:val="0"/>
+          <w:sz w:val="20"/>
+          <w:szCs w:val="20"/>
+        </w:rPr>
+        <w:t xml:space="preserve"> </w:t>
+      </w:r>
+      <w:r>
+        <w:rPr>
+          <w:rFonts w:cs="Roboto-Regular"/>
+          <w:kern w:val="0"/>
+          <w:sz w:val="20"/>
+          <w:szCs w:val="20"/>
+        </w:rPr>
+        <w:t xml:space="preserve"> </w:t>
+      </w:r>
+      <w:r>
+        <w:rPr>
+          <w:rFonts w:ascii="Arial" w:hAnsi="Arial" w:cs="Arial"/>
+          <w:kern w:val="0"/>
+          <w:sz w:val="20"/>
+          <w:szCs w:val="20"/>
+          <w:lang w:val="en-US" w:eastAsia="en-US"/>
+          <w14:ligatures w14:val="none"/>
+        </w:rPr>
+        <w:t xml:space="preserve">of termination of this Agreement, except as expressly provided for in this Agreement or where Incorp consents thereto in writing </w:t>
+      </w:r>
+      <w:r>
+        <w:rPr>
+          <w:rFonts w:ascii="Arial" w:hAnsi="Arial" w:cs="Arial"/>
+          <w:sz w:val="20"/>
+          <w:szCs w:val="20"/>
+          <w:lang w:val="en-US" w:eastAsia="en-US"/>
+        </w:rPr>
+        <w:t>. </w:t>
+      </w:r>
+    </w:p>
+    <w:p>
+      <w:pPr>
+        <w:autoSpaceDE w:val="0"/>
+        <w:autoSpaceDN w:val="0"/>
+        <w:adjustRightInd w:val="0"/>
+        <w:jc w:val="both"/>
+        <w:rPr>
+          <w:rFonts w:cs="Roboto-Regular"/>
+          <w:kern w:val="0"/>
+        </w:rPr>
+      </w:pPr>
+      <w:r>
+        <w:rPr>
+          <w:noProof/>
+        </w:rPr>
+        <mc:AlternateContent>
+          <mc:Choice Requires="wps">
+            <w:drawing>
+              <wp:inline distT="0" distB="0" distL="0" distR="0" wp14:anchorId="013E3556" wp14:editId="4A90C908">
+                <wp:extent cx="6609715" cy="635"/>
+                <wp:effectExtent l="9525" t="9525" r="10160" b="8890"/>
+                <wp:docPr id="1062460468" name="Straight Connector 80"/>
+                <wp:cNvGraphicFramePr>
+                  <a:graphicFrameLocks xmlns:a="http://schemas.openxmlformats.org/drawingml/2006/main"/>
+                </wp:cNvGraphicFramePr>
+                <a:graphic xmlns:a="http://schemas.openxmlformats.org/drawingml/2006/main">
+                  <a:graphicData uri="http://schemas.microsoft.com/office/word/2010/wordprocessingShape">
+                    <wps:wsp>
+                      <wps:cNvCnPr>
+                        <a:cxnSpLocks noChangeShapeType="1"/>
+                      </wps:cNvCnPr>
+                      <wps:spPr bwMode="auto">
+                        <a:xfrm>
+                          <a:off x="0" y="0"/>
+                          <a:ext cx="6609715" cy="635"/>
+                        </a:xfrm>
+                        <a:prstGeom prst="line">
+                          <a:avLst/>
+                        </a:prstGeom>
+                        <a:noFill/>
+                        <a:ln w="9525">
+                          <a:solidFill>
+                            <a:schemeClr val="bg1">
+                              <a:lumMod val="75000"/>
+                              <a:lumOff val="0"/>
+                            </a:schemeClr>
+                          </a:solidFill>
+                          <a:miter lim="800000"/>
+                          <a:headEnd/>
+                          <a:tailEnd/>
+                        </a:ln>
+                        <a:extLst>
+                          <a:ext uri="{909E8E84-426E-40DD-AFC4-6F175D3DCCD1}">
+                            <a14:hiddenFill xmlns:a14="http://schemas.microsoft.com/office/drawing/2010/main">
+                              <a:noFill/>
+                            </a14:hiddenFill>
+                          </a:ext>
+                        </a:extLst>
+                      </wps:spPr>
+                      <wps:bodyPr/>
+                    </wps:wsp>
+                  </a:graphicData>
+                </a:graphic>
+              </wp:inline>
+            </w:drawing>
+          </mc:Choice>
+          <mc:Fallback>
+            <w:pict>
+              <v:line w14:anchorId="4274ACE0" id="Straight Connector 80" o:spid="_x0000_s1026" style="visibility:visible;mso-wrap-style:square;mso-left-percent:-10001;mso-top-percent:-10001;mso-position-horizontal:absolute;mso-position-horizontal-relative:char;mso-position-vertical:absolute;mso-position-vertical-relative:line;mso-left-percent:-10001;mso-top-percent:-10001" from="0,0" to="520.45pt,.05pt" o:gfxdata="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" strokecolor="#bfbfbf [2412]">
+                <v:stroke joinstyle="miter"/>
+                <w10:anchorlock/>
+              </v:line>
+            </w:pict>
+          </mc:Fallback>
+        </mc:AlternateContent>
+      </w:r>
+    </w:p>
+    <w:p>
+      <w:pPr>
+        <w:pStyle w:val="Heading1"/>
+        <w:spacing w:before="0"/>
+        <w:jc w:val="both"/>
+        <w:rPr>
+          <w:sz w:val="24"/>
+          <w:szCs w:val="24"/>
+        </w:rPr>
+      </w:pPr>
+      <w:r>
+        <w:rPr>
+          <w:sz w:val="24"/>
+          <w:szCs w:val="24"/>
+        </w:rPr>
+        <w:t>eNTIRE AGREEMENT</w:t>
+      </w:r>
+    </w:p>
+    <w:p>
+      <w:pPr>
+        <w:pStyle w:val="ListParagraph"/>
+        <w:numPr>
+          <w:ilvl w:val="0"/>
+          <w:numId w:val="66"/>
+        </w:numPr>
+        <w:tabs>
+          <w:tab w:val="left" w:pos="90"/>
+        </w:tabs>
+        <w:spacing w:line="254" w:lineRule="auto"/>
+        <w:ind w:left="502" w:right="283"/>
+        <w:jc w:val="both"/>
+        <w:rPr>
+          <w:rFonts w:cs="Roboto-Regular"/>
+          <w:kern w:val="0"/>
+          <w:sz w:val="20"/>
+          <w:szCs w:val="20"/>
+        </w:rPr>
+      </w:pPr>
+      <w:r>
+        <w:rPr>
+          <w:rFonts w:cs="Roboto-Regular"/>
+          <w:kern w:val="0"/>
+          <w:sz w:val="20"/>
+          <w:szCs w:val="20"/>
+        </w:rPr>
+        <w:t>This engagement letter sets out the entire agreement and understanding between the Entity and us in connection with the engagement.  It supersedes and relieves us from liability (if any) that might otherwise arise for any prior agreements, understandings, arrangements, statements or representations (unless made fraudulently) as to any facts or matters relating to us or the engagement.  Any modifications or variations to the engagement letter must be in writing and signed by an authorized representative of each party.</w:t>
+      </w:r>
+    </w:p>
+    <w:p>
+      <w:pPr>
+        <w:autoSpaceDE w:val="0"/>
+        <w:autoSpaceDN w:val="0"/>
+        <w:adjustRightInd w:val="0"/>
+        <w:jc w:val="both"/>
+        <w:rPr>
+          <w:rFonts w:cs="Roboto-Regular"/>
+          <w:kern w:val="0"/>
+        </w:rPr>
+      </w:pPr>
+      <w:r>
+        <w:rPr>
+          <w:noProof/>
+        </w:rPr>
+        <mc:AlternateContent>
+          <mc:Choice Requires="wps">
+            <w:drawing>
+              <wp:inline distT="0" distB="0" distL="0" distR="0" wp14:anchorId="2F7D18DE" wp14:editId="6D2FBD3C">
+                <wp:extent cx="6609715" cy="635"/>
+                <wp:effectExtent l="9525" t="9525" r="10160" b="8890"/>
+                <wp:docPr id="1045153478" name="Straight Connector 79"/>
+                <wp:cNvGraphicFramePr>
+                  <a:graphicFrameLocks xmlns:a="http://schemas.openxmlformats.org/drawingml/2006/main"/>
+                </wp:cNvGraphicFramePr>
+                <a:graphic xmlns:a="http://schemas.openxmlformats.org/drawingml/2006/main">
+                  <a:graphicData uri="http://schemas.microsoft.com/office/word/2010/wordprocessingShape">
+                    <wps:wsp>
+                      <wps:cNvCnPr>
+                        <a:cxnSpLocks noChangeShapeType="1"/>
+                      </wps:cNvCnPr>
+                      <wps:spPr bwMode="auto">
+                        <a:xfrm>
+                          <a:off x="0" y="0"/>
+                          <a:ext cx="6609715" cy="635"/>
+                        </a:xfrm>
+                        <a:prstGeom prst="line">
+                          <a:avLst/>
+                        </a:prstGeom>
+                        <a:noFill/>
+                        <a:ln w="9525">
+                          <a:solidFill>
+                            <a:schemeClr val="bg1">
+                              <a:lumMod val="75000"/>
+                              <a:lumOff val="0"/>
+                            </a:schemeClr>
+                          </a:solidFill>
+                          <a:miter lim="800000"/>
+                          <a:headEnd/>
+                          <a:tailEnd/>
+                        </a:ln>
+                        <a:extLst>
+                          <a:ext uri="{909E8E84-426E-40DD-AFC4-6F175D3DCCD1}">
+                            <a14:hiddenFill xmlns:a14="http://schemas.microsoft.com/office/drawing/2010/main">
+                              <a:noFill/>
+                            </a14:hiddenFill>
+                          </a:ext>
+                        </a:extLst>
+                      </wps:spPr>
+                      <wps:bodyPr/>
+                    </wps:wsp>
+                  </a:graphicData>
+                </a:graphic>
+              </wp:inline>
+            </w:drawing>
+          </mc:Choice>
+          <mc:Fallback>
+            <w:pict>
+              <v:line w14:anchorId="76B6211C" id="Straight Connector 79" o:spid="_x0000_s1026" style="visibility:visible;mso-wrap-style:square;mso-left-percent:-10001;mso-top-percent:-10001;mso-position-horizontal:absolute;mso-position-horizontal-relative:char;mso-position-vertical:absolute;mso-position-vertical-relative:line;mso-left-percent:-10001;mso-top-percent:-10001" from="0,0" to="520.45pt,.05pt" o:gfxdata="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" strokecolor="#bfbfbf [2412]">
+                <v:stroke joinstyle="miter"/>
+                <w10:anchorlock/>
+              </v:line>
+            </w:pict>
+          </mc:Fallback>
+        </mc:AlternateContent>
+      </w:r>
+    </w:p>
+    <w:p>
+      <w:pPr>
+        <w:tabs>
+          <w:tab w:val="left" w:pos="90"/>
+        </w:tabs>
+        <w:spacing w:after="0" w:line="240" w:lineRule="auto"/>
+        <w:ind w:right="283"/>
+        <w:jc w:val="both"/>
+        <w:rPr>
+          <w:rFonts w:ascii="Roboto Black" w:eastAsiaTheme="majorEastAsia" w:hAnsi="Roboto Black" w:cstheme="majorBidi"/>
+          <w:caps/>
+          <w:color w:val="BB2121"/>
+          <w:sz w:val="24"/>
+          <w:szCs w:val="24"/>
+        </w:rPr>
+      </w:pPr>
+      <w:r>
+        <w:rPr>
+          <w:rFonts w:ascii="Roboto Black" w:eastAsiaTheme="majorEastAsia" w:hAnsi="Roboto Black" w:cstheme="majorBidi"/>
+          <w:caps/>
+          <w:color w:val="BB2121"/>
+          <w:sz w:val="24"/>
+          <w:szCs w:val="24"/>
+        </w:rPr>
+        <w:t>Agreement of terms</w:t>
+      </w:r>
+    </w:p>
+    <w:p>
+      <w:pPr>
+        <w:pStyle w:val="ListParagraph"/>
+        <w:numPr>
+          <w:ilvl w:val="0"/>
+          <w:numId w:val="67"/>
+        </w:numPr>
+        <w:spacing w:before="160" w:after="0" w:line="240" w:lineRule="auto"/>
+        <w:ind w:left="511" w:hanging="284"/>
+        <w:jc w:val="both"/>
+        <w:rPr>
+          <w:rFonts w:cs="Roboto-Regular"/>
+          <w:kern w:val="0"/>
+          <w:sz w:val="20"/>
+          <w:szCs w:val="20"/>
+        </w:rPr>
+      </w:pPr>
+      <w:r>
+        <w:rPr>
+          <w:rFonts w:cs="Roboto-Regular"/>
+          <w:kern w:val="0"/>
+          <w:sz w:val="20"/>
+          <w:szCs w:val="20"/>
+        </w:rPr>
+        <w:t xml:space="preserve">We are pleased to confirm our acceptance and our understanding of this engagement by means of this letter. Please confirm in writing your agreement to the terms of this letter by signing and returning the attached copy. </w:t>
+      </w:r>
+    </w:p>
+    <w:p>
+      <w:pPr>
+        <w:autoSpaceDE w:val="0"/>
+        <w:autoSpaceDN w:val="0"/>
+        <w:adjustRightInd w:val="0"/>
+        <w:jc w:val="both"/>
+        <w:rPr>
+          <w:rFonts w:cs="Roboto-Regular"/>
+          <w:kern w:val="0"/>
+        </w:rPr>
+      </w:pPr>
+      <w:r>
+        <w:rPr>
+          <w:noProof/>
+        </w:rPr>
+        <mc:AlternateContent>
+          <mc:Choice Requires="wps">
+            <w:drawing>
+              <wp:inline distT="0" distB="0" distL="0" distR="0" wp14:anchorId="5B7B96AA" wp14:editId="2F4FD8F1">
+                <wp:extent cx="6609715" cy="635"/>
+                <wp:effectExtent l="9525" t="9525" r="10160" b="8890"/>
+                <wp:docPr id="1319293139" name="Straight Connector 78"/>
+                <wp:cNvGraphicFramePr>
+                  <a:graphicFrameLocks xmlns:a="http://schemas.openxmlformats.org/drawingml/2006/main"/>
+                </wp:cNvGraphicFramePr>
+                <a:graphic xmlns:a="http://schemas.openxmlformats.org/drawingml/2006/main">
+                  <a:graphicData uri="http://schemas.microsoft.com/office/word/2010/wordprocessingShape">
+                    <wps:wsp>
+                      <wps:cNvCnPr>
+                        <a:cxnSpLocks noChangeShapeType="1"/>
+                      </wps:cNvCnPr>
+                      <wps:spPr bwMode="auto">
+                        <a:xfrm>
+                          <a:off x="0" y="0"/>
+                          <a:ext cx="6609715" cy="635"/>
+                        </a:xfrm>
+                        <a:prstGeom prst="line">
+                          <a:avLst/>
+                        </a:prstGeom>
+                        <a:noFill/>
+                        <a:ln w="9525">
+                          <a:solidFill>
+                            <a:schemeClr val="bg1">
+                              <a:lumMod val="75000"/>
+                              <a:lumOff val="0"/>
+                            </a:schemeClr>
+                          </a:solidFill>
+                          <a:miter lim="800000"/>
+                          <a:headEnd/>
+                          <a:tailEnd/>
+                        </a:ln>
+                        <a:extLst>
+                          <a:ext uri="{909E8E84-426E-40DD-AFC4-6F175D3DCCD1}">
+                            <a14:hiddenFill xmlns:a14="http://schemas.microsoft.com/office/drawing/2010/main">
+                              <a:noFill/>
+                            </a14:hiddenFill>
+                          </a:ext>
+                        </a:extLst>
+                      </wps:spPr>
+                      <wps:bodyPr/>
+                    </wps:wsp>
+                  </a:graphicData>
+                </a:graphic>
+              </wp:inline>
+            </w:drawing>
+          </mc:Choice>
+          <mc:Fallback>
+            <w:pict>
+              <v:line w14:anchorId="3A844625" id="Straight Connector 78" o:spid="_x0000_s1026" style="visibility:visible;mso-wrap-style:square;mso-left-percent:-10001;mso-top-percent:-10001;mso-position-horizontal:absolute;mso-position-horizontal-relative:char;mso-position-vertical:absolute;mso-position-vertical-relative:line;mso-left-percent:-10001;mso-top-percent:-10001" from="0,0" to="520.45pt,.05pt" o:gfxdata="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" strokecolor="#bfbfbf [2412]">
+                <v:stroke joinstyle="miter"/>
+                <w10:anchorlock/>
+              </v:line>
+            </w:pict>
+          </mc:Fallback>
+        </mc:AlternateContent>
+      </w:r>
+    </w:p>
+    <w:p>
+      <w:pPr>
+        <w:pStyle w:val="Heading1"/>
+        <w:spacing w:before="0"/>
+        <w:jc w:val="both"/>
+        <w:rPr>
+          <w:sz w:val="24"/>
+          <w:szCs w:val="24"/>
+        </w:rPr>
+      </w:pPr>
+      <w:r>
+        <w:rPr>
+          <w:sz w:val="24"/>
+          <w:szCs w:val="24"/>
+        </w:rPr>
+        <w:t>EXCLUSIONS</w:t>
+      </w:r>
+    </w:p>
+    <w:p>
+      <w:pPr>
+        <w:pStyle w:val="ListParagraph"/>
+        <w:numPr>
+          <w:ilvl w:val="0"/>
+          <w:numId w:val="67"/>
+        </w:numPr>
+        <w:spacing w:before="160" w:after="0" w:line="240" w:lineRule="auto"/>
+        <w:ind w:left="511" w:hanging="284"/>
+        <w:jc w:val="both"/>
+        <w:rPr>
+          <w:rFonts w:cs="Roboto-Regular"/>
+          <w:kern w:val="0"/>
+          <w:sz w:val="20"/>
+          <w:szCs w:val="20"/>
+        </w:rPr>
+      </w:pPr>
+      <w:r>
+        <w:rPr>
+          <w:rFonts w:cs="Roboto-Regular"/>
+          <w:kern w:val="0"/>
+          <w:sz w:val="20"/>
+          <w:szCs w:val="20"/>
+        </w:rPr>
+        <w:t xml:space="preserve">This letter of engagement specifically excludes other specific services provided by the Firm to its clients like restructuring of businesses or companies, schemes of arrangements, internal audit, valuation certificates etc. In the event Entity desire to avail any of these services from the Firm, both the parties shall </w:t>
+      </w:r>
+      <w:proofErr w:type="gramStart"/>
+      <w:r>
+        <w:rPr>
+          <w:rFonts w:cs="Roboto-Regular"/>
+          <w:kern w:val="0"/>
+          <w:sz w:val="20"/>
+          <w:szCs w:val="20"/>
+        </w:rPr>
+        <w:t>enter into</w:t>
+      </w:r>
+      <w:proofErr w:type="gramEnd"/>
+      <w:r>
+        <w:rPr>
+          <w:rFonts w:cs="Roboto-Regular"/>
+          <w:kern w:val="0"/>
+          <w:sz w:val="20"/>
+          <w:szCs w:val="20"/>
+        </w:rPr>
+        <w:t xml:space="preserve"> separate letter of engagements on the terms and conditions as may be mutually agreed.</w:t>
+      </w:r>
+    </w:p>
+    <w:p>
+      <w:pPr>
+        <w:autoSpaceDE w:val="0"/>
+        <w:autoSpaceDN w:val="0"/>
+        <w:adjustRightInd w:val="0"/>
+        <w:jc w:val="both"/>
+        <w:rPr>
+          <w:rFonts w:cs="Roboto-Regular"/>
+          <w:kern w:val="0"/>
+        </w:rPr>
+      </w:pPr>
+      <w:r>
+        <w:rPr>
+          <w:noProof/>
+        </w:rPr>
+        <mc:AlternateContent>
+          <mc:Choice Requires="wps">
+            <w:drawing>
+              <wp:inline distT="0" distB="0" distL="0" distR="0" wp14:anchorId="25425F95" wp14:editId="7E599C49">
+                <wp:extent cx="6609715" cy="635"/>
+                <wp:effectExtent l="9525" t="9525" r="10160" b="8890"/>
+                <wp:docPr id="1495709094" name="Straight Connector 77"/>
+                <wp:cNvGraphicFramePr>
+                  <a:graphicFrameLocks xmlns:a="http://schemas.openxmlformats.org/drawingml/2006/main"/>
+                </wp:cNvGraphicFramePr>
+                <a:graphic xmlns:a="http://schemas.openxmlformats.org/drawingml/2006/main">
+                  <a:graphicData uri="http://schemas.microsoft.com/office/word/2010/wordprocessingShape">
+                    <wps:wsp>
+                      <wps:cNvCnPr>
+                        <a:cxnSpLocks noChangeShapeType="1"/>
+                      </wps:cNvCnPr>
+                      <wps:spPr bwMode="auto">
+                        <a:xfrm>
+                          <a:off x="0" y="0"/>
+                          <a:ext cx="6609715" cy="635"/>
+                        </a:xfrm>
+                        <a:prstGeom prst="line">
+                          <a:avLst/>
+                        </a:prstGeom>
+                        <a:noFill/>
+                        <a:ln w="9525">
+                          <a:solidFill>
+                            <a:schemeClr val="bg1">
+                              <a:lumMod val="75000"/>
+                              <a:lumOff val="0"/>
+                            </a:schemeClr>
+                          </a:solidFill>
+                          <a:miter lim="800000"/>
+                          <a:headEnd/>
+                          <a:tailEnd/>
+                        </a:ln>
+                        <a:extLst>
+                          <a:ext uri="{909E8E84-426E-40DD-AFC4-6F175D3DCCD1}">
+                            <a14:hiddenFill xmlns:a14="http://schemas.microsoft.com/office/drawing/2010/main">
+                              <a:noFill/>
+                            </a14:hiddenFill>
+                          </a:ext>
+                        </a:extLst>
+                      </wps:spPr>
+                      <wps:bodyPr/>
+                    </wps:wsp>
+                  </a:graphicData>
+                </a:graphic>
+              </wp:inline>
+            </w:drawing>
+          </mc:Choice>
+          <mc:Fallback>
+            <w:pict>
+              <v:line w14:anchorId="76BE5E52" id="Straight Connector 77" o:spid="_x0000_s1026" style="visibility:visible;mso-wrap-style:square;mso-left-percent:-10001;mso-top-percent:-10001;mso-position-horizontal:absolute;mso-position-horizontal-relative:char;mso-position-vertical:absolute;mso-position-vertical-relative:line;mso-left-percent:-10001;mso-top-percent:-10001" from="0,0" to="520.45pt,.05pt" o:gfxdata="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" strokecolor="#bfbfbf [2412]">
+                <v:stroke joinstyle="miter"/>
+                <w10:anchorlock/>
+              </v:line>
+            </w:pict>
+          </mc:Fallback>
+        </mc:AlternateContent>
+      </w:r>
+    </w:p>
+    <w:p>
+      <w:pPr>
+        <w:pStyle w:val="Heading1"/>
+        <w:spacing w:before="0"/>
+        <w:jc w:val="both"/>
+        <w:rPr>
+          <w:sz w:val="24"/>
+          <w:szCs w:val="24"/>
+        </w:rPr>
+      </w:pPr>
+      <w:r>
+        <w:rPr>
+          <w:sz w:val="24"/>
+          <w:szCs w:val="24"/>
+        </w:rPr>
+        <w:t>DISCLAIMER</w:t>
+      </w:r>
+    </w:p>
+    <w:p>
+      <w:pPr>
+        <w:rPr>
+          <w:rFonts w:cs="Roboto-Regular"/>
+          <w:kern w:val="0"/>
+          <w:sz w:val="20"/>
+          <w:szCs w:val="20"/>
+        </w:rPr>
+      </w:pPr>
+      <w:r>
+        <w:rPr>
+          <w:rFonts w:cs="Roboto-Regular"/>
+          <w:kern w:val="0"/>
+          <w:sz w:val="20"/>
+          <w:szCs w:val="20"/>
+        </w:rPr>
+        <w:t xml:space="preserve">It is distinctly understood and agreed that neither (Incorp Advisory Services </w:t>
+      </w:r>
+      <w:proofErr w:type="spellStart"/>
+      <w:r>
+        <w:rPr>
+          <w:rFonts w:cs="Roboto-Regular"/>
+          <w:kern w:val="0"/>
+          <w:sz w:val="20"/>
+          <w:szCs w:val="20"/>
+        </w:rPr>
+        <w:t>Pvt.</w:t>
+      </w:r>
+      <w:proofErr w:type="spellEnd"/>
+      <w:r>
+        <w:rPr>
+          <w:rFonts w:cs="Roboto-Regular"/>
+          <w:kern w:val="0"/>
+          <w:sz w:val="20"/>
+          <w:szCs w:val="20"/>
+        </w:rPr>
+        <w:t xml:space="preserve"> Ltd.),</w:t>
+      </w:r>
+      <w:r>
+        <w:rPr>
+          <w:rFonts w:cs="Roboto-Regular"/>
+          <w:kern w:val="0"/>
+          <w:sz w:val="20"/>
+          <w:szCs w:val="20"/>
+        </w:rPr>
+        <w:t> </w:t>
+      </w:r>
+      <w:r>
+        <w:rPr>
+          <w:rFonts w:cs="Roboto-Regular"/>
+          <w:kern w:val="0"/>
+          <w:sz w:val="20"/>
+          <w:szCs w:val="20"/>
+        </w:rPr>
+        <w:t>(</w:t>
+      </w:r>
+      <w:r>
+        <w:rPr>
+          <w:rFonts w:cs="Roboto-Regular"/>
+          <w:kern w:val="0"/>
+          <w:sz w:val="20"/>
+          <w:szCs w:val="20"/>
+        </w:rPr>
+        <w:t>Incorp Corporate Services LLP</w:t>
+      </w:r>
+      <w:r>
+        <w:rPr>
+          <w:rFonts w:cs="Roboto-Regular"/>
+          <w:kern w:val="0"/>
+          <w:sz w:val="20"/>
+          <w:szCs w:val="20"/>
+        </w:rPr>
+        <w:t xml:space="preserve">) nor its partners or employees will be liable to your company in connection with the subject assignment. This exclusion will apply despite any express or implied covenants, terms or conditions of this assignment letter or any collateral or incidental agreement or warranty or any representation. This exclusion will not cover any acts, omissions or </w:t>
+      </w:r>
+      <w:r>
+        <w:rPr>
+          <w:rFonts w:cs="Roboto-Regular"/>
+          <w:kern w:val="0"/>
+          <w:sz w:val="20"/>
+          <w:szCs w:val="20"/>
+        </w:rPr>
+        <w:t xml:space="preserve">representations, which are in any case illegal on the part of (Incorp Advisory Services </w:t>
+      </w:r>
+      <w:proofErr w:type="spellStart"/>
+      <w:r>
+        <w:rPr>
+          <w:rFonts w:cs="Roboto-Regular"/>
+          <w:kern w:val="0"/>
+          <w:sz w:val="20"/>
+          <w:szCs w:val="20"/>
+        </w:rPr>
+        <w:t>Pvt.</w:t>
+      </w:r>
+      <w:proofErr w:type="spellEnd"/>
+      <w:r>
+        <w:rPr>
+          <w:rFonts w:cs="Roboto-Regular"/>
+          <w:kern w:val="0"/>
+          <w:sz w:val="20"/>
+          <w:szCs w:val="20"/>
+        </w:rPr>
+        <w:t xml:space="preserve"> Ltd.), </w:t>
+      </w:r>
+      <w:r>
+        <w:rPr>
+          <w:rFonts w:cs="Roboto-Regular"/>
+          <w:kern w:val="0"/>
+          <w:sz w:val="20"/>
+          <w:szCs w:val="20"/>
+        </w:rPr>
+        <w:t>(</w:t>
+      </w:r>
+      <w:r>
+        <w:rPr>
+          <w:rFonts w:cs="Roboto-Regular"/>
+          <w:kern w:val="0"/>
+          <w:sz w:val="20"/>
+          <w:szCs w:val="20"/>
+        </w:rPr>
+        <w:t>Incorp Corporate Services LLP</w:t>
+      </w:r>
+      <w:r>
+        <w:rPr>
+          <w:rFonts w:cs="Roboto-Regular"/>
+          <w:kern w:val="0"/>
+          <w:sz w:val="20"/>
+          <w:szCs w:val="20"/>
+        </w:rPr>
+        <w:t xml:space="preserve">) </w:t>
+      </w:r>
+      <w:r>
+        <w:rPr>
+          <w:rFonts w:cs="Roboto-Regular"/>
+          <w:kern w:val="0"/>
+          <w:sz w:val="20"/>
+          <w:szCs w:val="20"/>
+        </w:rPr>
+        <w:t xml:space="preserve">its partners or employees or to any liability which cannot be excluded by law. All the acts and deeds under this assignment will </w:t>
+      </w:r>
+      <w:proofErr w:type="gramStart"/>
+      <w:r>
+        <w:rPr>
+          <w:rFonts w:cs="Roboto-Regular"/>
+          <w:kern w:val="0"/>
+          <w:sz w:val="20"/>
+          <w:szCs w:val="20"/>
+        </w:rPr>
+        <w:t>be in compliance with</w:t>
+      </w:r>
+      <w:proofErr w:type="gramEnd"/>
+      <w:r>
+        <w:rPr>
+          <w:rFonts w:cs="Roboto-Regular"/>
+          <w:kern w:val="0"/>
+          <w:sz w:val="20"/>
+          <w:szCs w:val="20"/>
+        </w:rPr>
+        <w:t xml:space="preserve"> all applicable laws, Regulations, Guidelines and Circulars.</w:t>
+      </w:r>
+    </w:p>
+    <w:p>
+      <w:pPr>
+        <w:rPr>
+          <w:rFonts w:cs="Roboto-Regular"/>
+          <w:kern w:val="0"/>
+          <w:sz w:val="20"/>
+          <w:szCs w:val="20"/>
+        </w:rPr>
+      </w:pPr>
+    </w:p>
+    <w:p>
+      <w:pPr>
+        <w:pStyle w:val="BodyTextIndent"/>
+        <w:ind w:left="0" w:right="283"/>
+        <w:rPr>
+          <w:rFonts w:cs="Roboto-Regular"/>
+          <w:sz w:val="20"/>
+          <w:szCs w:val="20"/>
+        </w:rPr>
+      </w:pPr>
+      <w:r>
+        <w:rPr>
+          <w:rFonts w:cs="Roboto-Regular"/>
+          <w:sz w:val="20"/>
+          <w:szCs w:val="20"/>
+        </w:rPr>
+        <w:t xml:space="preserve">We appreciate the opportunity to be of service to the Entity. </w:t>
+      </w:r>
+    </w:p>
+    <w:p>
+      <w:pPr>
+        <w:pStyle w:val="BodyText"/>
+        <w:spacing w:before="214"/>
+        <w:ind w:right="283"/>
+        <w:jc w:val="both"/>
+        <w:rPr>
+          <w:rFonts w:eastAsiaTheme="minorEastAsia" w:cs="Roboto-Regular"/>
+          <w:b/>
+          <w:bCs/>
+          <w:sz w:val="20"/>
+          <w:szCs w:val="20"/>
+          <w:lang w:val="en-SG" w:eastAsia="zh-CN"/>
+        </w:rPr>
+      </w:pPr>
+      <w:r>
+        <w:rPr>
+          <w:rFonts w:eastAsiaTheme="minorEastAsia" w:cs="Roboto-Regular"/>
+          <w:b/>
+          <w:bCs/>
+          <w:sz w:val="20"/>
+          <w:szCs w:val="20"/>
+          <w:lang w:val="en-SG" w:eastAsia="zh-CN"/>
+        </w:rPr>
+        <w:t>We hope to hear from you favourably on our proposal. Please do not hesitate to let us know if you need further      clarifications.</w:t>
+      </w:r>
+    </w:p>
+    <w:p>
+      <w:pPr>
+        <w:pStyle w:val="BodyTextIndent"/>
+        <w:ind w:left="0" w:right="283"/>
+        <w:rPr>
+          <w:rFonts w:cs="Roboto-Regular"/>
+          <w:sz w:val="20"/>
+          <w:szCs w:val="20"/>
+        </w:rPr>
+      </w:pPr>
+      <w:r>
+        <w:rPr>
+          <w:rFonts w:cs="Roboto-Regular"/>
+          <w:sz w:val="20"/>
+          <w:szCs w:val="20"/>
+        </w:rPr>
+        <w:t>This proposal specifically excludes other specific services provided by the Firm to its clients like restructuring of businesses or companies, schemes of arrangements, internal audit, valuation certificates etc</w:t>
+      </w:r>
+    </w:p>
+    <w:p>
+      <w:pPr>
         <w:rPr>
           <w:b/>
           <w:sz w:val="28"/>
@@ -12813,17 +15135,62 @@
           <w:lang w:val="en-GB"/>
         </w:rPr>
       </w:pPr>
-    </w:p>
-    <w:p>
-      <w:pPr>
-        <w:ind w:left="5760"/>
-        <w:jc w:val="both"/>
+      <w:r>
         <w:rPr>
           <w:b/>
           <w:sz w:val="28"/>
           <w:szCs w:val="28"/>
           <w:lang w:val="en-GB"/>
         </w:rPr>
+        <w:br w:type="page"/>
+      </w:r>
+    </w:p>
+    <w:p>
+      <w:pPr>
+        <w:ind w:left="5760"/>
+        <w:jc w:val="both"/>
+        <w:rPr>
+          <w:b/>
+          <w:sz w:val="28"/>
+          <w:szCs w:val="28"/>
+          <w:lang w:val="en-GB"/>
+        </w:rPr>
+      </w:pPr>
+    </w:p>
+    <w:p>
+      <w:pPr>
+        <w:ind w:left="5760"/>
+        <w:jc w:val="both"/>
+        <w:rPr>
+          <w:b/>
+          <w:sz w:val="28"/>
+          <w:szCs w:val="28"/>
+          <w:lang w:val="en-GB"/>
+        </w:rPr>
+      </w:pPr>
+    </w:p>
+    <w:p>
+      <w:pPr>
+        <w:ind w:left="5760"/>
+        <w:jc w:val="both"/>
+        <w:rPr>
+          <w:b/>
+          <w:sz w:val="28"/>
+          <w:szCs w:val="28"/>
+          <w:lang w:val="en-GB"/>
+        </w:rPr>
+      </w:pPr>
+    </w:p>
+    <w:p>
+      <w:pPr>
+        <w:ind w:left="5760"/>
+        <w:jc w:val="both"/>
+        <w:rPr>
+          <w:b/>
+          <w:sz w:val="28"/>
+          <w:szCs w:val="28"/>
+          <w:lang w:val="en-GB"/>
+        </w:rPr>
       </w:pPr>
       <w:r>
         <w:rPr>
@@ -12833,7 +15200,7 @@
           <w:color w:val="000000" w:themeColor="text1"/>
         </w:rPr>
         <w:drawing>
-          <wp:inline distT="0" distB="0" distL="0" distR="0" wp14:anchorId="1CF6B9A6" wp14:editId="085C9000">
+          <wp:inline distT="0" distB="0" distL="0" distR="0" wp14:anchorId="1CF6B9A6" wp14:editId="2603C4BF">
             <wp:extent cx="2171700" cy="1058490"/>
             <wp:effectExtent l="0" t="0" r="0" b="0"/>
             <wp:docPr id="2088113910" name="Picture 7">
@@ -13104,9 +15471,9 @@
         <w:spacing w:after="0"/>
         <w:ind w:left="720"/>
         <w:rPr>
-          <w:iCs/>
-          <w:sz w:val="24"/>
-          <w:szCs w:val="24"/>
+          <w:b/>
+          <w:sz w:val="28"/>
+          <w:szCs w:val="28"/>
           <w:lang w:val="en-GB"/>
         </w:rPr>
       </w:pPr>
@@ -13158,93 +15525,6 @@
           <w:lang w:val="en-GB"/>
         </w:rPr>
         <w:t>48828</w:t>
-      </w:r>
-      <w:r>
-        <w:rPr>
-          <w:b/>
-          <w:sz w:val="28"/>
-          <w:szCs w:val="28"/>
-          <w:lang w:val="en-GB"/>
-        </w:rPr>
-        <w:br/>
-      </w:r>
-      <w:r>
-        <w:rPr>
-          <w:b/>
-          <w:sz w:val="28"/>
-          <w:szCs w:val="28"/>
-          <w:lang w:val="en-GB"/>
-        </w:rPr>
-        <w:br/>
-      </w:r>
-      <w:r>
-        <w:rPr>
-          <w:b/>
-          <w:bCs/>
-          <w:iCs/>
-          <w:color w:val="auto"/>
-          <w:sz w:val="24"/>
-          <w:szCs w:val="24"/>
-          <w:lang w:val="en-GB"/>
-        </w:rPr>
-        <w:t>Nikhil Joshi</w:t>
-      </w:r>
-      <w:r>
-        <w:rPr>
-          <w:b/>
-          <w:bCs/>
-          <w:iCs/>
-          <w:color w:val="auto"/>
-          <w:sz w:val="24"/>
-          <w:szCs w:val="24"/>
-          <w:lang w:val="en-GB"/>
-        </w:rPr>
-        <w:br/>
-        <w:t>Director Sales – Managed Services</w:t>
-      </w:r>
-      <w:r>
-        <w:rPr>
-          <w:iCs/>
-          <w:sz w:val="24"/>
-          <w:szCs w:val="24"/>
-          <w:lang w:val="en-GB"/>
-        </w:rPr>
-        <w:br/>
-      </w:r>
-      <w:hyperlink r:id="rId43" w:history="1">
-        <w:r>
-          <w:rPr>
-            <w:rStyle w:val="Hyperlink"/>
-            <w:sz w:val="24"/>
-            <w:szCs w:val="24"/>
-            <w:lang w:val="en-GB"/>
-          </w:rPr>
-          <w:t>nikhil.joshi@incorpadvisory.in</w:t>
-        </w:r>
-      </w:hyperlink>
-    </w:p>
-    <w:p>
-      <w:pPr>
-        <w:tabs>
-          <w:tab w:val="left" w:pos="2659"/>
-        </w:tabs>
-        <w:ind w:left="720"/>
-        <w:rPr>
-          <w:b/>
-          <w:sz w:val="28"/>
-          <w:szCs w:val="28"/>
-          <w:lang w:val="en-GB"/>
-        </w:rPr>
-      </w:pPr>
-      <w:r>
-        <w:rPr>
-          <w:iCs/>
-          <w:color w:val="auto"/>
-          <w:sz w:val="24"/>
-          <w:szCs w:val="24"/>
-          <w:lang w:val="en-GB"/>
-        </w:rPr>
-        <w:t>(+91) 99600 59498</w:t>
       </w:r>
       <w:r>
         <w:rPr>
@@ -13268,6 +15548,7 @@
           <w:lang w:val="en-GB"/>
         </w:rPr>
       </w:pPr>
+      <w:proofErr w:type="spellStart"/>
       <w:r>
         <w:rPr>
           <w:b/>
@@ -13276,8 +15557,9 @@
           <w:szCs w:val="28"/>
           <w:lang w:val="en-GB"/>
         </w:rPr>
-        <w:t xml:space="preserve">InCorp Advisory Services Pvt. Ltd.    </w:t>
-      </w:r>
+        <w:t>InCorp</w:t>
+      </w:r>
+      <w:proofErr w:type="spellEnd"/>
       <w:r>
         <w:rPr>
           <w:b/>
@@ -13286,6 +15568,38 @@
           <w:szCs w:val="28"/>
           <w:lang w:val="en-GB"/>
         </w:rPr>
+        <w:t xml:space="preserve"> Advisory Services </w:t>
+      </w:r>
+      <w:proofErr w:type="spellStart"/>
+      <w:r>
+        <w:rPr>
+          <w:b/>
+          <w:color w:val="auto"/>
+          <w:sz w:val="28"/>
+          <w:szCs w:val="28"/>
+          <w:lang w:val="en-GB"/>
+        </w:rPr>
+        <w:t>Pvt.</w:t>
+      </w:r>
+      <w:proofErr w:type="spellEnd"/>
+      <w:r>
+        <w:rPr>
+          <w:b/>
+          <w:color w:val="auto"/>
+          <w:sz w:val="28"/>
+          <w:szCs w:val="28"/>
+          <w:lang w:val="en-GB"/>
+        </w:rPr>
+        <w:t xml:space="preserve"> Ltd.    </w:t>
+      </w:r>
+      <w:r>
+        <w:rPr>
+          <w:b/>
+          <w:color w:val="auto"/>
+          <w:sz w:val="28"/>
+          <w:szCs w:val="28"/>
+          <w:lang w:val="en-GB"/>
+        </w:rPr>
         <w:tab/>
         <w:t xml:space="preserve">                         </w:t>
       </w:r>
@@ -13409,6 +15723,9 @@
         <w:spacing w:after="0"/>
         <w:ind w:left="720"/>
         <w:rPr>
+          <w:b/>
+          <w:bCs/>
+          <w:iCs/>
           <w:color w:val="auto"/>
           <w:sz w:val="24"/>
           <w:szCs w:val="24"/>
@@ -13455,6 +15772,142 @@
         </w:rPr>
         <w:t>.</w:t>
       </w:r>
+      <w:r>
+        <w:rPr>
+          <w:iCs/>
+          <w:color w:val="auto"/>
+          <w:sz w:val="24"/>
+          <w:szCs w:val="24"/>
+          <w:lang w:val="en-GB"/>
+        </w:rPr>
+        <w:br/>
+      </w:r>
+      <w:r>
+        <w:rPr>
+          <w:iCs/>
+          <w:color w:val="auto"/>
+          <w:sz w:val="24"/>
+          <w:szCs w:val="24"/>
+          <w:lang w:val="en-GB"/>
+        </w:rPr>
+        <w:br/>
+      </w:r>
+      <w:r>
+        <w:rPr>
+          <w:b/>
+          <w:bCs/>
+          <w:iCs/>
+          <w:color w:val="auto"/>
+          <w:sz w:val="24"/>
+          <w:szCs w:val="24"/>
+          <w:lang w:val="en-GB"/>
+        </w:rPr>
+        <w:t xml:space="preserve">GIFT </w:t>
+      </w:r>
+      <w:r>
+        <w:rPr>
+          <w:b/>
+          <w:bCs/>
+          <w:iCs/>
+          <w:color w:val="auto"/>
+          <w:sz w:val="24"/>
+          <w:szCs w:val="24"/>
+          <w:lang w:val="en-GB"/>
+        </w:rPr>
+        <w:t xml:space="preserve">City </w:t>
+      </w:r>
+      <w:r>
+        <w:rPr>
+          <w:b/>
+          <w:bCs/>
+          <w:iCs/>
+          <w:color w:val="auto"/>
+          <w:sz w:val="24"/>
+          <w:szCs w:val="24"/>
+          <w:lang w:val="en-GB"/>
+        </w:rPr>
+        <w:t>Office:</w:t>
+      </w:r>
+    </w:p>
+    <w:p>
+      <w:pPr>
+        <w:spacing w:after="0"/>
+        <w:ind w:left="720"/>
+        <w:rPr>
+          <w:iCs/>
+          <w:color w:val="auto"/>
+          <w:sz w:val="24"/>
+          <w:szCs w:val="24"/>
+          <w:lang w:val="en-GB"/>
+        </w:rPr>
+      </w:pPr>
+      <w:r>
+        <w:rPr>
+          <w:iCs/>
+          <w:color w:val="auto"/>
+          <w:sz w:val="24"/>
+          <w:szCs w:val="24"/>
+          <w:lang w:val="en-GB"/>
+        </w:rPr>
+        <w:t xml:space="preserve">405, Hiranandani Signature </w:t>
+      </w:r>
+      <w:proofErr w:type="spellStart"/>
+      <w:r>
+        <w:rPr>
+          <w:iCs/>
+          <w:color w:val="auto"/>
+          <w:sz w:val="24"/>
+          <w:szCs w:val="24"/>
+          <w:lang w:val="en-GB"/>
+        </w:rPr>
+        <w:t>Bldg</w:t>
+      </w:r>
+      <w:proofErr w:type="spellEnd"/>
+      <w:r>
+        <w:rPr>
+          <w:iCs/>
+          <w:color w:val="auto"/>
+          <w:sz w:val="24"/>
+          <w:szCs w:val="24"/>
+          <w:lang w:val="en-GB"/>
+        </w:rPr>
+        <w:t>, GIFT SEZ,</w:t>
+      </w:r>
+    </w:p>
+    <w:p>
+      <w:pPr>
+        <w:spacing w:after="0"/>
+        <w:ind w:left="720"/>
+        <w:rPr>
+          <w:iCs/>
+          <w:color w:val="auto"/>
+          <w:sz w:val="24"/>
+          <w:szCs w:val="24"/>
+          <w:lang w:val="en-GB"/>
+        </w:rPr>
+      </w:pPr>
+      <w:r>
+        <w:rPr>
+          <w:iCs/>
+          <w:color w:val="auto"/>
+          <w:sz w:val="24"/>
+          <w:szCs w:val="24"/>
+          <w:lang w:val="en-GB"/>
+        </w:rPr>
+        <w:t>GIFT City, Gandhinagar – 382050.</w:t>
+      </w:r>
+    </w:p>
+    <w:p>
+      <w:pPr>
+        <w:spacing w:after="0"/>
+        <w:ind w:left="720"/>
+        <w:rPr>
+          <w:color w:val="auto"/>
+          <w:sz w:val="24"/>
+          <w:szCs w:val="24"/>
+          <w:lang w:val="en-GB"/>
+        </w:rPr>
+      </w:pPr>
     </w:p>
     <w:p>
       <w:pPr>
@@ -13501,7 +15954,7 @@
         </w:rPr>
         <w:t xml:space="preserve"> </w:t>
       </w:r>
-      <w:hyperlink r:id="rId44" w:history="1">
+      <w:hyperlink r:id="rId39" w:history="1">
         <w:r>
           <w:rPr>
             <w:rStyle w:val="Hyperlink"/>
@@ -13521,7 +15974,7 @@
         </w:rPr>
         <w:t xml:space="preserve"> | </w:t>
       </w:r>
-      <w:hyperlink r:id="rId45" w:history="1">
+      <w:hyperlink r:id="rId40" w:history="1">
         <w:r>
           <w:rPr>
             <w:rStyle w:val="Hyperlink"/>
@@ -13588,7 +16041,7 @@
                     <pic:cNvPicPr/>
                   </pic:nvPicPr>
                   <pic:blipFill>
-                    <a:blip r:embed="rId46">
+                    <a:blip r:embed="rId41">
                       <a:extLst>
                         <a:ext uri="{28A0092B-C50C-407E-A947-70E740481C1C}">
                           <a14:useLocalDpi xmlns:a14="http://schemas.microsoft.com/office/drawing/2010/main" val="0"/>
@@ -13624,26 +16077,23 @@
     <w:p>
       <w:pPr>
         <w:tabs>
-          <w:tab w:val="left" w:pos="1490"/>
+          <w:tab w:val="left" w:pos="1516"/>
         </w:tabs>
         <w:spacing w:after="0"/>
         <w:rPr>
           <w:lang w:val="en-GB"/>
         </w:rPr>
       </w:pPr>
-    </w:p>
-    <w:p>
-      <w:pPr>
-        <w:spacing w:after="0"/>
-        <w:ind w:left="1440"/>
+      <w:r>
         <w:rPr>
           <w:lang w:val="en-GB"/>
         </w:rPr>
-      </w:pPr>
-    </w:p>
-    <w:p>
-      <w:pPr>
-        <w:ind w:left="720"/>
+        <w:tab/>
+      </w:r>
+    </w:p>
+    <w:p>
+      <w:pPr>
+        <w:ind w:firstLine="720"/>
         <w:rPr>
           <w:b/>
         </w:rPr>
@@ -13665,7 +16115,7 @@
             <wp:effectExtent l="0" t="0" r="0" b="0"/>
             <wp:wrapTopAndBottom/>
             <wp:docPr id="4" name="image10.png">
-              <a:hlinkClick xmlns:a="http://schemas.openxmlformats.org/drawingml/2006/main" r:id="rId47"/>
+              <a:hlinkClick xmlns:a="http://schemas.openxmlformats.org/drawingml/2006/main" r:id="rId42"/>
             </wp:docPr>
             <wp:cNvGraphicFramePr>
               <a:graphicFrameLocks xmlns:a="http://schemas.openxmlformats.org/drawingml/2006/main" noChangeAspect="1"/>
@@ -13675,12 +16125,12 @@
                 <pic:pic xmlns:pic="http://schemas.openxmlformats.org/drawingml/2006/picture">
                   <pic:nvPicPr>
                     <pic:cNvPr id="4" name="image10.png">
-                      <a:hlinkClick r:id="rId47"/>
+                      <a:hlinkClick r:id="rId42"/>
                     </pic:cNvPr>
                     <pic:cNvPicPr/>
                   </pic:nvPicPr>
                   <pic:blipFill>
-                    <a:blip r:embed="rId48" cstate="print">
+                    <a:blip r:embed="rId43" cstate="print">
                       <a:extLst>
                         <a:ext uri="{28A0092B-C50C-407E-A947-70E740481C1C}">
                           <a14:useLocalDpi xmlns:a14="http://schemas.microsoft.com/office/drawing/2010/main" val="0"/>
@@ -13892,8 +16342,8 @@
       </w:r>
     </w:p>
     <w:sectPr>
-      <w:headerReference w:type="default" r:id="rId49"/>
-      <w:footerReference w:type="default" r:id="rId50"/>
+      <w:headerReference w:type="default" r:id="rId44"/>
+      <w:footerReference w:type="default" r:id="rId45"/>
       <w:pgSz w:w="11906" w:h="16838"/>
       <w:pgMar w:top="720" w:right="720" w:bottom="720" w:left="720" w:header="1077" w:footer="708" w:gutter="0"/>
       <w:cols w:space="708"/>
@@ -13902,203 +16352,6 @@
     </w:sectPr>
   </w:body>
 </w:document>
-</file>
-
-<file path=word/comments.xml><?xml version="1.0" encoding="utf-8"?>
-<w:comments xmlns:wpc="http://schemas.microsoft.com/office/word/2010/wordprocessingCanvas" xmlns:cx="http://schemas.microsoft.com/office/drawing/2014/chartex" xmlns:cx1="http://schemas.microsoft.com/office/drawing/2015/9/8/chartex" xmlns:cx2="http://schemas.microsoft.com/office/drawing/2015/10/21/chartex" xmlns:cx3="http://schemas.microsoft.com/office/drawing/2016/5/9/chartex" xmlns:cx4="http://schemas.microsoft.com/office/drawing/2016/5/10/chartex" xmlns:cx5="http://schemas.microsoft.com/office/drawing/2016/5/11/chartex" xmlns:cx6="http://schemas.microsoft.com/office/drawing/2016/5/12/chartex" xmlns:cx7="http://schemas.microsoft.com/office/drawing/2016/5/13/chartex" xmlns:cx8="http://schemas.microsoft.com/office/drawing/2016/5/14/chartex" xmlns:mc="http://schemas.openxmlformats.org/markup-compatibility/2006" xmlns:aink="http://schemas.microsoft.com/office/drawing/2016/ink" xmlns:am3d="http://schemas.microsoft.com/office/drawing/2017/model3d" xmlns:o="urn:schemas-microsoft-com:office:office" xmlns:oel="http://schemas.microsoft.com/office/2019/extlst" xmlns:r="http://schemas.openxmlformats.org/officeDocument/2006/relationships" xmlns:m="http://schemas.openxmlformats.org/officeDocument/2006/math" xmlns:v="urn:schemas-microsoft-com:vml" xmlns:wp14="http://schemas.microsoft.com/office/word/2010/wordprocessingDrawing" xmlns:wp="http://schemas.openxmlformats.org/drawingml/2006/wordprocessingDrawing" xmlns:w10="urn:schemas-microsoft-com:office:word" xmlns:w="http://schemas.openxmlformats.org/wordprocessingml/2006/main" xmlns:w14="http://schemas.microsoft.com/office/word/2010/wordml" xmlns:w15="http://schemas.microsoft.com/office/word/2012/wordml" xmlns:w16cex="http://schemas.microsoft.com/office/word/2018/wordml/cex" xmlns:w16cid="http://schemas.microsoft.com/office/word/2016/wordml/cid" xmlns:w16="http://schemas.microsoft.com/office/word/2018/wordml" xmlns:w16du="http://schemas.microsoft.com/office/word/2023/wordml/word16du" xmlns:w16sdtdh="http://schemas.microsoft.com/office/word/2020/wordml/sdtdatahash" xmlns:w16sdtfl="http://schemas.microsoft.com/office/word/2024/wordml/sdtformatlock" xmlns:w16se="http://schemas.microsoft.com/office/word/2015/wordml/symex" xmlns:wpg="http://schemas.microsoft.com/office/word/2010/wordprocessingGroup" xmlns:wpi="http://schemas.microsoft.com/office/word/2010/wordprocessingInk" xmlns:wne="http://schemas.microsoft.com/office/word/2006/wordml" xmlns:wps="http://schemas.microsoft.com/office/word/2010/wordprocessingShape" mc:Ignorable="w14 w15 w16se w16cid w16 w16cex w16sdtdh w16sdtfl w16du wp14">
-  <w:comment w:id="7" w:author="Venkatesh Vadlakonda" w:date="2026-03-26T15:04:00Z" w:initials="VV">
-    <w:p>
-      <w:pPr>
-        <w:pStyle w:val="CommentText"/>
-      </w:pPr>
-      <w:r>
-        <w:rPr>
-          <w:rStyle w:val="CommentReference"/>
-        </w:rPr>
-        <w:annotationRef/>
-      </w:r>
-      <w:r>
-        <w:rPr>
-          <w:lang w:val="en-IN"/>
-        </w:rPr>
-        <w:t>Date should be dynamic</w:t>
-      </w:r>
-    </w:p>
-  </w:comment>
-  <w:comment w:id="8" w:author="Venkatesh Vadlakonda" w:date="2026-03-26T15:05:00Z" w:initials="VV">
-    <w:p>
-      <w:pPr>
-        <w:pStyle w:val="CommentText"/>
-      </w:pPr>
-      <w:r>
-        <w:rPr>
-          <w:rStyle w:val="CommentReference"/>
-        </w:rPr>
-        <w:annotationRef/>
-      </w:r>
-      <w:r>
-        <w:rPr>
-          <w:lang w:val="en-IN"/>
-        </w:rPr>
-        <w:t>Client Name should be dynamic</w:t>
-      </w:r>
-    </w:p>
-  </w:comment>
-  <w:comment w:id="10" w:author="Venkatesh Vadlakonda" w:date="2026-03-26T15:05:00Z" w:initials="VV">
-    <w:p>
-      <w:pPr>
-        <w:pStyle w:val="CommentText"/>
-      </w:pPr>
-      <w:r>
-        <w:rPr>
-          <w:rStyle w:val="CommentReference"/>
-        </w:rPr>
-        <w:annotationRef/>
-      </w:r>
-      <w:r>
-        <w:rPr>
-          <w:lang w:val="en-IN"/>
-        </w:rPr>
-        <w:t>Address should be dynamic</w:t>
-      </w:r>
-    </w:p>
-  </w:comment>
-  <w:comment w:id="11" w:author="Venkatesh Vadlakonda" w:date="2026-03-26T15:06:00Z" w:initials="VV">
-    <w:p>
-      <w:pPr>
-        <w:pStyle w:val="CommentText"/>
-      </w:pPr>
-      <w:r>
-        <w:rPr>
-          <w:rStyle w:val="CommentReference"/>
-        </w:rPr>
-        <w:annotationRef/>
-      </w:r>
-      <w:r>
-        <w:rPr>
-          <w:lang w:val="en-IN"/>
-        </w:rPr>
-        <w:t>Client Name should be populated here</w:t>
-      </w:r>
-    </w:p>
-  </w:comment>
-  <w:comment w:id="13" w:author="Venkatesh Vadlakonda" w:date="2026-03-26T15:06:00Z" w:initials="VV">
-    <w:p>
-      <w:pPr>
-        <w:pStyle w:val="CommentText"/>
-      </w:pPr>
-      <w:r>
-        <w:rPr>
-          <w:rStyle w:val="CommentReference"/>
-        </w:rPr>
-        <w:annotationRef/>
-      </w:r>
-      <w:r>
-        <w:rPr>
-          <w:lang w:val="en-IN"/>
-        </w:rPr>
-        <w:t>Signature should be dynamic</w:t>
-      </w:r>
-    </w:p>
-  </w:comment>
-  <w:comment w:id="14" w:author="Venkatesh Vadlakonda" w:date="2026-03-26T15:07:00Z" w:initials="VV">
-    <w:p>
-      <w:pPr>
-        <w:pStyle w:val="CommentText"/>
-      </w:pPr>
-      <w:r>
-        <w:rPr>
-          <w:rStyle w:val="CommentReference"/>
-        </w:rPr>
-        <w:annotationRef/>
-      </w:r>
-      <w:r>
-        <w:rPr>
-          <w:lang w:val="en-IN"/>
-        </w:rPr>
-        <w:t>Scope of Services should be like a checkboxes. If Entity setup service is selected them that particular para should be populated and numbering should be changed</w:t>
-      </w:r>
-    </w:p>
-  </w:comment>
-  <w:comment w:id="15" w:author="Venkatesh Vadlakonda" w:date="2026-03-26T15:09:00Z" w:initials="VV">
-    <w:p>
-      <w:pPr>
-        <w:pStyle w:val="CommentText"/>
-      </w:pPr>
-      <w:r>
-        <w:rPr>
-          <w:rStyle w:val="CommentReference"/>
-        </w:rPr>
-        <w:annotationRef/>
-      </w:r>
-      <w:r>
-        <w:rPr>
-          <w:color w:val="404040"/>
-          <w:lang w:val="en-IN"/>
-        </w:rPr>
-        <w:t>Other Support Services should be like a checkboxes. If Entity setup service is selected them that particular para should be populated and numbering should be changed</w:t>
-      </w:r>
-    </w:p>
-  </w:comment>
-  <w:comment w:id="16" w:author="Venkatesh Vadlakonda" w:date="2026-03-26T15:08:00Z" w:initials="VV">
-    <w:p>
-      <w:pPr>
-        <w:pStyle w:val="CommentText"/>
-      </w:pPr>
-      <w:r>
-        <w:rPr>
-          <w:rStyle w:val="CommentReference"/>
-        </w:rPr>
-        <w:annotationRef/>
-      </w:r>
-      <w:r>
-        <w:rPr>
-          <w:lang w:val="en-IN"/>
-        </w:rPr>
-        <w:t>Fees should be 2 type Services and Other Support Services which user can define in the form</w:t>
-      </w:r>
-    </w:p>
-  </w:comment>
-</w:comments>
-</file>
-
-<file path=word/commentsExtended.xml><?xml version="1.0" encoding="utf-8"?>
-<w15:commentsEx xmlns:wpc="http://schemas.microsoft.com/office/word/2010/wordprocessingCanvas" xmlns:cx="http://schemas.microsoft.com/office/drawing/2014/chartex" xmlns:cx1="http://schemas.microsoft.com/office/drawing/2015/9/8/chartex" xmlns:cx2="http://schemas.microsoft.com/office/drawing/2015/10/21/chartex" xmlns:cx3="http://schemas.microsoft.com/office/drawing/2016/5/9/chartex" xmlns:cx4="http://schemas.microsoft.com/office/drawing/2016/5/10/chartex" xmlns:cx5="http://schemas.microsoft.com/office/drawing/2016/5/11/chartex" xmlns:cx6="http://schemas.microsoft.com/office/drawing/2016/5/12/chartex" xmlns:cx7="http://schemas.microsoft.com/office/drawing/2016/5/13/chartex" xmlns:cx8="http://schemas.microsoft.com/office/drawing/2016/5/14/chartex" xmlns:mc="http://schemas.openxmlformats.org/markup-compatibility/2006" xmlns:aink="http://schemas.microsoft.com/office/drawing/2016/ink" xmlns:am3d="http://schemas.microsoft.com/office/drawing/2017/model3d" xmlns:o="urn:schemas-microsoft-com:office:office" xmlns:oel="http://schemas.microsoft.com/office/2019/extlst" xmlns:r="http://schemas.openxmlformats.org/officeDocument/2006/relationships" xmlns:m="http://schemas.openxmlformats.org/officeDocument/2006/math" xmlns:v="urn:schemas-microsoft-com:vml" xmlns:wp14="http://schemas.microsoft.com/office/word/2010/wordprocessingDrawing" xmlns:wp="http://schemas.openxmlformats.org/drawingml/2006/wordprocessingDrawing" xmlns:w10="urn:schemas-microsoft-com:office:word" xmlns:w="http://schemas.openxmlformats.org/wordprocessingml/2006/main" xmlns:w14="http://schemas.microsoft.com/office/word/2010/wordml" xmlns:w15="http://schemas.microsoft.com/office/word/2012/wordml" xmlns:w16cex="http://schemas.microsoft.com/office/word/2018/wordml/cex" xmlns:w16cid="http://schemas.microsoft.com/office/word/2016/wordml/cid" xmlns:w16="http://schemas.microsoft.com/office/word/2018/wordml" xmlns:w16du="http://schemas.microsoft.com/office/word/2023/wordml/word16du" xmlns:w16sdtdh="http://schemas.microsoft.com/office/word/2020/wordml/sdtdatahash" xmlns:w16sdtfl="http://schemas.microsoft.com/office/word/2024/wordml/sdtformatlock" xmlns:w16se="http://schemas.microsoft.com/office/word/2015/wordml/symex" xmlns:wpg="http://schemas.microsoft.com/office/word/2010/wordprocessingGroup" xmlns:wpi="http://schemas.microsoft.com/office/word/2010/wordprocessingInk" xmlns:wne="http://schemas.microsoft.com/office/word/2006/wordml" xmlns:wps="http://schemas.microsoft.com/office/word/2010/wordprocessingShape" mc:Ignorable="w14 w15 w16se w16cid w16 w16cex w16sdtdh w16sdtfl w16du wp14">
-  <w15:commentEx w15:paraId="53883874" w15:done="0"/>
-  <w15:commentEx w15:paraId="1EEAD139" w15:done="0"/>
-  <w15:commentEx w15:paraId="2C5AB1CA" w15:done="0"/>
-  <w15:commentEx w15:paraId="57D217E6" w15:done="0"/>
-  <w15:commentEx w15:paraId="0217764E" w15:done="0"/>
-  <w15:commentEx w15:paraId="5587585B" w15:done="0"/>
-  <w15:commentEx w15:paraId="5D064EC5" w15:done="0"/>
-  <w15:commentEx w15:paraId="7507C5CE" w15:done="0"/>
-</w15:commentsEx>
-</file>
-
-<file path=word/commentsExtensible.xml><?xml version="1.0" encoding="utf-8"?>
-<w16cex:commentsExtensible xmlns:wpc="http://schemas.microsoft.com/office/word/2010/wordprocessingCanvas" xmlns:cx="http://schemas.microsoft.com/office/drawing/2014/chartex" xmlns:cx1="http://schemas.microsoft.com/office/drawing/2015/9/8/chartex" xmlns:cx2="http://schemas.microsoft.com/office/drawing/2015/10/21/chartex" xmlns:cx3="http://schemas.microsoft.com/office/drawing/2016/5/9/chartex" xmlns:cx4="http://schemas.microsoft.com/office/drawing/2016/5/10/chartex" xmlns:cx5="http://schemas.microsoft.com/office/drawing/2016/5/11/chartex" xmlns:cx6="http://schemas.microsoft.com/office/drawing/2016/5/12/chartex" xmlns:cx7="http://schemas.microsoft.com/office/drawing/2016/5/13/chartex" xmlns:cx8="http://schemas.microsoft.com/office/drawing/2016/5/14/chartex" xmlns:cr="http://schemas.microsoft.com/office/comments/2020/reactions" xmlns:mc="http://schemas.openxmlformats.org/markup-compatibility/2006" xmlns:aink="http://schemas.microsoft.com/office/drawing/2016/ink" xmlns:am3d="http://schemas.microsoft.com/office/drawing/2017/model3d" xmlns:o="urn:schemas-microsoft-com:office:office" xmlns:oel="http://schemas.microsoft.com/office/2019/extlst" xmlns:r="http://schemas.openxmlformats.org/officeDocument/2006/relationships" xmlns:m="http://schemas.openxmlformats.org/officeDocument/2006/math" xmlns:v="urn:schemas-microsoft-com:vml" xmlns:wp14="http://schemas.microsoft.com/office/word/2010/wordprocessingDrawing" xmlns:wp="http://schemas.openxmlformats.org/drawingml/2006/wordprocessingDrawing" xmlns:w10="urn:schemas-microsoft-com:office:word" xmlns:w="http://schemas.openxmlformats.org/wordprocessingml/2006/main" xmlns:w14="http://schemas.microsoft.com/office/word/2010/wordml" xmlns:w15="http://schemas.microsoft.com/office/word/2012/wordml" xmlns:w16cex="http://schemas.microsoft.com/office/word/2018/wordml/cex" xmlns:w16cid="http://schemas.microsoft.com/office/word/2016/wordml/cid" xmlns:w16="http://schemas.microsoft.com/office/word/2018/wordml" xmlns:w16du="http://schemas.microsoft.com/office/word/2023/wordml/word16du" xmlns:w16sdtdh="http://schemas.microsoft.com/office/word/2020/wordml/sdtdatahash" xmlns:w16sdtfl="http://schemas.microsoft.com/office/word/2024/wordml/sdtformatlock" xmlns:w16se="http://schemas.microsoft.com/office/word/2015/wordml/symex" xmlns:wpg="http://schemas.microsoft.com/office/word/2010/wordprocessingGroup" xmlns:wpi="http://schemas.microsoft.com/office/word/2010/wordprocessingInk" xmlns:wne="http://schemas.microsoft.com/office/word/2006/wordml" xmlns:wps="http://schemas.microsoft.com/office/word/2010/wordprocessingShape" mc:Ignorable="w14 w15 w16se w16cid w16 w16cex w16sdtdh w16sdtfl cr w16du wp14">
-  <w16cex:commentExtensible w16cex:durableId="33E860CC" w16cex:dateUtc="2026-03-26T09:34:00Z"/>
-  <w16cex:commentExtensible w16cex:durableId="5038C50E" w16cex:dateUtc="2026-03-26T09:35:00Z"/>
-  <w16cex:commentExtensible w16cex:durableId="65FC7182" w16cex:dateUtc="2026-03-26T09:35:00Z"/>
-  <w16cex:commentExtensible w16cex:durableId="21B295DE" w16cex:dateUtc="2026-03-26T09:36:00Z"/>
-  <w16cex:commentExtensible w16cex:durableId="1B25106A" w16cex:dateUtc="2026-03-26T09:36:00Z"/>
-  <w16cex:commentExtensible w16cex:durableId="2086E827" w16cex:dateUtc="2026-03-26T09:37:00Z"/>
-  <w16cex:commentExtensible w16cex:durableId="35621B63" w16cex:dateUtc="2026-03-26T09:39:00Z"/>
-  <w16cex:commentExtensible w16cex:durableId="75BED082" w16cex:dateUtc="2026-03-26T09:38:00Z"/>
-</w16cex:commentsExtensible>
-</file>
-
-<file path=word/commentsIds.xml><?xml version="1.0" encoding="utf-8"?>
-<w16cid:commentsIds xmlns:wpc="http://schemas.microsoft.com/office/word/2010/wordprocessingCanvas" xmlns:cx="http://schemas.microsoft.com/office/drawing/2014/chartex" xmlns:cx1="http://schemas.microsoft.com/office/drawing/2015/9/8/chartex" xmlns:cx2="http://schemas.microsoft.com/office/drawing/2015/10/21/chartex" xmlns:cx3="http://schemas.microsoft.com/office/drawing/2016/5/9/chartex" xmlns:cx4="http://schemas.microsoft.com/office/drawing/2016/5/10/chartex" xmlns:cx5="http://schemas.microsoft.com/office/drawing/2016/5/11/chartex" xmlns:cx6="http://schemas.microsoft.com/office/drawing/2016/5/12/chartex" xmlns:cx7="http://schemas.microsoft.com/office/drawing/2016/5/13/chartex" xmlns:cx8="http://schemas.microsoft.com/office/drawing/2016/5/14/chartex" xmlns:mc="http://schemas.openxmlformats.org/markup-compatibility/2006" xmlns:aink="http://schemas.microsoft.com/office/drawing/2016/ink" xmlns:am3d="http://schemas.microsoft.com/office/drawing/2017/model3d" xmlns:o="urn:schemas-microsoft-com:office:office" xmlns:oel="http://schemas.microsoft.com/office/2019/extlst" xmlns:r="http://schemas.openxmlformats.org/officeDocument/2006/relationships" xmlns:m="http://schemas.openxmlformats.org/officeDocument/2006/math" xmlns:v="urn:schemas-microsoft-com:vml" xmlns:wp14="http://schemas.microsoft.com/office/word/2010/wordprocessingDrawing" xmlns:wp="http://schemas.openxmlformats.org/drawingml/2006/wordprocessingDrawing" xmlns:w10="urn:schemas-microsoft-com:office:word" xmlns:w="http://schemas.openxmlformats.org/wordprocessingml/2006/main" xmlns:w14="http://schemas.microsoft.com/office/word/2010/wordml" xmlns:w15="http://schemas.microsoft.com/office/word/2012/wordml" xmlns:w16cex="http://schemas.microsoft.com/office/word/2018/wordml/cex" xmlns:w16cid="http://schemas.microsoft.com/office/word/2016/wordml/cid" xmlns:w16="http://schemas.microsoft.com/office/word/2018/wordml" xmlns:w16du="http://schemas.microsoft.com/office/word/2023/wordml/word16du" xmlns:w16sdtdh="http://schemas.microsoft.com/office/word/2020/wordml/sdtdatahash" xmlns:w16sdtfl="http://schemas.microsoft.com/office/word/2024/wordml/sdtformatlock" xmlns:w16se="http://schemas.microsoft.com/office/word/2015/wordml/symex" xmlns:wpg="http://schemas.microsoft.com/office/word/2010/wordprocessingGroup" xmlns:wpi="http://schemas.microsoft.com/office/word/2010/wordprocessingInk" xmlns:wne="http://schemas.microsoft.com/office/word/2006/wordml" xmlns:wps="http://schemas.microsoft.com/office/word/2010/wordprocessingShape" mc:Ignorable="w14 w15 w16se w16cid w16 w16cex w16sdtdh w16sdtfl w16du wp14">
-  <w16cid:commentId w16cid:paraId="53883874" w16cid:durableId="33E860CC"/>
-  <w16cid:commentId w16cid:paraId="1EEAD139" w16cid:durableId="5038C50E"/>
-  <w16cid:commentId w16cid:paraId="2C5AB1CA" w16cid:durableId="65FC7182"/>
-  <w16cid:commentId w16cid:paraId="57D217E6" w16cid:durableId="21B295DE"/>
-  <w16cid:commentId w16cid:paraId="0217764E" w16cid:durableId="1B25106A"/>
-  <w16cid:commentId w16cid:paraId="5587585B" w16cid:durableId="2086E827"/>
-  <w16cid:commentId w16cid:paraId="5D064EC5" w16cid:durableId="35621B63"/>
-  <w16cid:commentId w16cid:paraId="7507C5CE" w16cid:durableId="75BED082"/>
-</w16cid:commentsIds>
 </file>
 
 <file path=word/endnotes.xml><?xml version="1.0" encoding="utf-8"?>
@@ -14412,7 +16665,31 @@
         <w:sz w:val="12"/>
         <w:szCs w:val="12"/>
       </w:rPr>
-      <w:t>© In.Corp Global Pte Ltd. All Right Reserved.</w:t>
+      <w:t xml:space="preserve">© </w:t>
+    </w:r>
+    <w:proofErr w:type="spellStart"/>
+    <w:proofErr w:type="gramStart"/>
+    <w:r>
+      <w:rPr>
+        <w:rFonts w:ascii="UHGWTG+ArialMT" w:hAnsi="UHGWTG+ArialMT" w:cs="UHGWTG+ArialMT"/>
+        <w:color w:val="7F7F7F" w:themeColor="text1" w:themeTint="80"/>
+        <w:kern w:val="0"/>
+        <w:sz w:val="12"/>
+        <w:szCs w:val="12"/>
+      </w:rPr>
+      <w:t>In.Corp</w:t>
+    </w:r>
+    <w:proofErr w:type="spellEnd"/>
+    <w:proofErr w:type="gramEnd"/>
+    <w:r>
+      <w:rPr>
+        <w:rFonts w:ascii="UHGWTG+ArialMT" w:hAnsi="UHGWTG+ArialMT" w:cs="UHGWTG+ArialMT"/>
+        <w:color w:val="7F7F7F" w:themeColor="text1" w:themeTint="80"/>
+        <w:kern w:val="0"/>
+        <w:sz w:val="12"/>
+        <w:szCs w:val="12"/>
+      </w:rPr>
+      <w:t xml:space="preserve"> Global Pte Ltd. All Right Reserved.</w:t>
     </w:r>
   </w:p>
   <w:p>
@@ -14762,6 +17039,127 @@
     </w:lvl>
   </w:abstractNum>
   <w:abstractNum w:abstractNumId="1" w15:restartNumberingAfterBreak="0">
+    <w:nsid w:val="01FA07DA"/>
+    <w:multiLevelType w:val="hybridMultilevel"/>
+    <w:tmpl w:val="C6842CB4"/>
+    <w:lvl w:ilvl="0" w:tplc="E3B099A2">
+      <w:start w:val="1"/>
+      <w:numFmt w:val="bullet"/>
+      <w:lvlText w:val="•"/>
+      <w:lvlJc w:val="left"/>
+      <w:pPr>
+        <w:ind w:left="720" w:hanging="360"/>
+      </w:pPr>
+      <w:rPr>
+        <w:rFonts w:ascii="Roboto Black" w:hAnsi="Roboto Black" w:hint="default"/>
+        <w:b w:val="0"/>
+        <w:bCs w:val="0"/>
+        <w:i w:val="0"/>
+        <w:iCs w:val="0"/>
+        <w:color w:val="BB2121"/>
+        <w:w w:val="120"/>
+        <w:sz w:val="22"/>
+        <w:szCs w:val="22"/>
+      </w:rPr>
+    </w:lvl>
+    <w:lvl w:ilvl="1" w:tplc="FFFFFFFF" w:tentative="1">
+      <w:start w:val="1"/>
+      <w:numFmt w:val="bullet"/>
+      <w:lvlText w:val="o"/>
+      <w:lvlJc w:val="left"/>
+      <w:pPr>
+        <w:ind w:left="1440" w:hanging="360"/>
+      </w:pPr>
+      <w:rPr>
+        <w:rFonts w:ascii="Courier New" w:hAnsi="Courier New" w:cs="Courier New" w:hint="default"/>
+      </w:rPr>
+    </w:lvl>
+    <w:lvl w:ilvl="2" w:tplc="FFFFFFFF" w:tentative="1">
+      <w:start w:val="1"/>
+      <w:numFmt w:val="bullet"/>
+      <w:lvlText w:val=""/>
+      <w:lvlJc w:val="left"/>
+      <w:pPr>
+        <w:ind w:left="2160" w:hanging="360"/>
+      </w:pPr>
+      <w:rPr>
+        <w:rFonts w:ascii="Wingdings" w:hAnsi="Wingdings" w:hint="default"/>
+      </w:rPr>
+    </w:lvl>
+    <w:lvl w:ilvl="3" w:tplc="FFFFFFFF" w:tentative="1">
+      <w:start w:val="1"/>
+      <w:numFmt w:val="bullet"/>
+      <w:lvlText w:val=""/>
+      <w:lvlJc w:val="left"/>
+      <w:pPr>
+        <w:ind w:left="2880" w:hanging="360"/>
+      </w:pPr>
+      <w:rPr>
+        <w:rFonts w:ascii="Symbol" w:hAnsi="Symbol" w:hint="default"/>
+      </w:rPr>
+    </w:lvl>
+    <w:lvl w:ilvl="4" w:tplc="FFFFFFFF" w:tentative="1">
+      <w:start w:val="1"/>
+      <w:numFmt w:val="bullet"/>
+      <w:lvlText w:val="o"/>
+      <w:lvlJc w:val="left"/>
+      <w:pPr>
+        <w:ind w:left="3600" w:hanging="360"/>
+      </w:pPr>
+      <w:rPr>
+        <w:rFonts w:ascii="Courier New" w:hAnsi="Courier New" w:cs="Courier New" w:hint="default"/>
+      </w:rPr>
+    </w:lvl>
+    <w:lvl w:ilvl="5" w:tplc="FFFFFFFF" w:tentative="1">
+      <w:start w:val="1"/>
+      <w:numFmt w:val="bullet"/>
+      <w:lvlText w:val=""/>
+      <w:lvlJc w:val="left"/>
+      <w:pPr>
+        <w:ind w:left="4320" w:hanging="360"/>
+      </w:pPr>
+      <w:rPr>
+        <w:rFonts w:ascii="Wingdings" w:hAnsi="Wingdings" w:hint="default"/>
+      </w:rPr>
+    </w:lvl>
+    <w:lvl w:ilvl="6" w:tplc="FFFFFFFF" w:tentative="1">
+      <w:start w:val="1"/>
+      <w:numFmt w:val="bullet"/>
+      <w:lvlText w:val=""/>
+      <w:lvlJc w:val="left"/>
+      <w:pPr>
+        <w:ind w:left="5040" w:hanging="360"/>
+      </w:pPr>
+      <w:rPr>
+        <w:rFonts w:ascii="Symbol" w:hAnsi="Symbol" w:hint="default"/>
+      </w:rPr>
+    </w:lvl>
+    <w:lvl w:ilvl="7" w:tplc="FFFFFFFF" w:tentative="1">
+      <w:start w:val="1"/>
+      <w:numFmt w:val="bullet"/>
+      <w:lvlText w:val="o"/>
+      <w:lvlJc w:val="left"/>
+      <w:pPr>
+        <w:ind w:left="5760" w:hanging="360"/>
+      </w:pPr>
+      <w:rPr>
+        <w:rFonts w:ascii="Courier New" w:hAnsi="Courier New" w:cs="Courier New" w:hint="default"/>
+      </w:rPr>
+    </w:lvl>
+    <w:lvl w:ilvl="8" w:tplc="FFFFFFFF" w:tentative="1">
+      <w:start w:val="1"/>
+      <w:numFmt w:val="bullet"/>
+      <w:lvlText w:val=""/>
+      <w:lvlJc w:val="left"/>
+      <w:pPr>
+        <w:ind w:left="6480" w:hanging="360"/>
+      </w:pPr>
+      <w:rPr>
+        <w:rFonts w:ascii="Wingdings" w:hAnsi="Wingdings" w:hint="default"/>
+      </w:rPr>
+    </w:lvl>
+  </w:abstractNum>
+  <w:abstractNum w:abstractNumId="2" w15:restartNumberingAfterBreak="0">
     <w:nsid w:val="03A5006C"/>
     <w:multiLevelType w:val="hybridMultilevel"/>
     <w:tmpl w:val="AAF88444"/>
@@ -14847,7 +17245,7 @@
       </w:pPr>
     </w:lvl>
   </w:abstractNum>
-  <w:abstractNum w:abstractNumId="2" w15:restartNumberingAfterBreak="0">
+  <w:abstractNum w:abstractNumId="3" w15:restartNumberingAfterBreak="0">
     <w:nsid w:val="05AC3B64"/>
     <w:multiLevelType w:val="hybridMultilevel"/>
     <w:tmpl w:val="4830D54C"/>
@@ -14960,7 +17358,7 @@
       </w:rPr>
     </w:lvl>
   </w:abstractNum>
-  <w:abstractNum w:abstractNumId="3" w15:restartNumberingAfterBreak="0">
+  <w:abstractNum w:abstractNumId="4" w15:restartNumberingAfterBreak="0">
     <w:nsid w:val="0D0D4AC6"/>
     <w:multiLevelType w:val="hybridMultilevel"/>
     <w:tmpl w:val="97866932"/>
@@ -15054,7 +17452,7 @@
       </w:pPr>
     </w:lvl>
   </w:abstractNum>
-  <w:abstractNum w:abstractNumId="4" w15:restartNumberingAfterBreak="0">
+  <w:abstractNum w:abstractNumId="5" w15:restartNumberingAfterBreak="0">
     <w:nsid w:val="0DF6595B"/>
     <w:multiLevelType w:val="hybridMultilevel"/>
     <w:tmpl w:val="4B9863C2"/>
@@ -15146,7 +17544,7 @@
       </w:pPr>
     </w:lvl>
   </w:abstractNum>
-  <w:abstractNum w:abstractNumId="5" w15:restartNumberingAfterBreak="0">
+  <w:abstractNum w:abstractNumId="6" w15:restartNumberingAfterBreak="0">
     <w:nsid w:val="0FB37AAE"/>
     <w:multiLevelType w:val="hybridMultilevel"/>
     <w:tmpl w:val="5DEA5A08"/>
@@ -15259,7 +17657,7 @@
       </w:rPr>
     </w:lvl>
   </w:abstractNum>
-  <w:abstractNum w:abstractNumId="6" w15:restartNumberingAfterBreak="0">
+  <w:abstractNum w:abstractNumId="7" w15:restartNumberingAfterBreak="0">
     <w:nsid w:val="13310164"/>
     <w:multiLevelType w:val="multilevel"/>
     <w:tmpl w:val="5B568BD0"/>
@@ -15354,7 +17752,7 @@
       </w:pPr>
     </w:lvl>
   </w:abstractNum>
-  <w:abstractNum w:abstractNumId="7" w15:restartNumberingAfterBreak="0">
+  <w:abstractNum w:abstractNumId="8" w15:restartNumberingAfterBreak="0">
     <w:nsid w:val="16E3498B"/>
     <w:multiLevelType w:val="hybridMultilevel"/>
     <w:tmpl w:val="41720D10"/>
@@ -15443,7 +17841,7 @@
       </w:pPr>
     </w:lvl>
   </w:abstractNum>
-  <w:abstractNum w:abstractNumId="8" w15:restartNumberingAfterBreak="0">
+  <w:abstractNum w:abstractNumId="9" w15:restartNumberingAfterBreak="0">
     <w:nsid w:val="180D6542"/>
     <w:multiLevelType w:val="hybridMultilevel"/>
     <w:tmpl w:val="39BE984E"/>
@@ -15585,7 +17983,128 @@
       </w:rPr>
     </w:lvl>
   </w:abstractNum>
-  <w:abstractNum w:abstractNumId="9" w15:restartNumberingAfterBreak="0">
+  <w:abstractNum w:abstractNumId="10" w15:restartNumberingAfterBreak="0">
+    <w:nsid w:val="1D0A44FF"/>
+    <w:multiLevelType w:val="hybridMultilevel"/>
+    <w:tmpl w:val="464A1B18"/>
+    <w:lvl w:ilvl="0" w:tplc="C9C879A4">
+      <w:start w:val="1"/>
+      <w:numFmt w:val="bullet"/>
+      <w:lvlText w:val="•"/>
+      <w:lvlJc w:val="left"/>
+      <w:pPr>
+        <w:ind w:left="720" w:hanging="360"/>
+      </w:pPr>
+      <w:rPr>
+        <w:rFonts w:ascii="Roboto Black" w:hAnsi="Roboto Black" w:hint="default"/>
+        <w:b w:val="0"/>
+        <w:bCs w:val="0"/>
+        <w:i w:val="0"/>
+        <w:iCs w:val="0"/>
+        <w:color w:val="BB2121"/>
+        <w:w w:val="120"/>
+        <w:sz w:val="22"/>
+        <w:szCs w:val="22"/>
+      </w:rPr>
+    </w:lvl>
+    <w:lvl w:ilvl="1" w:tplc="48090003" w:tentative="1">
+      <w:start w:val="1"/>
+      <w:numFmt w:val="bullet"/>
+      <w:lvlText w:val="o"/>
+      <w:lvlJc w:val="left"/>
+      <w:pPr>
+        <w:ind w:left="1440" w:hanging="360"/>
+      </w:pPr>
+      <w:rPr>
+        <w:rFonts w:ascii="Courier New" w:hAnsi="Courier New" w:cs="Courier New" w:hint="default"/>
+      </w:rPr>
+    </w:lvl>
+    <w:lvl w:ilvl="2" w:tplc="48090005" w:tentative="1">
+      <w:start w:val="1"/>
+      <w:numFmt w:val="bullet"/>
+      <w:lvlText w:val=""/>
+      <w:lvlJc w:val="left"/>
+      <w:pPr>
+        <w:ind w:left="2160" w:hanging="360"/>
+      </w:pPr>
+      <w:rPr>
+        <w:rFonts w:ascii="Wingdings" w:hAnsi="Wingdings" w:hint="default"/>
+      </w:rPr>
+    </w:lvl>
+    <w:lvl w:ilvl="3" w:tplc="48090001" w:tentative="1">
+      <w:start w:val="1"/>
+      <w:numFmt w:val="bullet"/>
+      <w:lvlText w:val=""/>
+      <w:lvlJc w:val="left"/>
+      <w:pPr>
+        <w:ind w:left="2880" w:hanging="360"/>
+      </w:pPr>
+      <w:rPr>
+        <w:rFonts w:ascii="Symbol" w:hAnsi="Symbol" w:hint="default"/>
+      </w:rPr>
+    </w:lvl>
+    <w:lvl w:ilvl="4" w:tplc="48090003" w:tentative="1">
+      <w:start w:val="1"/>
+      <w:numFmt w:val="bullet"/>
+      <w:lvlText w:val="o"/>
+      <w:lvlJc w:val="left"/>
+      <w:pPr>
+        <w:ind w:left="3600" w:hanging="360"/>
+      </w:pPr>
+      <w:rPr>
+        <w:rFonts w:ascii="Courier New" w:hAnsi="Courier New" w:cs="Courier New" w:hint="default"/>
+      </w:rPr>
+    </w:lvl>
+    <w:lvl w:ilvl="5" w:tplc="48090005" w:tentative="1">
+      <w:start w:val="1"/>
+      <w:numFmt w:val="bullet"/>
+      <w:lvlText w:val=""/>
+      <w:lvlJc w:val="left"/>
+      <w:pPr>
+        <w:ind w:left="4320" w:hanging="360"/>
+      </w:pPr>
+      <w:rPr>
+        <w:rFonts w:ascii="Wingdings" w:hAnsi="Wingdings" w:hint="default"/>
+      </w:rPr>
+    </w:lvl>
+    <w:lvl w:ilvl="6" w:tplc="48090001" w:tentative="1">
+      <w:start w:val="1"/>
+      <w:numFmt w:val="bullet"/>
+      <w:lvlText w:val=""/>
+      <w:lvlJc w:val="left"/>
+      <w:pPr>
+        <w:ind w:left="5040" w:hanging="360"/>
+      </w:pPr>
+      <w:rPr>
+        <w:rFonts w:ascii="Symbol" w:hAnsi="Symbol" w:hint="default"/>
+      </w:rPr>
+    </w:lvl>
+    <w:lvl w:ilvl="7" w:tplc="48090003" w:tentative="1">
+      <w:start w:val="1"/>
+      <w:numFmt w:val="bullet"/>
+      <w:lvlText w:val="o"/>
+      <w:lvlJc w:val="left"/>
+      <w:pPr>
+        <w:ind w:left="5760" w:hanging="360"/>
+      </w:pPr>
+      <w:rPr>
+        <w:rFonts w:ascii="Courier New" w:hAnsi="Courier New" w:cs="Courier New" w:hint="default"/>
+      </w:rPr>
+    </w:lvl>
+    <w:lvl w:ilvl="8" w:tplc="48090005" w:tentative="1">
+      <w:start w:val="1"/>
+      <w:numFmt w:val="bullet"/>
+      <w:lvlText w:val=""/>
+      <w:lvlJc w:val="left"/>
+      <w:pPr>
+        <w:ind w:left="6480" w:hanging="360"/>
+      </w:pPr>
+      <w:rPr>
+        <w:rFonts w:ascii="Wingdings" w:hAnsi="Wingdings" w:hint="default"/>
+      </w:rPr>
+    </w:lvl>
+  </w:abstractNum>
+  <w:abstractNum w:abstractNumId="11" w15:restartNumberingAfterBreak="0">
     <w:nsid w:val="2069235B"/>
     <w:multiLevelType w:val="hybridMultilevel"/>
     <w:tmpl w:val="0AD62D20"/>
@@ -15698,7 +18217,7 @@
       </w:rPr>
     </w:lvl>
   </w:abstractNum>
-  <w:abstractNum w:abstractNumId="10" w15:restartNumberingAfterBreak="0">
+  <w:abstractNum w:abstractNumId="12" w15:restartNumberingAfterBreak="0">
     <w:nsid w:val="226400B9"/>
     <w:multiLevelType w:val="hybridMultilevel"/>
     <w:tmpl w:val="E59AC9FC"/>
@@ -15811,7 +18330,7 @@
       </w:rPr>
     </w:lvl>
   </w:abstractNum>
-  <w:abstractNum w:abstractNumId="11" w15:restartNumberingAfterBreak="0">
+  <w:abstractNum w:abstractNumId="13" w15:restartNumberingAfterBreak="0">
     <w:nsid w:val="23F06B23"/>
     <w:multiLevelType w:val="hybridMultilevel"/>
     <w:tmpl w:val="FC086314"/>
@@ -15924,7 +18443,7 @@
       </w:rPr>
     </w:lvl>
   </w:abstractNum>
-  <w:abstractNum w:abstractNumId="12" w15:restartNumberingAfterBreak="0">
+  <w:abstractNum w:abstractNumId="14" w15:restartNumberingAfterBreak="0">
     <w:nsid w:val="243B29CB"/>
     <w:multiLevelType w:val="hybridMultilevel"/>
     <w:tmpl w:val="06FA0338"/>
@@ -16010,7 +18529,7 @@
       </w:pPr>
     </w:lvl>
   </w:abstractNum>
-  <w:abstractNum w:abstractNumId="13" w15:restartNumberingAfterBreak="0">
+  <w:abstractNum w:abstractNumId="15" w15:restartNumberingAfterBreak="0">
     <w:nsid w:val="25026BFE"/>
     <w:multiLevelType w:val="hybridMultilevel"/>
     <w:tmpl w:val="72802866"/>
@@ -16123,7 +18642,7 @@
       </w:rPr>
     </w:lvl>
   </w:abstractNum>
-  <w:abstractNum w:abstractNumId="14" w15:restartNumberingAfterBreak="0">
+  <w:abstractNum w:abstractNumId="16" w15:restartNumberingAfterBreak="0">
     <w:nsid w:val="2BA174B7"/>
     <w:multiLevelType w:val="hybridMultilevel"/>
     <w:tmpl w:val="DF624AA2"/>
@@ -16236,7 +18755,7 @@
       </w:rPr>
     </w:lvl>
   </w:abstractNum>
-  <w:abstractNum w:abstractNumId="15" w15:restartNumberingAfterBreak="0">
+  <w:abstractNum w:abstractNumId="17" w15:restartNumberingAfterBreak="0">
     <w:nsid w:val="2E552DCF"/>
     <w:multiLevelType w:val="hybridMultilevel"/>
     <w:tmpl w:val="06B831DE"/>
@@ -16327,7 +18846,7 @@
       </w:pPr>
     </w:lvl>
   </w:abstractNum>
-  <w:abstractNum w:abstractNumId="16" w15:restartNumberingAfterBreak="0">
+  <w:abstractNum w:abstractNumId="18" w15:restartNumberingAfterBreak="0">
     <w:nsid w:val="2F5E68CA"/>
     <w:multiLevelType w:val="hybridMultilevel"/>
     <w:tmpl w:val="ACBC367A"/>
@@ -16413,7 +18932,7 @@
       </w:pPr>
     </w:lvl>
   </w:abstractNum>
-  <w:abstractNum w:abstractNumId="17" w15:restartNumberingAfterBreak="0">
+  <w:abstractNum w:abstractNumId="19" w15:restartNumberingAfterBreak="0">
     <w:nsid w:val="32C86664"/>
     <w:multiLevelType w:val="hybridMultilevel"/>
     <w:tmpl w:val="A62C7764"/>
@@ -16499,7 +19018,7 @@
       </w:pPr>
     </w:lvl>
   </w:abstractNum>
-  <w:abstractNum w:abstractNumId="18" w15:restartNumberingAfterBreak="0">
+  <w:abstractNum w:abstractNumId="20" w15:restartNumberingAfterBreak="0">
     <w:nsid w:val="34C23AB1"/>
     <w:multiLevelType w:val="hybridMultilevel"/>
     <w:tmpl w:val="CE72A708"/>
@@ -16585,7 +19104,7 @@
       </w:pPr>
     </w:lvl>
   </w:abstractNum>
-  <w:abstractNum w:abstractNumId="19" w15:restartNumberingAfterBreak="0">
+  <w:abstractNum w:abstractNumId="21" w15:restartNumberingAfterBreak="0">
     <w:nsid w:val="352056B8"/>
     <w:multiLevelType w:val="hybridMultilevel"/>
     <w:tmpl w:val="60342260"/>
@@ -16679,7 +19198,7 @@
       </w:pPr>
     </w:lvl>
   </w:abstractNum>
-  <w:abstractNum w:abstractNumId="20" w15:restartNumberingAfterBreak="0">
+  <w:abstractNum w:abstractNumId="22" w15:restartNumberingAfterBreak="0">
     <w:nsid w:val="374A54D1"/>
     <w:multiLevelType w:val="hybridMultilevel"/>
     <w:tmpl w:val="3CD05674"/>
@@ -16765,7 +19284,7 @@
       </w:pPr>
     </w:lvl>
   </w:abstractNum>
-  <w:abstractNum w:abstractNumId="21" w15:restartNumberingAfterBreak="0">
+  <w:abstractNum w:abstractNumId="23" w15:restartNumberingAfterBreak="0">
     <w:nsid w:val="374F09A5"/>
     <w:multiLevelType w:val="hybridMultilevel"/>
     <w:tmpl w:val="844033FA"/>
@@ -16880,7 +19399,7 @@
       </w:rPr>
     </w:lvl>
   </w:abstractNum>
-  <w:abstractNum w:abstractNumId="22" w15:restartNumberingAfterBreak="0">
+  <w:abstractNum w:abstractNumId="24" w15:restartNumberingAfterBreak="0">
     <w:nsid w:val="38100293"/>
     <w:multiLevelType w:val="hybridMultilevel"/>
     <w:tmpl w:val="E8F49CF8"/>
@@ -16974,7 +19493,7 @@
       </w:pPr>
     </w:lvl>
   </w:abstractNum>
-  <w:abstractNum w:abstractNumId="23" w15:restartNumberingAfterBreak="0">
+  <w:abstractNum w:abstractNumId="25" w15:restartNumberingAfterBreak="0">
     <w:nsid w:val="38EA3451"/>
     <w:multiLevelType w:val="hybridMultilevel"/>
     <w:tmpl w:val="738C1DD2"/>
@@ -17087,7 +19606,7 @@
       </w:rPr>
     </w:lvl>
   </w:abstractNum>
-  <w:abstractNum w:abstractNumId="24" w15:restartNumberingAfterBreak="0">
+  <w:abstractNum w:abstractNumId="26" w15:restartNumberingAfterBreak="0">
     <w:nsid w:val="3B183F8F"/>
     <w:multiLevelType w:val="multilevel"/>
     <w:tmpl w:val="0F8E2C58"/>
@@ -17236,7 +19755,7 @@
       </w:rPr>
     </w:lvl>
   </w:abstractNum>
-  <w:abstractNum w:abstractNumId="25" w15:restartNumberingAfterBreak="0">
+  <w:abstractNum w:abstractNumId="27" w15:restartNumberingAfterBreak="0">
     <w:nsid w:val="3DBC2903"/>
     <w:multiLevelType w:val="hybridMultilevel"/>
     <w:tmpl w:val="2CB45120"/>
@@ -17349,7 +19868,7 @@
       </w:rPr>
     </w:lvl>
   </w:abstractNum>
-  <w:abstractNum w:abstractNumId="26" w15:restartNumberingAfterBreak="0">
+  <w:abstractNum w:abstractNumId="28" w15:restartNumberingAfterBreak="0">
     <w:nsid w:val="41017D01"/>
     <w:multiLevelType w:val="hybridMultilevel"/>
     <w:tmpl w:val="BD68E742"/>
@@ -17462,7 +19981,7 @@
       </w:rPr>
     </w:lvl>
   </w:abstractNum>
-  <w:abstractNum w:abstractNumId="27" w15:restartNumberingAfterBreak="0">
+  <w:abstractNum w:abstractNumId="29" w15:restartNumberingAfterBreak="0">
     <w:nsid w:val="412C7077"/>
     <w:multiLevelType w:val="hybridMultilevel"/>
     <w:tmpl w:val="926017E6"/>
@@ -17556,7 +20075,7 @@
       </w:pPr>
     </w:lvl>
   </w:abstractNum>
-  <w:abstractNum w:abstractNumId="28" w15:restartNumberingAfterBreak="0">
+  <w:abstractNum w:abstractNumId="30" w15:restartNumberingAfterBreak="0">
     <w:nsid w:val="41B33E67"/>
     <w:multiLevelType w:val="hybridMultilevel"/>
     <w:tmpl w:val="6F94171E"/>
@@ -17669,7 +20188,7 @@
       </w:rPr>
     </w:lvl>
   </w:abstractNum>
-  <w:abstractNum w:abstractNumId="29" w15:restartNumberingAfterBreak="0">
+  <w:abstractNum w:abstractNumId="31" w15:restartNumberingAfterBreak="0">
     <w:nsid w:val="43F56368"/>
     <w:multiLevelType w:val="hybridMultilevel"/>
     <w:tmpl w:val="D3447FAC"/>
@@ -17782,7 +20301,7 @@
       </w:rPr>
     </w:lvl>
   </w:abstractNum>
-  <w:abstractNum w:abstractNumId="30" w15:restartNumberingAfterBreak="0">
+  <w:abstractNum w:abstractNumId="32" w15:restartNumberingAfterBreak="0">
     <w:nsid w:val="4479262E"/>
     <w:multiLevelType w:val="hybridMultilevel"/>
     <w:tmpl w:val="A3603E68"/>
@@ -17875,7 +20394,7 @@
       </w:pPr>
     </w:lvl>
   </w:abstractNum>
-  <w:abstractNum w:abstractNumId="31" w15:restartNumberingAfterBreak="0">
+  <w:abstractNum w:abstractNumId="33" w15:restartNumberingAfterBreak="0">
     <w:nsid w:val="4E15444F"/>
     <w:multiLevelType w:val="multilevel"/>
     <w:tmpl w:val="8780A25E"/>
@@ -18024,7 +20543,7 @@
       </w:rPr>
     </w:lvl>
   </w:abstractNum>
-  <w:abstractNum w:abstractNumId="32" w15:restartNumberingAfterBreak="0">
+  <w:abstractNum w:abstractNumId="34" w15:restartNumberingAfterBreak="0">
     <w:nsid w:val="504818B6"/>
     <w:multiLevelType w:val="hybridMultilevel"/>
     <w:tmpl w:val="A198B788"/>
@@ -18113,7 +20632,7 @@
       </w:pPr>
     </w:lvl>
   </w:abstractNum>
-  <w:abstractNum w:abstractNumId="33" w15:restartNumberingAfterBreak="0">
+  <w:abstractNum w:abstractNumId="35" w15:restartNumberingAfterBreak="0">
     <w:nsid w:val="51CD7F41"/>
     <w:multiLevelType w:val="hybridMultilevel"/>
     <w:tmpl w:val="6360E9FE"/>
@@ -18226,7 +20745,7 @@
       </w:rPr>
     </w:lvl>
   </w:abstractNum>
-  <w:abstractNum w:abstractNumId="34" w15:restartNumberingAfterBreak="0">
+  <w:abstractNum w:abstractNumId="36" w15:restartNumberingAfterBreak="0">
     <w:nsid w:val="534246F7"/>
     <w:multiLevelType w:val="multilevel"/>
     <w:tmpl w:val="48BA8744"/>
@@ -18375,7 +20894,7 @@
       </w:rPr>
     </w:lvl>
   </w:abstractNum>
-  <w:abstractNum w:abstractNumId="35" w15:restartNumberingAfterBreak="0">
+  <w:abstractNum w:abstractNumId="37" w15:restartNumberingAfterBreak="0">
     <w:nsid w:val="53604167"/>
     <w:multiLevelType w:val="hybridMultilevel"/>
     <w:tmpl w:val="8274FB82"/>
@@ -18488,7 +21007,7 @@
       </w:rPr>
     </w:lvl>
   </w:abstractNum>
-  <w:abstractNum w:abstractNumId="36" w15:restartNumberingAfterBreak="0">
+  <w:abstractNum w:abstractNumId="38" w15:restartNumberingAfterBreak="0">
     <w:nsid w:val="55624906"/>
     <w:multiLevelType w:val="hybridMultilevel"/>
     <w:tmpl w:val="60284728"/>
@@ -18582,7 +21101,7 @@
       </w:pPr>
     </w:lvl>
   </w:abstractNum>
-  <w:abstractNum w:abstractNumId="37" w15:restartNumberingAfterBreak="0">
+  <w:abstractNum w:abstractNumId="39" w15:restartNumberingAfterBreak="0">
     <w:nsid w:val="556B2968"/>
     <w:multiLevelType w:val="hybridMultilevel"/>
     <w:tmpl w:val="53706C82"/>
@@ -18695,7 +21214,7 @@
       </w:rPr>
     </w:lvl>
   </w:abstractNum>
-  <w:abstractNum w:abstractNumId="38" w15:restartNumberingAfterBreak="0">
+  <w:abstractNum w:abstractNumId="40" w15:restartNumberingAfterBreak="0">
     <w:nsid w:val="567C21D1"/>
     <w:multiLevelType w:val="multilevel"/>
     <w:tmpl w:val="E9C6E29E"/>
@@ -18844,7 +21363,7 @@
       </w:rPr>
     </w:lvl>
   </w:abstractNum>
-  <w:abstractNum w:abstractNumId="39" w15:restartNumberingAfterBreak="0">
+  <w:abstractNum w:abstractNumId="41" w15:restartNumberingAfterBreak="0">
     <w:nsid w:val="57C310EA"/>
     <w:multiLevelType w:val="multilevel"/>
     <w:tmpl w:val="47B0B98A"/>
@@ -18993,7 +21512,7 @@
       </w:rPr>
     </w:lvl>
   </w:abstractNum>
-  <w:abstractNum w:abstractNumId="40" w15:restartNumberingAfterBreak="0">
+  <w:abstractNum w:abstractNumId="42" w15:restartNumberingAfterBreak="0">
     <w:nsid w:val="57C32F65"/>
     <w:multiLevelType w:val="hybridMultilevel"/>
     <w:tmpl w:val="FA66D2F4"/>
@@ -19084,7 +21603,7 @@
       </w:pPr>
     </w:lvl>
   </w:abstractNum>
-  <w:abstractNum w:abstractNumId="41" w15:restartNumberingAfterBreak="0">
+  <w:abstractNum w:abstractNumId="43" w15:restartNumberingAfterBreak="0">
     <w:nsid w:val="58AC1175"/>
     <w:multiLevelType w:val="hybridMultilevel"/>
     <w:tmpl w:val="EC22536C"/>
@@ -19197,7 +21716,7 @@
       </w:rPr>
     </w:lvl>
   </w:abstractNum>
-  <w:abstractNum w:abstractNumId="42" w15:restartNumberingAfterBreak="0">
+  <w:abstractNum w:abstractNumId="44" w15:restartNumberingAfterBreak="0">
     <w:nsid w:val="59543C89"/>
     <w:multiLevelType w:val="hybridMultilevel"/>
     <w:tmpl w:val="949C9A0C"/>
@@ -19310,7 +21829,7 @@
       </w:rPr>
     </w:lvl>
   </w:abstractNum>
-  <w:abstractNum w:abstractNumId="43" w15:restartNumberingAfterBreak="0">
+  <w:abstractNum w:abstractNumId="45" w15:restartNumberingAfterBreak="0">
     <w:nsid w:val="5B0F2A0F"/>
     <w:multiLevelType w:val="hybridMultilevel"/>
     <w:tmpl w:val="179034C0"/>
@@ -19401,7 +21920,7 @@
       </w:pPr>
     </w:lvl>
   </w:abstractNum>
-  <w:abstractNum w:abstractNumId="44" w15:restartNumberingAfterBreak="0">
+  <w:abstractNum w:abstractNumId="46" w15:restartNumberingAfterBreak="0">
     <w:nsid w:val="5DDF085E"/>
     <w:multiLevelType w:val="hybridMultilevel"/>
     <w:tmpl w:val="4CC49486"/>
@@ -19514,7 +22033,7 @@
       </w:rPr>
     </w:lvl>
   </w:abstractNum>
-  <w:abstractNum w:abstractNumId="45" w15:restartNumberingAfterBreak="0">
+  <w:abstractNum w:abstractNumId="47" w15:restartNumberingAfterBreak="0">
     <w:nsid w:val="60821884"/>
     <w:multiLevelType w:val="hybridMultilevel"/>
     <w:tmpl w:val="88AEED14"/>
@@ -19627,7 +22146,7 @@
       </w:rPr>
     </w:lvl>
   </w:abstractNum>
-  <w:abstractNum w:abstractNumId="46" w15:restartNumberingAfterBreak="0">
+  <w:abstractNum w:abstractNumId="48" w15:restartNumberingAfterBreak="0">
     <w:nsid w:val="615A7F86"/>
     <w:multiLevelType w:val="hybridMultilevel"/>
     <w:tmpl w:val="3B907B80"/>
@@ -19740,7 +22259,7 @@
       </w:rPr>
     </w:lvl>
   </w:abstractNum>
-  <w:abstractNum w:abstractNumId="47" w15:restartNumberingAfterBreak="0">
+  <w:abstractNum w:abstractNumId="49" w15:restartNumberingAfterBreak="0">
     <w:nsid w:val="667C7559"/>
     <w:multiLevelType w:val="multilevel"/>
     <w:tmpl w:val="B2A29F60"/>
@@ -19871,7 +22390,7 @@
       </w:rPr>
     </w:lvl>
   </w:abstractNum>
-  <w:abstractNum w:abstractNumId="48" w15:restartNumberingAfterBreak="0">
+  <w:abstractNum w:abstractNumId="50" w15:restartNumberingAfterBreak="0">
     <w:nsid w:val="6B8B0C22"/>
     <w:multiLevelType w:val="hybridMultilevel"/>
     <w:tmpl w:val="4DD684F0"/>
@@ -19984,7 +22503,7 @@
       </w:rPr>
     </w:lvl>
   </w:abstractNum>
-  <w:abstractNum w:abstractNumId="49" w15:restartNumberingAfterBreak="0">
+  <w:abstractNum w:abstractNumId="51" w15:restartNumberingAfterBreak="0">
     <w:nsid w:val="6E463096"/>
     <w:multiLevelType w:val="hybridMultilevel"/>
     <w:tmpl w:val="2886FBE0"/>
@@ -20070,7 +22589,7 @@
       </w:pPr>
     </w:lvl>
   </w:abstractNum>
-  <w:abstractNum w:abstractNumId="50" w15:restartNumberingAfterBreak="0">
+  <w:abstractNum w:abstractNumId="52" w15:restartNumberingAfterBreak="0">
     <w:nsid w:val="6FE91A26"/>
     <w:multiLevelType w:val="hybridMultilevel"/>
     <w:tmpl w:val="912A9E8A"/>
@@ -20188,7 +22707,7 @@
       </w:rPr>
     </w:lvl>
   </w:abstractNum>
-  <w:abstractNum w:abstractNumId="51" w15:restartNumberingAfterBreak="0">
+  <w:abstractNum w:abstractNumId="53" w15:restartNumberingAfterBreak="0">
     <w:nsid w:val="711E5D1D"/>
     <w:multiLevelType w:val="hybridMultilevel"/>
     <w:tmpl w:val="EC02CEF4"/>
@@ -20301,7 +22820,7 @@
       </w:rPr>
     </w:lvl>
   </w:abstractNum>
-  <w:abstractNum w:abstractNumId="52" w15:restartNumberingAfterBreak="0">
+  <w:abstractNum w:abstractNumId="54" w15:restartNumberingAfterBreak="0">
     <w:nsid w:val="72C426FC"/>
     <w:multiLevelType w:val="hybridMultilevel"/>
     <w:tmpl w:val="9DE2617A"/>
@@ -20414,7 +22933,7 @@
       </w:rPr>
     </w:lvl>
   </w:abstractNum>
-  <w:abstractNum w:abstractNumId="53" w15:restartNumberingAfterBreak="0">
+  <w:abstractNum w:abstractNumId="55" w15:restartNumberingAfterBreak="0">
     <w:nsid w:val="73E43486"/>
     <w:multiLevelType w:val="hybridMultilevel"/>
     <w:tmpl w:val="8EF498DE"/>
@@ -20527,7 +23046,7 @@
       </w:rPr>
     </w:lvl>
   </w:abstractNum>
-  <w:abstractNum w:abstractNumId="54" w15:restartNumberingAfterBreak="0">
+  <w:abstractNum w:abstractNumId="56" w15:restartNumberingAfterBreak="0">
     <w:nsid w:val="73E60D40"/>
     <w:multiLevelType w:val="hybridMultilevel"/>
     <w:tmpl w:val="F056BE50"/>
@@ -20640,7 +23159,7 @@
       </w:rPr>
     </w:lvl>
   </w:abstractNum>
-  <w:abstractNum w:abstractNumId="55" w15:restartNumberingAfterBreak="0">
+  <w:abstractNum w:abstractNumId="57" w15:restartNumberingAfterBreak="0">
     <w:nsid w:val="75F627BA"/>
     <w:multiLevelType w:val="hybridMultilevel"/>
     <w:tmpl w:val="8DD0C61C"/>
@@ -20753,7 +23272,7 @@
       </w:rPr>
     </w:lvl>
   </w:abstractNum>
-  <w:abstractNum w:abstractNumId="56" w15:restartNumberingAfterBreak="0">
+  <w:abstractNum w:abstractNumId="58" w15:restartNumberingAfterBreak="0">
     <w:nsid w:val="792F4A2B"/>
     <w:multiLevelType w:val="hybridMultilevel"/>
     <w:tmpl w:val="24E238D8"/>
@@ -20866,7 +23385,7 @@
       </w:rPr>
     </w:lvl>
   </w:abstractNum>
-  <w:abstractNum w:abstractNumId="57" w15:restartNumberingAfterBreak="0">
+  <w:abstractNum w:abstractNumId="59" w15:restartNumberingAfterBreak="0">
     <w:nsid w:val="794F2961"/>
     <w:multiLevelType w:val="hybridMultilevel"/>
     <w:tmpl w:val="693696F6"/>
@@ -20955,7 +23474,7 @@
       </w:pPr>
     </w:lvl>
   </w:abstractNum>
-  <w:abstractNum w:abstractNumId="58" w15:restartNumberingAfterBreak="0">
+  <w:abstractNum w:abstractNumId="60" w15:restartNumberingAfterBreak="0">
     <w:nsid w:val="7B623E98"/>
     <w:multiLevelType w:val="hybridMultilevel"/>
     <w:tmpl w:val="11986854"/>
@@ -21068,7 +23587,7 @@
       </w:rPr>
     </w:lvl>
   </w:abstractNum>
-  <w:abstractNum w:abstractNumId="59" w15:restartNumberingAfterBreak="0">
+  <w:abstractNum w:abstractNumId="61" w15:restartNumberingAfterBreak="0">
     <w:nsid w:val="7BA10FE0"/>
     <w:multiLevelType w:val="hybridMultilevel"/>
     <w:tmpl w:val="75CA27C2"/>
@@ -21181,7 +23700,7 @@
       </w:rPr>
     </w:lvl>
   </w:abstractNum>
-  <w:abstractNum w:abstractNumId="60" w15:restartNumberingAfterBreak="0">
+  <w:abstractNum w:abstractNumId="62" w15:restartNumberingAfterBreak="0">
     <w:nsid w:val="7BDF6070"/>
     <w:multiLevelType w:val="hybridMultilevel"/>
     <w:tmpl w:val="011CE5DE"/>
@@ -21294,7 +23813,7 @@
       </w:rPr>
     </w:lvl>
   </w:abstractNum>
-  <w:abstractNum w:abstractNumId="61" w15:restartNumberingAfterBreak="0">
+  <w:abstractNum w:abstractNumId="63" w15:restartNumberingAfterBreak="0">
     <w:nsid w:val="7C076E09"/>
     <w:multiLevelType w:val="hybridMultilevel"/>
     <w:tmpl w:val="4A5ACC54"/>
@@ -21407,7 +23926,7 @@
       </w:rPr>
     </w:lvl>
   </w:abstractNum>
-  <w:abstractNum w:abstractNumId="62" w15:restartNumberingAfterBreak="0">
+  <w:abstractNum w:abstractNumId="64" w15:restartNumberingAfterBreak="0">
     <w:nsid w:val="7C383C09"/>
     <w:multiLevelType w:val="hybridMultilevel"/>
     <w:tmpl w:val="DE5E681A"/>
@@ -21520,7 +24039,7 @@
       </w:rPr>
     </w:lvl>
   </w:abstractNum>
-  <w:abstractNum w:abstractNumId="63" w15:restartNumberingAfterBreak="0">
+  <w:abstractNum w:abstractNumId="65" w15:restartNumberingAfterBreak="0">
     <w:nsid w:val="7DDD6D7B"/>
     <w:multiLevelType w:val="hybridMultilevel"/>
     <w:tmpl w:val="56E29468"/>
@@ -21638,7 +24157,7 @@
       </w:rPr>
     </w:lvl>
   </w:abstractNum>
-  <w:abstractNum w:abstractNumId="64" w15:restartNumberingAfterBreak="0">
+  <w:abstractNum w:abstractNumId="66" w15:restartNumberingAfterBreak="0">
     <w:nsid w:val="7E414D1E"/>
     <w:multiLevelType w:val="hybridMultilevel"/>
     <w:tmpl w:val="ECB6A59E"/>
@@ -21752,210 +24271,208 @@
     </w:lvl>
   </w:abstractNum>
   <w:num w:numId="1" w16cid:durableId="1613247755">
-    <w:abstractNumId w:val="8"/>
+    <w:abstractNumId w:val="9"/>
   </w:num>
   <w:num w:numId="2" w16cid:durableId="1671565413">
-    <w:abstractNumId w:val="21"/>
+    <w:abstractNumId w:val="23"/>
   </w:num>
   <w:num w:numId="3" w16cid:durableId="24985241">
-    <w:abstractNumId w:val="37"/>
+    <w:abstractNumId w:val="39"/>
   </w:num>
   <w:num w:numId="4" w16cid:durableId="610868144">
-    <w:abstractNumId w:val="54"/>
+    <w:abstractNumId w:val="56"/>
   </w:num>
   <w:num w:numId="5" w16cid:durableId="52243692">
-    <w:abstractNumId w:val="9"/>
+    <w:abstractNumId w:val="11"/>
   </w:num>
   <w:num w:numId="6" w16cid:durableId="1742556150">
-    <w:abstractNumId w:val="45"/>
+    <w:abstractNumId w:val="47"/>
   </w:num>
   <w:num w:numId="7" w16cid:durableId="1946888487">
+    <w:abstractNumId w:val="63"/>
+  </w:num>
+  <w:num w:numId="8" w16cid:durableId="794830452">
     <w:abstractNumId w:val="61"/>
   </w:num>
-  <w:num w:numId="8" w16cid:durableId="794830452">
-    <w:abstractNumId w:val="59"/>
-  </w:num>
   <w:num w:numId="9" w16cid:durableId="145362956">
-    <w:abstractNumId w:val="29"/>
+    <w:abstractNumId w:val="31"/>
   </w:num>
   <w:num w:numId="10" w16cid:durableId="2074231868">
-    <w:abstractNumId w:val="64"/>
+    <w:abstractNumId w:val="66"/>
   </w:num>
   <w:num w:numId="11" w16cid:durableId="1977487236">
-    <w:abstractNumId w:val="56"/>
+    <w:abstractNumId w:val="58"/>
   </w:num>
   <w:num w:numId="12" w16cid:durableId="1228027891">
-    <w:abstractNumId w:val="14"/>
+    <w:abstractNumId w:val="16"/>
   </w:num>
   <w:num w:numId="13" w16cid:durableId="1573154328">
-    <w:abstractNumId w:val="51"/>
+    <w:abstractNumId w:val="53"/>
   </w:num>
   <w:num w:numId="14" w16cid:durableId="2040202803">
     <w:abstractNumId w:val="0"/>
   </w:num>
   <w:num w:numId="15" w16cid:durableId="1214076874">
+    <w:abstractNumId w:val="21"/>
+  </w:num>
+  <w:num w:numId="16" w16cid:durableId="1452935545">
+    <w:abstractNumId w:val="12"/>
+  </w:num>
+  <w:num w:numId="17" w16cid:durableId="611474586">
+    <w:abstractNumId w:val="22"/>
+  </w:num>
+  <w:num w:numId="18" w16cid:durableId="336619269">
+    <w:abstractNumId w:val="54"/>
+  </w:num>
+  <w:num w:numId="19" w16cid:durableId="1827699464">
+    <w:abstractNumId w:val="14"/>
+  </w:num>
+  <w:num w:numId="20" w16cid:durableId="248080642">
+    <w:abstractNumId w:val="7"/>
+  </w:num>
+  <w:num w:numId="21" w16cid:durableId="646015495">
+    <w:abstractNumId w:val="50"/>
+  </w:num>
+  <w:num w:numId="22" w16cid:durableId="180633004">
+    <w:abstractNumId w:val="20"/>
+  </w:num>
+  <w:num w:numId="23" w16cid:durableId="342825953">
+    <w:abstractNumId w:val="27"/>
+  </w:num>
+  <w:num w:numId="24" w16cid:durableId="2099250085">
+    <w:abstractNumId w:val="2"/>
+  </w:num>
+  <w:num w:numId="25" w16cid:durableId="187957888">
+    <w:abstractNumId w:val="15"/>
+  </w:num>
+  <w:num w:numId="26" w16cid:durableId="858852003">
+    <w:abstractNumId w:val="34"/>
+  </w:num>
+  <w:num w:numId="27" w16cid:durableId="949507119">
+    <w:abstractNumId w:val="42"/>
+  </w:num>
+  <w:num w:numId="28" w16cid:durableId="689571235">
+    <w:abstractNumId w:val="57"/>
+  </w:num>
+  <w:num w:numId="29" w16cid:durableId="1591425479">
+    <w:abstractNumId w:val="52"/>
+  </w:num>
+  <w:num w:numId="30" w16cid:durableId="1254163112">
+    <w:abstractNumId w:val="3"/>
+  </w:num>
+  <w:num w:numId="31" w16cid:durableId="1301308752">
+    <w:abstractNumId w:val="65"/>
+  </w:num>
+  <w:num w:numId="32" w16cid:durableId="1643076516">
+    <w:abstractNumId w:val="51"/>
+  </w:num>
+  <w:num w:numId="33" w16cid:durableId="576481963">
+    <w:abstractNumId w:val="62"/>
+  </w:num>
+  <w:num w:numId="34" w16cid:durableId="961572694">
+    <w:abstractNumId w:val="4"/>
+  </w:num>
+  <w:num w:numId="35" w16cid:durableId="2042242570">
+    <w:abstractNumId w:val="64"/>
+  </w:num>
+  <w:num w:numId="36" w16cid:durableId="391468096">
+    <w:abstractNumId w:val="35"/>
+  </w:num>
+  <w:num w:numId="37" w16cid:durableId="1776746990">
+    <w:abstractNumId w:val="29"/>
+  </w:num>
+  <w:num w:numId="38" w16cid:durableId="1200240417">
     <w:abstractNumId w:val="19"/>
   </w:num>
-  <w:num w:numId="16" w16cid:durableId="1452935545">
-    <w:abstractNumId w:val="10"/>
+  <w:num w:numId="39" w16cid:durableId="7803773">
+    <w:abstractNumId w:val="38"/>
   </w:num>
-  <w:num w:numId="17" w16cid:durableId="611474586">
-    <w:abstractNumId w:val="20"/>
+  <w:num w:numId="40" w16cid:durableId="1410812636">
+    <w:abstractNumId w:val="8"/>
   </w:num>
-  <w:num w:numId="18" w16cid:durableId="336619269">
-    <w:abstractNumId w:val="52"/>
+  <w:num w:numId="41" w16cid:durableId="2080402667">
+    <w:abstractNumId w:val="24"/>
   </w:num>
-  <w:num w:numId="19" w16cid:durableId="1827699464">
-    <w:abstractNumId w:val="12"/>
+  <w:num w:numId="42" w16cid:durableId="1095595630">
+    <w:abstractNumId w:val="18"/>
   </w:num>
-  <w:num w:numId="20" w16cid:durableId="248080642">
+  <w:num w:numId="43" w16cid:durableId="1642543100">
+    <w:abstractNumId w:val="17"/>
+  </w:num>
+  <w:num w:numId="44" w16cid:durableId="539585044">
+    <w:abstractNumId w:val="45"/>
+  </w:num>
+  <w:num w:numId="45" w16cid:durableId="1764185820">
+    <w:abstractNumId w:val="59"/>
+  </w:num>
+  <w:num w:numId="46" w16cid:durableId="1753044128">
+    <w:abstractNumId w:val="32"/>
+  </w:num>
+  <w:num w:numId="47" w16cid:durableId="31810885">
+    <w:abstractNumId w:val="49"/>
+  </w:num>
+  <w:num w:numId="48" w16cid:durableId="1094276800">
+    <w:abstractNumId w:val="33"/>
+  </w:num>
+  <w:num w:numId="49" w16cid:durableId="1226181255">
+    <w:abstractNumId w:val="60"/>
+  </w:num>
+  <w:num w:numId="50" w16cid:durableId="1436365038">
+    <w:abstractNumId w:val="36"/>
+  </w:num>
+  <w:num w:numId="51" w16cid:durableId="1087576137">
+    <w:abstractNumId w:val="40"/>
+  </w:num>
+  <w:num w:numId="52" w16cid:durableId="684479154">
+    <w:abstractNumId w:val="41"/>
+  </w:num>
+  <w:num w:numId="53" w16cid:durableId="1043482694">
+    <w:abstractNumId w:val="26"/>
+  </w:num>
+  <w:num w:numId="54" w16cid:durableId="886380116">
+    <w:abstractNumId w:val="5"/>
+  </w:num>
+  <w:num w:numId="55" w16cid:durableId="1449621513">
+    <w:abstractNumId w:val="28"/>
+  </w:num>
+  <w:num w:numId="56" w16cid:durableId="838471108">
+    <w:abstractNumId w:val="30"/>
+  </w:num>
+  <w:num w:numId="57" w16cid:durableId="1467701604">
+    <w:abstractNumId w:val="46"/>
+  </w:num>
+  <w:num w:numId="58" w16cid:durableId="319770030">
+    <w:abstractNumId w:val="25"/>
+  </w:num>
+  <w:num w:numId="59" w16cid:durableId="154490505">
     <w:abstractNumId w:val="6"/>
   </w:num>
-  <w:num w:numId="21" w16cid:durableId="646015495">
+  <w:num w:numId="60" w16cid:durableId="638921744">
+    <w:abstractNumId w:val="44"/>
+  </w:num>
+  <w:num w:numId="61" w16cid:durableId="502090249">
+    <w:abstractNumId w:val="13"/>
+  </w:num>
+  <w:num w:numId="62" w16cid:durableId="379672130">
+    <w:abstractNumId w:val="37"/>
+  </w:num>
+  <w:num w:numId="63" w16cid:durableId="584611445">
     <w:abstractNumId w:val="48"/>
   </w:num>
-  <w:num w:numId="22" w16cid:durableId="180633004">
-    <w:abstractNumId w:val="18"/>
+  <w:num w:numId="64" w16cid:durableId="1962495533">
+    <w:abstractNumId w:val="55"/>
   </w:num>
-  <w:num w:numId="23" w16cid:durableId="342825953">
-    <w:abstractNumId w:val="25"/>
+  <w:num w:numId="65" w16cid:durableId="1560746300">
+    <w:abstractNumId w:val="43"/>
   </w:num>
-  <w:num w:numId="24" w16cid:durableId="2099250085">
+  <w:num w:numId="66" w16cid:durableId="128401780">
     <w:abstractNumId w:val="1"/>
   </w:num>
-  <w:num w:numId="25" w16cid:durableId="187957888">
-    <w:abstractNumId w:val="13"/>
-  </w:num>
-  <w:num w:numId="26" w16cid:durableId="858852003">
-    <w:abstractNumId w:val="32"/>
-  </w:num>
-  <w:num w:numId="27" w16cid:durableId="949507119">
-    <w:abstractNumId w:val="40"/>
-  </w:num>
-  <w:num w:numId="28" w16cid:durableId="689571235">
-    <w:abstractNumId w:val="55"/>
-  </w:num>
-  <w:num w:numId="29" w16cid:durableId="1591425479">
-    <w:abstractNumId w:val="50"/>
-  </w:num>
-  <w:num w:numId="30" w16cid:durableId="1254163112">
-    <w:abstractNumId w:val="2"/>
-  </w:num>
-  <w:num w:numId="31" w16cid:durableId="1301308752">
-    <w:abstractNumId w:val="63"/>
-  </w:num>
-  <w:num w:numId="32" w16cid:durableId="1643076516">
-    <w:abstractNumId w:val="49"/>
-  </w:num>
-  <w:num w:numId="33" w16cid:durableId="576481963">
-    <w:abstractNumId w:val="60"/>
-  </w:num>
-  <w:num w:numId="34" w16cid:durableId="961572694">
-    <w:abstractNumId w:val="3"/>
-  </w:num>
-  <w:num w:numId="35" w16cid:durableId="2042242570">
-    <w:abstractNumId w:val="62"/>
-  </w:num>
-  <w:num w:numId="36" w16cid:durableId="391468096">
-    <w:abstractNumId w:val="33"/>
-  </w:num>
-  <w:num w:numId="37" w16cid:durableId="1776746990">
-    <w:abstractNumId w:val="27"/>
-  </w:num>
-  <w:num w:numId="38" w16cid:durableId="1200240417">
-    <w:abstractNumId w:val="17"/>
-  </w:num>
-  <w:num w:numId="39" w16cid:durableId="7803773">
-    <w:abstractNumId w:val="36"/>
-  </w:num>
-  <w:num w:numId="40" w16cid:durableId="1410812636">
-    <w:abstractNumId w:val="7"/>
-  </w:num>
-  <w:num w:numId="41" w16cid:durableId="2080402667">
-    <w:abstractNumId w:val="22"/>
-  </w:num>
-  <w:num w:numId="42" w16cid:durableId="1095595630">
-    <w:abstractNumId w:val="16"/>
-  </w:num>
-  <w:num w:numId="43" w16cid:durableId="1642543100">
-    <w:abstractNumId w:val="15"/>
-  </w:num>
-  <w:num w:numId="44" w16cid:durableId="539585044">
-    <w:abstractNumId w:val="43"/>
-  </w:num>
-  <w:num w:numId="45" w16cid:durableId="1764185820">
-    <w:abstractNumId w:val="57"/>
-  </w:num>
-  <w:num w:numId="46" w16cid:durableId="1753044128">
-    <w:abstractNumId w:val="30"/>
-  </w:num>
-  <w:num w:numId="47" w16cid:durableId="31810885">
-    <w:abstractNumId w:val="47"/>
-  </w:num>
-  <w:num w:numId="48" w16cid:durableId="1094276800">
-    <w:abstractNumId w:val="31"/>
-  </w:num>
-  <w:num w:numId="49" w16cid:durableId="1226181255">
-    <w:abstractNumId w:val="58"/>
-  </w:num>
-  <w:num w:numId="50" w16cid:durableId="1436365038">
-    <w:abstractNumId w:val="34"/>
-  </w:num>
-  <w:num w:numId="51" w16cid:durableId="1087576137">
-    <w:abstractNumId w:val="38"/>
-  </w:num>
-  <w:num w:numId="52" w16cid:durableId="684479154">
-    <w:abstractNumId w:val="39"/>
-  </w:num>
-  <w:num w:numId="53" w16cid:durableId="1043482694">
-    <w:abstractNumId w:val="24"/>
-  </w:num>
-  <w:num w:numId="54" w16cid:durableId="886380116">
-    <w:abstractNumId w:val="4"/>
-  </w:num>
-  <w:num w:numId="55" w16cid:durableId="1449621513">
-    <w:abstractNumId w:val="26"/>
-  </w:num>
-  <w:num w:numId="56" w16cid:durableId="838471108">
-    <w:abstractNumId w:val="28"/>
-  </w:num>
-  <w:num w:numId="57" w16cid:durableId="1467701604">
-    <w:abstractNumId w:val="44"/>
-  </w:num>
-  <w:num w:numId="58" w16cid:durableId="319770030">
-    <w:abstractNumId w:val="23"/>
-  </w:num>
-  <w:num w:numId="59" w16cid:durableId="154490505">
-    <w:abstractNumId w:val="5"/>
-  </w:num>
-  <w:num w:numId="60" w16cid:durableId="638921744">
-    <w:abstractNumId w:val="42"/>
-  </w:num>
-  <w:num w:numId="61" w16cid:durableId="502090249">
-    <w:abstractNumId w:val="11"/>
-  </w:num>
-  <w:num w:numId="62" w16cid:durableId="379672130">
-    <w:abstractNumId w:val="35"/>
-  </w:num>
-  <w:num w:numId="63" w16cid:durableId="584611445">
-    <w:abstractNumId w:val="46"/>
-  </w:num>
-  <w:num w:numId="64" w16cid:durableId="1962495533">
-    <w:abstractNumId w:val="53"/>
-  </w:num>
-  <w:num w:numId="65" w16cid:durableId="1560746300">
-    <w:abstractNumId w:val="41"/>
+  <w:num w:numId="67" w16cid:durableId="182286806">
+    <w:abstractNumId w:val="10"/>
   </w:num>
   <w:numIdMacAtCleanup w:val="13"/>
 </w:numbering>
-</file>
-
-<file path=word/people.xml><?xml version="1.0" encoding="utf-8"?>
-<w15:people xmlns:wpc="http://schemas.microsoft.com/office/word/2010/wordprocessingCanvas" xmlns:cx="http://schemas.microsoft.com/office/drawing/2014/chartex" xmlns:cx1="http://schemas.microsoft.com/office/drawing/2015/9/8/chartex" xmlns:cx2="http://schemas.microsoft.com/office/drawing/2015/10/21/chartex" xmlns:cx3="http://schemas.microsoft.com/office/drawing/2016/5/9/chartex" xmlns:cx4="http://schemas.microsoft.com/office/drawing/2016/5/10/chartex" xmlns:cx5="http://schemas.microsoft.com/office/drawing/2016/5/11/chartex" xmlns:cx6="http://schemas.microsoft.com/office/drawing/2016/5/12/chartex" xmlns:cx7="http://schemas.microsoft.com/office/drawing/2016/5/13/chartex" xmlns:cx8="http://schemas.microsoft.com/office/drawing/2016/5/14/chartex" xmlns:mc="http://schemas.openxmlformats.org/markup-compatibility/2006" xmlns:aink="http://schemas.microsoft.com/office/drawing/2016/ink" xmlns:am3d="http://schemas.microsoft.com/office/drawing/2017/model3d" xmlns:o="urn:schemas-microsoft-com:office:office" xmlns:oel="http://schemas.microsoft.com/office/2019/extlst" xmlns:r="http://schemas.openxmlformats.org/officeDocument/2006/relationships" xmlns:m="http://schemas.openxmlformats.org/officeDocument/2006/math" xmlns:v="urn:schemas-microsoft-com:vml" xmlns:wp14="http://schemas.microsoft.com/office/word/2010/wordprocessingDrawing" xmlns:wp="http://schemas.openxmlformats.org/drawingml/2006/wordprocessingDrawing" xmlns:w10="urn:schemas-microsoft-com:office:word" xmlns:w="http://schemas.openxmlformats.org/wordprocessingml/2006/main" xmlns:w14="http://schemas.microsoft.com/office/word/2010/wordml" xmlns:w15="http://schemas.microsoft.com/office/word/2012/wordml" xmlns:w16cex="http://schemas.microsoft.com/office/word/2018/wordml/cex" xmlns:w16cid="http://schemas.microsoft.com/office/word/2016/wordml/cid" xmlns:w16="http://schemas.microsoft.com/office/word/2018/wordml" xmlns:w16du="http://schemas.microsoft.com/office/word/2023/wordml/word16du" xmlns:w16sdtdh="http://schemas.microsoft.com/office/word/2020/wordml/sdtdatahash" xmlns:w16sdtfl="http://schemas.microsoft.com/office/word/2024/wordml/sdtformatlock" xmlns:w16se="http://schemas.microsoft.com/office/word/2015/wordml/symex" xmlns:wpg="http://schemas.microsoft.com/office/word/2010/wordprocessingGroup" xmlns:wpi="http://schemas.microsoft.com/office/word/2010/wordprocessingInk" xmlns:wne="http://schemas.microsoft.com/office/word/2006/wordml" xmlns:wps="http://schemas.microsoft.com/office/word/2010/wordprocessingShape" mc:Ignorable="w14 w15 w16se w16cid w16 w16cex w16sdtdh w16sdtfl w16du wp14">
-  <w15:person w15:author="Venkatesh Vadlakonda">
-    <w15:presenceInfo w15:providerId="AD" w15:userId="S::venkatesh.vadlakonda@incorpadvisory.in::a19bb86f-b7bf-49d9-abe1-6a736fe5532f"/>
-  </w15:person>
-</w15:people>
 </file>
 
 <file path=word/styles.xml><?xml version="1.0" encoding="utf-8"?>
